--- a/P305532-C#-AT2-Sprint one/Assessment Task Two 2024.v2.0 - SprintTwo .docx
+++ b/P305532-C#-AT2-Sprint one/Assessment Task Two 2024.v2.0 - SprintTwo .docx
@@ -8645,7 +8645,13 @@
               <w:spacing w:after="120"/>
             </w:pPr>
             <w:r>
-              <w:t>The sequential sort method must be coded using a single FOR loop and one IF condition.</w:t>
+              <w:t xml:space="preserve">The sequential </w:t>
+            </w:r>
+            <w:r>
+              <w:t>search</w:t>
+            </w:r>
+            <w:r>
+              <w:t xml:space="preserve"> must be coded using a single FOR loop and one IF condition.</w:t>
             </w:r>
           </w:p>
         </w:tc>
@@ -8713,32 +8719,6 @@
                 <w:lang w:eastAsia="ko-KR"/>
               </w:rPr>
             </w:pPr>
-            <w:r>
-              <w:t>The program provides detailed t</w:t>
-            </w:r>
-            <w:r>
-              <w:t>ooltips for</w:t>
-            </w:r>
-            <w:r>
-              <w:t xml:space="preserve"> </w:t>
-            </w:r>
-            <w:r>
-              <w:rPr>
-                <w:rFonts w:hint="eastAsia"/>
-                <w:lang w:eastAsia="ko-KR"/>
-              </w:rPr>
-              <w:t>a</w:t>
-            </w:r>
-            <w:r>
-              <w:t>ll GUI components</w:t>
-            </w:r>
-            <w:r>
-              <w:rPr>
-                <w:rFonts w:hint="eastAsia"/>
-                <w:lang w:eastAsia="ko-KR"/>
-              </w:rPr>
-              <w:t>.</w:t>
-            </w:r>
           </w:p>
         </w:tc>
       </w:tr>
@@ -8901,6 +8881,48 @@
             </w:r>
             <w:r>
               <w:t>to track code changes and updates.</w:t>
+            </w:r>
+          </w:p>
+        </w:tc>
+      </w:tr>
+      <w:tr>
+        <w:trPr>
+          <w:jc w:val="center"/>
+        </w:trPr>
+        <w:tc>
+          <w:tcPr>
+            <w:tcW w:w="9561" w:type="dxa"/>
+            <w:gridSpan w:val="5"/>
+          </w:tcPr>
+          <w:p>
+            <w:pPr>
+              <w:spacing w:after="120"/>
+            </w:pPr>
+            <w:r>
+              <w:t>The program provides detailed t</w:t>
+            </w:r>
+            <w:r>
+              <w:t>ooltips for</w:t>
+            </w:r>
+            <w:r>
+              <w:t xml:space="preserve"> </w:t>
+            </w:r>
+            <w:r>
+              <w:rPr>
+                <w:rFonts w:hint="eastAsia"/>
+                <w:lang w:eastAsia="ko-KR"/>
+              </w:rPr>
+              <w:t>a</w:t>
+            </w:r>
+            <w:r>
+              <w:t>ll GUI components</w:t>
+            </w:r>
+            <w:r>
+              <w:rPr>
+                <w:rFonts w:hint="eastAsia"/>
+                <w:lang w:eastAsia="ko-KR"/>
+              </w:rPr>
+              <w:t>.</w:t>
             </w:r>
           </w:p>
         </w:tc>
@@ -9025,6 +9047,7 @@
               <w:spacing w:after="0" w:line="240" w:lineRule="auto"/>
             </w:pPr>
             <w:r>
+              <w:lastRenderedPageBreak/>
               <w:t>GUI Development Tool</w:t>
             </w:r>
           </w:p>
@@ -9120,7 +9143,6 @@
               <w:spacing w:after="0" w:line="240" w:lineRule="auto"/>
             </w:pPr>
             <w:r>
-              <w:lastRenderedPageBreak/>
               <w:t>UI Components</w:t>
             </w:r>
           </w:p>
@@ -9445,7 +9467,6 @@
             <w:r>
               <w:t xml:space="preserve">utton will calculate </w:t>
             </w:r>
-            <w:proofErr w:type="gramStart"/>
             <w:r>
               <w:rPr>
                 <w:lang w:eastAsia="ko-KR"/>
@@ -9460,11 +9481,7 @@
               <w:t xml:space="preserve"> </w:t>
             </w:r>
             <w:r>
-              <w:t xml:space="preserve"> and</w:t>
-            </w:r>
-            <w:proofErr w:type="gramEnd"/>
-            <w:r>
-              <w:t xml:space="preserve"> display the result in the text box</w:t>
+              <w:t>and display the result in the text box</w:t>
             </w:r>
             <w:r>
               <w:rPr>
@@ -10023,13 +10040,13 @@
         <w:tblLook w:val="04A0" w:firstRow="1" w:lastRow="0" w:firstColumn="1" w:lastColumn="0" w:noHBand="0" w:noVBand="1"/>
       </w:tblPr>
       <w:tblGrid>
-        <w:gridCol w:w="2122"/>
-        <w:gridCol w:w="73"/>
-        <w:gridCol w:w="2810"/>
-        <w:gridCol w:w="1212"/>
-        <w:gridCol w:w="724"/>
-        <w:gridCol w:w="1276"/>
-        <w:gridCol w:w="1417"/>
+        <w:gridCol w:w="1277"/>
+        <w:gridCol w:w="216"/>
+        <w:gridCol w:w="2755"/>
+        <w:gridCol w:w="1616"/>
+        <w:gridCol w:w="691"/>
+        <w:gridCol w:w="1620"/>
+        <w:gridCol w:w="1679"/>
       </w:tblGrid>
       <w:tr>
         <w:tc>
@@ -11009,6 +11026,7 @@
           </w:tcPr>
           <w:p>
             <w:r>
+              <w:lastRenderedPageBreak/>
               <w:t>Local Source Control Screen Shot</w:t>
             </w:r>
           </w:p>
@@ -11024,7 +11042,54 @@
             </w:tcBorders>
             <w:shd w:val="clear" w:color="auto" w:fill="auto"/>
           </w:tcPr>
-          <w:p/>
+          <w:p>
+            <w:r>
+              <w:rPr>
+                <w:noProof/>
+              </w:rPr>
+              <w:drawing>
+                <wp:inline distT="0" distB="0" distL="0" distR="0" wp14:anchorId="73846D6E" wp14:editId="160132EC">
+                  <wp:extent cx="5305425" cy="4199255"/>
+                  <wp:effectExtent l="0" t="0" r="9525" b="0"/>
+                  <wp:docPr id="750207203" name="Picture 11" descr="A screenshot of a computer&#10;&#10;Description automatically generated"/>
+                  <wp:cNvGraphicFramePr>
+                    <a:graphicFrameLocks xmlns:a="http://schemas.openxmlformats.org/drawingml/2006/main" noChangeAspect="1"/>
+                  </wp:cNvGraphicFramePr>
+                  <a:graphic xmlns:a="http://schemas.openxmlformats.org/drawingml/2006/main">
+                    <a:graphicData uri="http://schemas.openxmlformats.org/drawingml/2006/picture">
+                      <pic:pic xmlns:pic="http://schemas.openxmlformats.org/drawingml/2006/picture">
+                        <pic:nvPicPr>
+                          <pic:cNvPr id="750207203" name="Picture 11" descr="A screenshot of a computer&#10;&#10;Description automatically generated"/>
+                          <pic:cNvPicPr/>
+                        </pic:nvPicPr>
+                        <pic:blipFill>
+                          <a:blip r:embed="rId21">
+                            <a:extLst>
+                              <a:ext uri="{28A0092B-C50C-407E-A947-70E740481C1C}">
+                                <a14:useLocalDpi xmlns:a14="http://schemas.microsoft.com/office/drawing/2010/main" val="0"/>
+                              </a:ext>
+                            </a:extLst>
+                          </a:blip>
+                          <a:stretch>
+                            <a:fillRect/>
+                          </a:stretch>
+                        </pic:blipFill>
+                        <pic:spPr>
+                          <a:xfrm>
+                            <a:off x="0" y="0"/>
+                            <a:ext cx="5305425" cy="4199255"/>
+                          </a:xfrm>
+                          <a:prstGeom prst="rect">
+                            <a:avLst/>
+                          </a:prstGeom>
+                        </pic:spPr>
+                      </pic:pic>
+                    </a:graphicData>
+                  </a:graphic>
+                </wp:inline>
+              </w:drawing>
+            </w:r>
+          </w:p>
         </w:tc>
       </w:tr>
       <w:tr>
@@ -15129,9 +15194,9 @@
       <w:bookmarkEnd w:id="0"/>
     </w:p>
     <w:sectPr>
-      <w:headerReference w:type="even" r:id="rId21"/>
-      <w:headerReference w:type="default" r:id="rId22"/>
-      <w:headerReference w:type="first" r:id="rId23"/>
+      <w:headerReference w:type="even" r:id="rId22"/>
+      <w:headerReference w:type="default" r:id="rId23"/>
+      <w:headerReference w:type="first" r:id="rId24"/>
       <w:pgSz w:w="11906" w:h="16838"/>
       <w:pgMar w:top="1985" w:right="1134" w:bottom="1701" w:left="1134" w:header="568" w:footer="457" w:gutter="0"/>
       <w:cols w:space="708"/>

--- a/P305532-C#-AT2-Sprint one/Assessment Task Two 2024.v2.0 - SprintTwo .docx
+++ b/P305532-C#-AT2-Sprint one/Assessment Task Two 2024.v2.0 - SprintTwo .docx
@@ -7702,14 +7702,25 @@
               </w:rPr>
             </w:pPr>
             <w:r>
-              <w:t>Funtion</w:t>
-            </w:r>
-            <w:r>
-              <w:rPr>
-                <w:rFonts w:hint="eastAsia"/>
-                <w:lang w:eastAsia="ko-KR"/>
-              </w:rPr>
-              <w:t>1</w:t>
+              <w:t>Fun</w:t>
+            </w:r>
+            <w:r>
+              <w:t>c</w:t>
+            </w:r>
+            <w:r>
+              <w:t>tion</w:t>
+            </w:r>
+            <w:r>
+              <w:t xml:space="preserve"> for mid -</w:t>
+            </w:r>
+            <w:r>
+              <w:t xml:space="preserve"> </w:t>
+            </w:r>
+            <w:r>
+              <w:t>e</w:t>
+            </w:r>
+            <w:r>
+              <w:t>xtreme</w:t>
             </w:r>
           </w:p>
         </w:tc>
@@ -7787,14 +7798,19 @@
               </w:rPr>
             </w:pPr>
             <w:r>
-              <w:t>Funtion</w:t>
-            </w:r>
-            <w:r>
-              <w:rPr>
-                <w:rFonts w:hint="eastAsia"/>
-                <w:lang w:eastAsia="ko-KR"/>
-              </w:rPr>
-              <w:t>2</w:t>
+              <w:t>Fun</w:t>
+            </w:r>
+            <w:r>
+              <w:t>c</w:t>
+            </w:r>
+            <w:r>
+              <w:t>tion</w:t>
+            </w:r>
+            <w:r>
+              <w:t xml:space="preserve"> for </w:t>
+            </w:r>
+            <w:r>
+              <w:t>mode</w:t>
             </w:r>
           </w:p>
         </w:tc>
@@ -7875,14 +7891,19 @@
               </w:rPr>
             </w:pPr>
             <w:r>
-              <w:t>Funtion</w:t>
-            </w:r>
-            <w:r>
-              <w:rPr>
-                <w:rFonts w:hint="eastAsia"/>
-                <w:lang w:eastAsia="ko-KR"/>
-              </w:rPr>
-              <w:t>3</w:t>
+              <w:t>Fun</w:t>
+            </w:r>
+            <w:r>
+              <w:t>c</w:t>
+            </w:r>
+            <w:r>
+              <w:t>tion</w:t>
+            </w:r>
+            <w:r>
+              <w:t xml:space="preserve"> for </w:t>
+            </w:r>
+            <w:r>
+              <w:t>average</w:t>
             </w:r>
           </w:p>
         </w:tc>
@@ -7953,14 +7974,22 @@
               </w:rPr>
             </w:pPr>
             <w:r>
-              <w:t>Funtion</w:t>
-            </w:r>
-            <w:r>
-              <w:rPr>
-                <w:rFonts w:hint="eastAsia"/>
-                <w:lang w:eastAsia="ko-KR"/>
-              </w:rPr>
-              <w:t>4</w:t>
+              <w:t>Fun</w:t>
+            </w:r>
+            <w:r>
+              <w:t>c</w:t>
+            </w:r>
+            <w:r>
+              <w:t>tion</w:t>
+            </w:r>
+            <w:r>
+              <w:t xml:space="preserve"> for </w:t>
+            </w:r>
+            <w:r>
+              <w:t>range</w:t>
+            </w:r>
+            <w:r>
+              <w:t>s</w:t>
             </w:r>
           </w:p>
         </w:tc>
@@ -8025,14 +8054,19 @@
               </w:rPr>
             </w:pPr>
             <w:r>
-              <w:t>Funtion</w:t>
-            </w:r>
-            <w:r>
-              <w:rPr>
-                <w:rFonts w:hint="eastAsia"/>
-                <w:lang w:eastAsia="ko-KR"/>
-              </w:rPr>
-              <w:t>5</w:t>
+              <w:t>Fun</w:t>
+            </w:r>
+            <w:r>
+              <w:t>c</w:t>
+            </w:r>
+            <w:r>
+              <w:t>tion</w:t>
+            </w:r>
+            <w:r>
+              <w:t xml:space="preserve"> for </w:t>
+            </w:r>
+            <w:r>
+              <w:t>sequential search</w:t>
             </w:r>
           </w:p>
         </w:tc>
@@ -8194,7 +8228,11 @@
               <w:spacing w:after="0"/>
             </w:pPr>
             <w:r>
-              <w:t>Ensure the feedback to the user with a success message if the search is successful and an error message if the search fails or the text box is empty.</w:t>
+              <w:t xml:space="preserve">Ensure the feedback to the user with a success message if the search is successful and an error message if the search fails or the text box is </w:t>
+            </w:r>
+            <w:r>
+              <w:lastRenderedPageBreak/>
+              <w:t>empty.</w:t>
             </w:r>
           </w:p>
         </w:tc>
@@ -8214,6 +8252,7 @@
                 <w:rFonts w:hint="eastAsia"/>
                 <w:lang w:eastAsia="ko-KR"/>
               </w:rPr>
+              <w:lastRenderedPageBreak/>
               <w:t>2</w:t>
             </w:r>
           </w:p>
@@ -8249,7 +8288,6 @@
                 <w:rFonts w:hint="eastAsia"/>
                 <w:lang w:eastAsia="ko-KR"/>
               </w:rPr>
-              <w:lastRenderedPageBreak/>
               <w:t>Updating</w:t>
             </w:r>
           </w:p>
@@ -9875,10 +9913,10 @@
               </w:rPr>
               <w:lastRenderedPageBreak/>
               <w:drawing>
-                <wp:inline distT="0" distB="0" distL="0" distR="0" wp14:anchorId="56FF3488" wp14:editId="51825736">
-                  <wp:extent cx="5600700" cy="6029325"/>
-                  <wp:effectExtent l="0" t="0" r="0" b="9525"/>
-                  <wp:docPr id="1852250666" name="Picture 10" descr="A screenshot of a computer&#10;&#10;Description automatically generated"/>
+                <wp:inline distT="0" distB="0" distL="0" distR="0" wp14:anchorId="77516841" wp14:editId="7E6499A7">
+                  <wp:extent cx="5372100" cy="6153150"/>
+                  <wp:effectExtent l="0" t="0" r="0" b="0"/>
+                  <wp:docPr id="1779781188" name="Picture 13" descr="A screenshot of a cell phone&#10;&#10;Description automatically generated"/>
                   <wp:cNvGraphicFramePr>
                     <a:graphicFrameLocks xmlns:a="http://schemas.openxmlformats.org/drawingml/2006/main" noChangeAspect="1"/>
                   </wp:cNvGraphicFramePr>
@@ -9886,7 +9924,7 @@
                     <a:graphicData uri="http://schemas.openxmlformats.org/drawingml/2006/picture">
                       <pic:pic xmlns:pic="http://schemas.openxmlformats.org/drawingml/2006/picture">
                         <pic:nvPicPr>
-                          <pic:cNvPr id="1852250666" name="Picture 10" descr="A screenshot of a computer&#10;&#10;Description automatically generated"/>
+                          <pic:cNvPr id="1779781188" name="Picture 13" descr="A screenshot of a cell phone&#10;&#10;Description automatically generated"/>
                           <pic:cNvPicPr/>
                         </pic:nvPicPr>
                         <pic:blipFill>
@@ -9904,7 +9942,7 @@
                         <pic:spPr>
                           <a:xfrm>
                             <a:off x="0" y="0"/>
-                            <a:ext cx="5600700" cy="6029325"/>
+                            <a:ext cx="5372100" cy="6153150"/>
                           </a:xfrm>
                           <a:prstGeom prst="rect">
                             <a:avLst/>
@@ -10036,22 +10074,22 @@
     <w:tbl>
       <w:tblPr>
         <w:tblStyle w:val="TableGrid"/>
-        <w:tblW w:w="9634" w:type="dxa"/>
+        <w:tblW w:w="9854" w:type="dxa"/>
         <w:tblLook w:val="04A0" w:firstRow="1" w:lastRow="0" w:firstColumn="1" w:lastColumn="0" w:noHBand="0" w:noVBand="1"/>
       </w:tblPr>
       <w:tblGrid>
-        <w:gridCol w:w="1277"/>
-        <w:gridCol w:w="216"/>
-        <w:gridCol w:w="2755"/>
-        <w:gridCol w:w="1616"/>
-        <w:gridCol w:w="691"/>
-        <w:gridCol w:w="1620"/>
-        <w:gridCol w:w="1679"/>
+        <w:gridCol w:w="3616"/>
+        <w:gridCol w:w="252"/>
+        <w:gridCol w:w="1857"/>
+        <w:gridCol w:w="1258"/>
+        <w:gridCol w:w="495"/>
+        <w:gridCol w:w="1205"/>
+        <w:gridCol w:w="1171"/>
       </w:tblGrid>
       <w:tr>
         <w:tc>
           <w:tcPr>
-            <w:tcW w:w="9634" w:type="dxa"/>
+            <w:tcW w:w="9854" w:type="dxa"/>
             <w:gridSpan w:val="7"/>
             <w:tcBorders>
               <w:top w:val="single" w:sz="4" w:space="0" w:color="auto"/>
@@ -10075,7 +10113,7 @@
       <w:tr>
         <w:tc>
           <w:tcPr>
-            <w:tcW w:w="2195" w:type="dxa"/>
+            <w:tcW w:w="1493" w:type="dxa"/>
             <w:gridSpan w:val="2"/>
             <w:tcBorders>
               <w:top w:val="single" w:sz="4" w:space="0" w:color="auto"/>
@@ -10094,7 +10132,7 @@
         </w:tc>
         <w:tc>
           <w:tcPr>
-            <w:tcW w:w="7439" w:type="dxa"/>
+            <w:tcW w:w="8361" w:type="dxa"/>
             <w:gridSpan w:val="5"/>
             <w:tcBorders>
               <w:top w:val="single" w:sz="4" w:space="0" w:color="auto"/>
@@ -10114,7 +10152,7 @@
       <w:tr>
         <w:tc>
           <w:tcPr>
-            <w:tcW w:w="2195" w:type="dxa"/>
+            <w:tcW w:w="1493" w:type="dxa"/>
             <w:gridSpan w:val="2"/>
             <w:tcBorders>
               <w:top w:val="single" w:sz="4" w:space="0" w:color="auto"/>
@@ -10133,7 +10171,7 @@
         </w:tc>
         <w:tc>
           <w:tcPr>
-            <w:tcW w:w="2810" w:type="dxa"/>
+            <w:tcW w:w="2755" w:type="dxa"/>
             <w:tcBorders>
               <w:top w:val="single" w:sz="4" w:space="0" w:color="auto"/>
             </w:tcBorders>
@@ -10157,7 +10195,7 @@
         </w:tc>
         <w:tc>
           <w:tcPr>
-            <w:tcW w:w="1212" w:type="dxa"/>
+            <w:tcW w:w="1616" w:type="dxa"/>
             <w:tcBorders>
               <w:top w:val="single" w:sz="4" w:space="0" w:color="auto"/>
             </w:tcBorders>
@@ -10175,7 +10213,7 @@
         </w:tc>
         <w:tc>
           <w:tcPr>
-            <w:tcW w:w="3417" w:type="dxa"/>
+            <w:tcW w:w="3990" w:type="dxa"/>
             <w:gridSpan w:val="3"/>
             <w:tcBorders>
               <w:top w:val="single" w:sz="4" w:space="0" w:color="auto"/>
@@ -10202,7 +10240,7 @@
       <w:tr>
         <w:tc>
           <w:tcPr>
-            <w:tcW w:w="2195" w:type="dxa"/>
+            <w:tcW w:w="1493" w:type="dxa"/>
             <w:gridSpan w:val="2"/>
             <w:tcBorders>
               <w:top w:val="single" w:sz="4" w:space="0" w:color="auto"/>
@@ -10222,7 +10260,7 @@
         </w:tc>
         <w:tc>
           <w:tcPr>
-            <w:tcW w:w="7439" w:type="dxa"/>
+            <w:tcW w:w="8361" w:type="dxa"/>
             <w:gridSpan w:val="5"/>
             <w:tcBorders>
               <w:top w:val="single" w:sz="4" w:space="0" w:color="auto"/>
@@ -10243,7 +10281,7 @@
         </w:trPr>
         <w:tc>
           <w:tcPr>
-            <w:tcW w:w="6941" w:type="dxa"/>
+            <w:tcW w:w="6555" w:type="dxa"/>
             <w:gridSpan w:val="5"/>
             <w:tcBorders>
               <w:top w:val="single" w:sz="4" w:space="0" w:color="171717" w:themeColor="background2" w:themeShade="1A"/>
@@ -10274,7 +10312,7 @@
         </w:tc>
         <w:tc>
           <w:tcPr>
-            <w:tcW w:w="1276" w:type="dxa"/>
+            <w:tcW w:w="1620" w:type="dxa"/>
             <w:tcBorders>
               <w:top w:val="single" w:sz="4" w:space="0" w:color="171717" w:themeColor="background2" w:themeShade="1A"/>
               <w:left w:val="single" w:sz="4" w:space="0" w:color="171717" w:themeColor="background2" w:themeShade="1A"/>
@@ -10299,7 +10337,7 @@
         </w:tc>
         <w:tc>
           <w:tcPr>
-            <w:tcW w:w="1417" w:type="dxa"/>
+            <w:tcW w:w="1679" w:type="dxa"/>
             <w:tcBorders>
               <w:top w:val="single" w:sz="4" w:space="0" w:color="171717" w:themeColor="background2" w:themeShade="1A"/>
               <w:left w:val="single" w:sz="4" w:space="0" w:color="171717" w:themeColor="background2" w:themeShade="1A"/>
@@ -10326,7 +10364,7 @@
       <w:tr>
         <w:tc>
           <w:tcPr>
-            <w:tcW w:w="6941" w:type="dxa"/>
+            <w:tcW w:w="6555" w:type="dxa"/>
             <w:gridSpan w:val="5"/>
             <w:tcBorders>
               <w:top w:val="single" w:sz="4" w:space="0" w:color="171717" w:themeColor="background2" w:themeShade="1A"/>
@@ -10373,7 +10411,7 @@
           <w:sdtContent>
             <w:tc>
               <w:tcPr>
-                <w:tcW w:w="1276" w:type="dxa"/>
+                <w:tcW w:w="1620" w:type="dxa"/>
                 <w:tcBorders>
                   <w:top w:val="single" w:sz="4" w:space="0" w:color="171717" w:themeColor="background2" w:themeShade="1A"/>
                   <w:left w:val="single" w:sz="4" w:space="0" w:color="171717" w:themeColor="background2" w:themeShade="1A"/>
@@ -10408,7 +10446,7 @@
           <w:sdtContent>
             <w:tc>
               <w:tcPr>
-                <w:tcW w:w="1417" w:type="dxa"/>
+                <w:tcW w:w="1679" w:type="dxa"/>
                 <w:tcBorders>
                   <w:top w:val="single" w:sz="4" w:space="0" w:color="171717" w:themeColor="background2" w:themeShade="1A"/>
                   <w:left w:val="single" w:sz="4" w:space="0" w:color="171717" w:themeColor="background2" w:themeShade="1A"/>
@@ -10435,7 +10473,7 @@
       <w:tr>
         <w:tc>
           <w:tcPr>
-            <w:tcW w:w="6941" w:type="dxa"/>
+            <w:tcW w:w="6555" w:type="dxa"/>
             <w:gridSpan w:val="5"/>
             <w:tcBorders>
               <w:top w:val="single" w:sz="4" w:space="0" w:color="171717" w:themeColor="background2" w:themeShade="1A"/>
@@ -10467,7 +10505,7 @@
           <w:sdtContent>
             <w:tc>
               <w:tcPr>
-                <w:tcW w:w="1276" w:type="dxa"/>
+                <w:tcW w:w="1620" w:type="dxa"/>
                 <w:tcBorders>
                   <w:top w:val="single" w:sz="4" w:space="0" w:color="171717" w:themeColor="background2" w:themeShade="1A"/>
                   <w:left w:val="single" w:sz="4" w:space="0" w:color="171717" w:themeColor="background2" w:themeShade="1A"/>
@@ -10502,7 +10540,7 @@
           <w:sdtContent>
             <w:tc>
               <w:tcPr>
-                <w:tcW w:w="1417" w:type="dxa"/>
+                <w:tcW w:w="1679" w:type="dxa"/>
                 <w:tcBorders>
                   <w:top w:val="single" w:sz="4" w:space="0" w:color="171717" w:themeColor="background2" w:themeShade="1A"/>
                   <w:left w:val="single" w:sz="4" w:space="0" w:color="171717" w:themeColor="background2" w:themeShade="1A"/>
@@ -10529,7 +10567,7 @@
       <w:tr>
         <w:tc>
           <w:tcPr>
-            <w:tcW w:w="6941" w:type="dxa"/>
+            <w:tcW w:w="6555" w:type="dxa"/>
             <w:gridSpan w:val="5"/>
             <w:tcBorders>
               <w:top w:val="single" w:sz="4" w:space="0" w:color="171717" w:themeColor="background2" w:themeShade="1A"/>
@@ -10561,7 +10599,7 @@
           <w:sdtContent>
             <w:tc>
               <w:tcPr>
-                <w:tcW w:w="1276" w:type="dxa"/>
+                <w:tcW w:w="1620" w:type="dxa"/>
                 <w:tcBorders>
                   <w:top w:val="single" w:sz="4" w:space="0" w:color="171717" w:themeColor="background2" w:themeShade="1A"/>
                   <w:left w:val="single" w:sz="4" w:space="0" w:color="171717" w:themeColor="background2" w:themeShade="1A"/>
@@ -10596,7 +10634,7 @@
           <w:sdtContent>
             <w:tc>
               <w:tcPr>
-                <w:tcW w:w="1417" w:type="dxa"/>
+                <w:tcW w:w="1679" w:type="dxa"/>
                 <w:tcBorders>
                   <w:top w:val="single" w:sz="4" w:space="0" w:color="171717" w:themeColor="background2" w:themeShade="1A"/>
                   <w:left w:val="single" w:sz="4" w:space="0" w:color="171717" w:themeColor="background2" w:themeShade="1A"/>
@@ -10623,7 +10661,7 @@
       <w:tr>
         <w:tc>
           <w:tcPr>
-            <w:tcW w:w="6941" w:type="dxa"/>
+            <w:tcW w:w="6555" w:type="dxa"/>
             <w:gridSpan w:val="5"/>
             <w:tcBorders>
               <w:top w:val="single" w:sz="4" w:space="0" w:color="171717" w:themeColor="background2" w:themeShade="1A"/>
@@ -10655,7 +10693,7 @@
           <w:sdtContent>
             <w:tc>
               <w:tcPr>
-                <w:tcW w:w="1276" w:type="dxa"/>
+                <w:tcW w:w="1620" w:type="dxa"/>
                 <w:tcBorders>
                   <w:top w:val="single" w:sz="4" w:space="0" w:color="171717" w:themeColor="background2" w:themeShade="1A"/>
                   <w:left w:val="single" w:sz="4" w:space="0" w:color="171717" w:themeColor="background2" w:themeShade="1A"/>
@@ -10690,7 +10728,7 @@
           <w:sdtContent>
             <w:tc>
               <w:tcPr>
-                <w:tcW w:w="1417" w:type="dxa"/>
+                <w:tcW w:w="1679" w:type="dxa"/>
                 <w:tcBorders>
                   <w:top w:val="single" w:sz="4" w:space="0" w:color="171717" w:themeColor="background2" w:themeShade="1A"/>
                   <w:left w:val="single" w:sz="4" w:space="0" w:color="171717" w:themeColor="background2" w:themeShade="1A"/>
@@ -10717,7 +10755,7 @@
       <w:tr>
         <w:tc>
           <w:tcPr>
-            <w:tcW w:w="6941" w:type="dxa"/>
+            <w:tcW w:w="6555" w:type="dxa"/>
             <w:gridSpan w:val="5"/>
             <w:tcBorders>
               <w:top w:val="single" w:sz="4" w:space="0" w:color="171717" w:themeColor="background2" w:themeShade="1A"/>
@@ -10749,7 +10787,7 @@
           <w:sdtContent>
             <w:tc>
               <w:tcPr>
-                <w:tcW w:w="1276" w:type="dxa"/>
+                <w:tcW w:w="1620" w:type="dxa"/>
                 <w:tcBorders>
                   <w:top w:val="single" w:sz="4" w:space="0" w:color="171717" w:themeColor="background2" w:themeShade="1A"/>
                   <w:left w:val="single" w:sz="4" w:space="0" w:color="171717" w:themeColor="background2" w:themeShade="1A"/>
@@ -10784,7 +10822,7 @@
           <w:sdtContent>
             <w:tc>
               <w:tcPr>
-                <w:tcW w:w="1417" w:type="dxa"/>
+                <w:tcW w:w="1679" w:type="dxa"/>
                 <w:tcBorders>
                   <w:top w:val="single" w:sz="4" w:space="0" w:color="171717" w:themeColor="background2" w:themeShade="1A"/>
                   <w:left w:val="single" w:sz="4" w:space="0" w:color="171717" w:themeColor="background2" w:themeShade="1A"/>
@@ -10811,7 +10849,7 @@
       <w:tr>
         <w:tc>
           <w:tcPr>
-            <w:tcW w:w="6941" w:type="dxa"/>
+            <w:tcW w:w="6555" w:type="dxa"/>
             <w:gridSpan w:val="5"/>
             <w:tcBorders>
               <w:top w:val="single" w:sz="4" w:space="0" w:color="171717" w:themeColor="background2" w:themeShade="1A"/>
@@ -10843,7 +10881,7 @@
           <w:sdtContent>
             <w:tc>
               <w:tcPr>
-                <w:tcW w:w="1276" w:type="dxa"/>
+                <w:tcW w:w="1620" w:type="dxa"/>
                 <w:tcBorders>
                   <w:top w:val="single" w:sz="4" w:space="0" w:color="171717" w:themeColor="background2" w:themeShade="1A"/>
                   <w:left w:val="single" w:sz="4" w:space="0" w:color="171717" w:themeColor="background2" w:themeShade="1A"/>
@@ -10878,7 +10916,7 @@
           <w:sdtContent>
             <w:tc>
               <w:tcPr>
-                <w:tcW w:w="1417" w:type="dxa"/>
+                <w:tcW w:w="1679" w:type="dxa"/>
                 <w:tcBorders>
                   <w:top w:val="single" w:sz="4" w:space="0" w:color="171717" w:themeColor="background2" w:themeShade="1A"/>
                   <w:left w:val="single" w:sz="4" w:space="0" w:color="171717" w:themeColor="background2" w:themeShade="1A"/>
@@ -10905,7 +10943,7 @@
       <w:tr>
         <w:tc>
           <w:tcPr>
-            <w:tcW w:w="9634" w:type="dxa"/>
+            <w:tcW w:w="9854" w:type="dxa"/>
             <w:gridSpan w:val="7"/>
             <w:tcBorders>
               <w:top w:val="single" w:sz="4" w:space="0" w:color="auto"/>
@@ -10937,7 +10975,7 @@
       <w:tr>
         <w:tc>
           <w:tcPr>
-            <w:tcW w:w="2122" w:type="dxa"/>
+            <w:tcW w:w="1277" w:type="dxa"/>
             <w:tcBorders>
               <w:top w:val="single" w:sz="4" w:space="0" w:color="auto"/>
               <w:left w:val="single" w:sz="4" w:space="0" w:color="auto"/>
@@ -10954,7 +10992,7 @@
         </w:tc>
         <w:tc>
           <w:tcPr>
-            <w:tcW w:w="7512" w:type="dxa"/>
+            <w:tcW w:w="8577" w:type="dxa"/>
             <w:gridSpan w:val="6"/>
             <w:tcBorders>
               <w:top w:val="single" w:sz="4" w:space="0" w:color="auto"/>
@@ -10963,18 +11001,19 @@
             <w:shd w:val="clear" w:color="auto" w:fill="auto"/>
           </w:tcPr>
           <w:p>
-            <w:proofErr w:type="spellStart"/>
-            <w:r>
-              <w:t>sprintone</w:t>
-            </w:r>
-            <w:proofErr w:type="spellEnd"/>
+            <w:r>
+              <w:t>sprint</w:t>
+            </w:r>
+            <w:r>
+              <w:t>Two</w:t>
+            </w:r>
           </w:p>
         </w:tc>
       </w:tr>
       <w:tr>
         <w:tc>
           <w:tcPr>
-            <w:tcW w:w="2122" w:type="dxa"/>
+            <w:tcW w:w="1277" w:type="dxa"/>
             <w:tcBorders>
               <w:top w:val="single" w:sz="4" w:space="0" w:color="auto"/>
               <w:left w:val="single" w:sz="4" w:space="0" w:color="auto"/>
@@ -10985,13 +11024,13 @@
           </w:tcPr>
           <w:p>
             <w:r>
-              <w:t>URL</w:t>
-            </w:r>
-          </w:p>
-        </w:tc>
-        <w:tc>
-          <w:tcPr>
-            <w:tcW w:w="7512" w:type="dxa"/>
+              <w:t>https://github.com/sunjudoit/sprintone/tree/sprintTwo</w:t>
+            </w:r>
+          </w:p>
+        </w:tc>
+        <w:tc>
+          <w:tcPr>
+            <w:tcW w:w="8577" w:type="dxa"/>
             <w:gridSpan w:val="6"/>
             <w:tcBorders>
               <w:top w:val="single" w:sz="4" w:space="0" w:color="auto"/>
@@ -11001,21 +11040,16 @@
             <w:shd w:val="clear" w:color="auto" w:fill="auto"/>
           </w:tcPr>
           <w:p>
-            <w:hyperlink r:id="rId20" w:history="1">
-              <w:r>
-                <w:rPr>
-                  <w:rStyle w:val="Hyperlink"/>
-                </w:rPr>
-                <w:t>sprintone/ at main · sunjudoit/sprintone (github.com)</w:t>
-              </w:r>
-            </w:hyperlink>
+            <w:r>
+              <w:t>https://github.com/sunjudoit/sprintone/tree/sprintTwo</w:t>
+            </w:r>
           </w:p>
         </w:tc>
       </w:tr>
       <w:tr>
         <w:tc>
           <w:tcPr>
-            <w:tcW w:w="2122" w:type="dxa"/>
+            <w:tcW w:w="1277" w:type="dxa"/>
             <w:tcBorders>
               <w:top w:val="single" w:sz="4" w:space="0" w:color="auto"/>
               <w:left w:val="single" w:sz="4" w:space="0" w:color="auto"/>
@@ -11033,7 +11067,7 @@
         </w:tc>
         <w:tc>
           <w:tcPr>
-            <w:tcW w:w="7512" w:type="dxa"/>
+            <w:tcW w:w="8577" w:type="dxa"/>
             <w:gridSpan w:val="6"/>
             <w:tcBorders>
               <w:top w:val="single" w:sz="4" w:space="0" w:color="auto"/>
@@ -11063,7 +11097,7 @@
                           <pic:cNvPicPr/>
                         </pic:nvPicPr>
                         <pic:blipFill>
-                          <a:blip r:embed="rId21">
+                          <a:blip r:embed="rId20">
                             <a:extLst>
                               <a:ext uri="{28A0092B-C50C-407E-A947-70E740481C1C}">
                                 <a14:useLocalDpi xmlns:a14="http://schemas.microsoft.com/office/drawing/2010/main" val="0"/>
@@ -11095,7 +11129,7 @@
       <w:tr>
         <w:tc>
           <w:tcPr>
-            <w:tcW w:w="2122" w:type="dxa"/>
+            <w:tcW w:w="1277" w:type="dxa"/>
             <w:tcBorders>
               <w:top w:val="single" w:sz="4" w:space="0" w:color="auto"/>
               <w:left w:val="nil"/>
@@ -11112,7 +11146,7 @@
         </w:tc>
         <w:tc>
           <w:tcPr>
-            <w:tcW w:w="7512" w:type="dxa"/>
+            <w:tcW w:w="8577" w:type="dxa"/>
             <w:gridSpan w:val="6"/>
             <w:tcBorders>
               <w:top w:val="single" w:sz="4" w:space="0" w:color="auto"/>
@@ -11121,15 +11155,57 @@
             </w:tcBorders>
             <w:shd w:val="clear" w:color="auto" w:fill="auto"/>
           </w:tcPr>
-          <w:p/>
+          <w:p>
+            <w:r>
+              <w:rPr>
+                <w:noProof/>
+              </w:rPr>
+              <w:drawing>
+                <wp:inline distT="0" distB="0" distL="0" distR="0" wp14:anchorId="22A3878C" wp14:editId="1E541963">
+                  <wp:extent cx="4696847" cy="3764280"/>
+                  <wp:effectExtent l="0" t="0" r="8890" b="7620"/>
+                  <wp:docPr id="678009470" name="Picture 12" descr="A screenshot of a web page&#10;&#10;Description automatically generated"/>
+                  <wp:cNvGraphicFramePr>
+                    <a:graphicFrameLocks xmlns:a="http://schemas.openxmlformats.org/drawingml/2006/main" noChangeAspect="1"/>
+                  </wp:cNvGraphicFramePr>
+                  <a:graphic xmlns:a="http://schemas.openxmlformats.org/drawingml/2006/main">
+                    <a:graphicData uri="http://schemas.openxmlformats.org/drawingml/2006/picture">
+                      <pic:pic xmlns:pic="http://schemas.openxmlformats.org/drawingml/2006/picture">
+                        <pic:nvPicPr>
+                          <pic:cNvPr id="678009470" name="Picture 12" descr="A screenshot of a web page&#10;&#10;Description automatically generated"/>
+                          <pic:cNvPicPr/>
+                        </pic:nvPicPr>
+                        <pic:blipFill>
+                          <a:blip r:embed="rId21">
+                            <a:extLst>
+                              <a:ext uri="{28A0092B-C50C-407E-A947-70E740481C1C}">
+                                <a14:useLocalDpi xmlns:a14="http://schemas.microsoft.com/office/drawing/2010/main" val="0"/>
+                              </a:ext>
+                            </a:extLst>
+                          </a:blip>
+                          <a:stretch>
+                            <a:fillRect/>
+                          </a:stretch>
+                        </pic:blipFill>
+                        <pic:spPr>
+                          <a:xfrm>
+                            <a:off x="0" y="0"/>
+                            <a:ext cx="4700389" cy="3767119"/>
+                          </a:xfrm>
+                          <a:prstGeom prst="rect">
+                            <a:avLst/>
+                          </a:prstGeom>
+                        </pic:spPr>
+                      </pic:pic>
+                    </a:graphicData>
+                  </a:graphic>
+                </wp:inline>
+              </w:drawing>
+            </w:r>
+          </w:p>
         </w:tc>
       </w:tr>
     </w:tbl>
-    <w:p>
-      <w:r>
-        <w:br w:type="page"/>
-      </w:r>
-    </w:p>
     <w:p>
       <w:pPr>
         <w:pStyle w:val="Heading2"/>
@@ -11474,13 +11550,21 @@
           <w:tcPr>
             <w:tcW w:w="1359" w:type="dxa"/>
           </w:tcPr>
-          <w:p/>
+          <w:p>
+            <w:r>
+              <w:t>14.10.2024</w:t>
+            </w:r>
+          </w:p>
         </w:tc>
         <w:tc>
           <w:tcPr>
             <w:tcW w:w="1776" w:type="dxa"/>
           </w:tcPr>
-          <w:p/>
+          <w:p>
+            <w:r>
+              <w:t>YES</w:t>
+            </w:r>
+          </w:p>
         </w:tc>
       </w:tr>
       <w:tr>
@@ -11589,7 +11673,11 @@
             <w:tcW w:w="9509" w:type="dxa"/>
             <w:gridSpan w:val="5"/>
           </w:tcPr>
-          <w:p/>
+          <w:p>
+            <w:r>
+              <w:t xml:space="preserve">Create a GitHub branch with the sprintTwo name and add a screen shot of it. </w:t>
+            </w:r>
+          </w:p>
         </w:tc>
       </w:tr>
       <w:tr>
@@ -11914,11 +12002,125 @@
               <w:t xml:space="preserve">Put the Algorithm for the Sequential Search here; </w:t>
             </w:r>
           </w:p>
-        </w:tc>
-        <w:tc>
-          <w:tcPr>
-            <w:tcW w:w="5084" w:type="dxa"/>
-          </w:tcPr>
+          <w:p>
+            <w:pPr>
+              <w:rPr>
+                <w:rFonts w:cstheme="minorHAnsi"/>
+                <w:szCs w:val="20"/>
+                <w:lang w:eastAsia="ko-KR"/>
+              </w:rPr>
+            </w:pPr>
+            <w:r>
+              <w:rPr>
+                <w:rFonts w:cstheme="minorHAnsi"/>
+                <w:szCs w:val="20"/>
+                <w:lang w:eastAsia="ko-KR"/>
+              </w:rPr>
+              <w:t>for (int i = 0; i &lt; hourMax; i++)</w:t>
+            </w:r>
+          </w:p>
+          <w:p>
+            <w:pPr>
+              <w:rPr>
+                <w:rFonts w:cstheme="minorHAnsi"/>
+                <w:szCs w:val="20"/>
+                <w:lang w:eastAsia="ko-KR"/>
+              </w:rPr>
+            </w:pPr>
+            <w:r>
+              <w:rPr>
+                <w:rFonts w:cstheme="minorHAnsi"/>
+                <w:szCs w:val="20"/>
+                <w:lang w:eastAsia="ko-KR"/>
+              </w:rPr>
+              <w:t>{</w:t>
+            </w:r>
+          </w:p>
+          <w:p>
+            <w:pPr>
+              <w:rPr>
+                <w:rFonts w:cstheme="minorHAnsi"/>
+                <w:szCs w:val="20"/>
+                <w:lang w:eastAsia="ko-KR"/>
+              </w:rPr>
+            </w:pPr>
+            <w:r>
+              <w:rPr>
+                <w:rFonts w:cstheme="minorHAnsi"/>
+                <w:szCs w:val="20"/>
+                <w:lang w:eastAsia="ko-KR"/>
+              </w:rPr>
+              <w:t xml:space="preserve">    if (hourArray[i] == target)</w:t>
+            </w:r>
+          </w:p>
+          <w:p>
+            <w:pPr>
+              <w:rPr>
+                <w:rFonts w:cstheme="minorHAnsi"/>
+                <w:szCs w:val="20"/>
+                <w:lang w:eastAsia="ko-KR"/>
+              </w:rPr>
+            </w:pPr>
+            <w:r>
+              <w:rPr>
+                <w:rFonts w:cstheme="minorHAnsi"/>
+                <w:szCs w:val="20"/>
+                <w:lang w:eastAsia="ko-KR"/>
+              </w:rPr>
+              <w:t xml:space="preserve">    {</w:t>
+            </w:r>
+          </w:p>
+          <w:p>
+            <w:pPr>
+              <w:rPr>
+                <w:rFonts w:cstheme="minorHAnsi"/>
+                <w:szCs w:val="20"/>
+                <w:lang w:eastAsia="ko-KR"/>
+              </w:rPr>
+            </w:pPr>
+            <w:r>
+              <w:rPr>
+                <w:rFonts w:cstheme="minorHAnsi"/>
+                <w:szCs w:val="20"/>
+                <w:lang w:eastAsia="ko-KR"/>
+              </w:rPr>
+              <w:t xml:space="preserve">        return i;</w:t>
+            </w:r>
+          </w:p>
+          <w:p>
+            <w:pPr>
+              <w:rPr>
+                <w:rFonts w:cstheme="minorHAnsi"/>
+                <w:szCs w:val="20"/>
+                <w:lang w:eastAsia="ko-KR"/>
+              </w:rPr>
+            </w:pPr>
+            <w:r>
+              <w:rPr>
+                <w:rFonts w:cstheme="minorHAnsi"/>
+                <w:szCs w:val="20"/>
+                <w:lang w:eastAsia="ko-KR"/>
+              </w:rPr>
+              <w:t xml:space="preserve">    }</w:t>
+            </w:r>
+          </w:p>
+          <w:p>
+            <w:pPr>
+              <w:rPr>
+                <w:rFonts w:cstheme="minorHAnsi"/>
+                <w:szCs w:val="20"/>
+                <w:lang w:eastAsia="ko-KR"/>
+              </w:rPr>
+            </w:pPr>
+            <w:r>
+              <w:rPr>
+                <w:rFonts w:cstheme="minorHAnsi"/>
+                <w:szCs w:val="20"/>
+                <w:lang w:eastAsia="ko-KR"/>
+              </w:rPr>
+              <w:t>}</w:t>
+            </w:r>
+          </w:p>
           <w:p>
             <w:pPr>
               <w:rPr>
@@ -11926,18 +12128,33 @@
                 <w:color w:val="FF0000"/>
                 <w:sz w:val="16"/>
                 <w:szCs w:val="16"/>
-                <w:lang w:eastAsia="ko-KR"/>
-              </w:rPr>
-            </w:pPr>
-            <w:r>
+              </w:rPr>
+            </w:pPr>
+            <w:r>
+              <w:rPr>
+                <w:rFonts w:cstheme="minorHAnsi"/>
+                <w:color w:val="FF0000"/>
+                <w:szCs w:val="20"/>
+                <w:lang w:eastAsia="ko-KR"/>
+              </w:rPr>
+              <w:t>return -1;</w:t>
+            </w:r>
+          </w:p>
+        </w:tc>
+        <w:tc>
+          <w:tcPr>
+            <w:tcW w:w="5084" w:type="dxa"/>
+          </w:tcPr>
+          <w:p>
+            <w:pPr>
               <w:rPr>
                 <w:rFonts w:asciiTheme="majorHAnsi" w:hAnsiTheme="majorHAnsi" w:cstheme="majorHAnsi"/>
                 <w:color w:val="FF0000"/>
                 <w:sz w:val="16"/>
                 <w:szCs w:val="16"/>
-              </w:rPr>
-              <w:t>Put the Pseudo Code for the Sequential Search here</w:t>
-            </w:r>
+                <w:lang w:eastAsia="ko-KR"/>
+              </w:rPr>
+            </w:pPr>
             <w:r>
               <w:rPr>
                 <w:rFonts w:asciiTheme="majorHAnsi" w:hAnsiTheme="majorHAnsi" w:cstheme="majorHAnsi"/>
@@ -11945,6 +12162,15 @@
                 <w:sz w:val="16"/>
                 <w:szCs w:val="16"/>
               </w:rPr>
+              <w:t>Put the Pseudo Code for the Sequential Search here</w:t>
+            </w:r>
+            <w:r>
+              <w:rPr>
+                <w:rFonts w:asciiTheme="majorHAnsi" w:hAnsiTheme="majorHAnsi" w:cstheme="majorHAnsi"/>
+                <w:color w:val="FF0000"/>
+                <w:sz w:val="16"/>
+                <w:szCs w:val="16"/>
+              </w:rPr>
               <w:t>;</w:t>
             </w:r>
           </w:p>
@@ -12058,77 +12284,65 @@
                 <w:rFonts w:hint="eastAsia"/>
                 <w:lang w:eastAsia="ko-KR"/>
               </w:rPr>
+              <w:t xml:space="preserve"> i</w:t>
+            </w:r>
+            <w:r>
               <w:t xml:space="preserve"> </w:t>
             </w:r>
-            <w:proofErr w:type="spellStart"/>
+            <w:r>
+              <w:rPr>
+                <w:rStyle w:val="hljs-operator"/>
+              </w:rPr>
+              <w:t>=</w:t>
+            </w:r>
+            <w:r>
+              <w:t xml:space="preserve"> </w:t>
+            </w:r>
+            <w:r>
+              <w:rPr>
+                <w:rStyle w:val="hljs-number"/>
+              </w:rPr>
+              <w:t>0</w:t>
+            </w:r>
+            <w:r>
+              <w:rPr>
+                <w:rStyle w:val="hljs-number"/>
+                <w:rFonts w:hint="eastAsia"/>
+                <w:lang w:eastAsia="ko-KR"/>
+              </w:rPr>
+              <w:t xml:space="preserve"> to</w:t>
+            </w:r>
             <w:r>
               <w:rPr>
                 <w:rStyle w:val="hljs-keyword"/>
                 <w:rFonts w:hint="eastAsia"/>
                 <w:lang w:eastAsia="ko-KR"/>
               </w:rPr>
-              <w:t>i</w:t>
-            </w:r>
-            <w:proofErr w:type="spellEnd"/>
-            <w:r>
               <w:t xml:space="preserve"> </w:t>
             </w:r>
             <w:r>
-              <w:rPr>
-                <w:rStyle w:val="hljs-operator"/>
-              </w:rPr>
-              <w:t>=</w:t>
-            </w:r>
-            <w:r>
               <w:t xml:space="preserve"> </w:t>
             </w:r>
             <w:r>
               <w:rPr>
-                <w:rStyle w:val="hljs-number"/>
-              </w:rPr>
-              <w:t>0</w:t>
-            </w:r>
-            <w:r>
-              <w:rPr>
-                <w:rStyle w:val="hljs-number"/>
                 <w:rFonts w:hint="eastAsia"/>
                 <w:lang w:eastAsia="ko-KR"/>
               </w:rPr>
-              <w:t xml:space="preserve"> to</w:t>
-            </w:r>
-            <w:r>
-              <w:rPr>
-                <w:rStyle w:val="hljs-keyword"/>
+              <w:t>a</w:t>
+            </w:r>
+            <w:r>
+              <w:t>rray.</w:t>
+            </w:r>
+            <w:r>
+              <w:rPr>
                 <w:rFonts w:hint="eastAsia"/>
                 <w:lang w:eastAsia="ko-KR"/>
               </w:rPr>
-              <w:t xml:space="preserve"> </w:t>
-            </w:r>
-            <w:r>
-              <w:t xml:space="preserve"> </w:t>
-            </w:r>
-            <w:proofErr w:type="spellStart"/>
-            <w:r>
-              <w:rPr>
-                <w:rFonts w:hint="eastAsia"/>
-                <w:lang w:eastAsia="ko-KR"/>
-              </w:rPr>
-              <w:t>a</w:t>
-            </w:r>
-            <w:r>
-              <w:t>rray.</w:t>
-            </w:r>
-            <w:r>
-              <w:rPr>
-                <w:rFonts w:hint="eastAsia"/>
-                <w:lang w:eastAsia="ko-KR"/>
-              </w:rPr>
               <w:t>l</w:t>
             </w:r>
             <w:r>
               <w:t>ength</w:t>
             </w:r>
-            <w:proofErr w:type="spellEnd"/>
             <w:r>
               <w:rPr>
                 <w:rFonts w:hint="eastAsia"/>
@@ -12189,7 +12403,6 @@
               </w:rPr>
               <w:t>[</w:t>
             </w:r>
-            <w:proofErr w:type="spellStart"/>
             <w:r>
               <w:rPr>
                 <w:rStyle w:val="hljs-number"/>
@@ -12198,7 +12411,6 @@
               </w:rPr>
               <w:t>i</w:t>
             </w:r>
-            <w:proofErr w:type="spellEnd"/>
             <w:r>
               <w:rPr>
                 <w:rStyle w:val="hljs-number"/>
@@ -12251,13 +12463,8 @@
               <w:t xml:space="preserve">  </w:t>
             </w:r>
             <w:r>
-              <w:t xml:space="preserve"> </w:t>
-            </w:r>
-            <w:proofErr w:type="spellStart"/>
-            <w:r>
-              <w:t>i</w:t>
-            </w:r>
-            <w:proofErr w:type="spellEnd"/>
+              <w:t xml:space="preserve"> i</w:t>
+            </w:r>
           </w:p>
           <w:p>
             <w:pPr>
@@ -12345,11 +12552,1186 @@
           </w:p>
           <w:p>
             <w:pPr>
+              <w:spacing w:after="0" w:line="240" w:lineRule="auto"/>
+              <w:rPr>
+                <w:rFonts w:asciiTheme="majorHAnsi" w:hAnsiTheme="majorHAnsi" w:cstheme="majorHAnsi"/>
+                <w:b/>
+                <w:lang w:eastAsia="ko-KR"/>
+              </w:rPr>
+            </w:pPr>
+            <w:r>
+              <w:rPr>
+                <w:rFonts w:asciiTheme="majorHAnsi" w:hAnsiTheme="majorHAnsi" w:cstheme="majorHAnsi" w:hint="eastAsia"/>
+                <w:b/>
+                <w:lang w:eastAsia="ko-KR"/>
+              </w:rPr>
+              <w:t>&lt;</w:t>
+            </w:r>
+            <w:r>
+              <w:rPr>
+                <w:b/>
+              </w:rPr>
+              <w:t xml:space="preserve"> </w:t>
+            </w:r>
+            <w:r>
+              <w:rPr>
+                <w:rFonts w:asciiTheme="majorHAnsi" w:hAnsiTheme="majorHAnsi" w:cstheme="majorHAnsi"/>
+                <w:b/>
+                <w:lang w:eastAsia="ko-KR"/>
+              </w:rPr>
+              <w:t>mid-extreme</w:t>
+            </w:r>
+            <w:r>
+              <w:rPr>
+                <w:rFonts w:asciiTheme="majorHAnsi" w:hAnsiTheme="majorHAnsi" w:cstheme="majorHAnsi" w:hint="eastAsia"/>
+                <w:b/>
+                <w:lang w:eastAsia="ko-KR"/>
+              </w:rPr>
+              <w:t xml:space="preserve"> &gt;</w:t>
+            </w:r>
+          </w:p>
+          <w:p>
+            <w:pPr>
+              <w:spacing w:after="0" w:line="240" w:lineRule="auto"/>
+              <w:rPr>
+                <w:rFonts w:asciiTheme="majorHAnsi" w:hAnsiTheme="majorHAnsi" w:cstheme="majorHAnsi"/>
+                <w:bCs/>
+                <w:lang w:eastAsia="ko-KR"/>
+              </w:rPr>
+            </w:pPr>
+            <w:r>
+              <w:rPr>
+                <w:rFonts w:asciiTheme="majorHAnsi" w:hAnsiTheme="majorHAnsi" w:cstheme="majorHAnsi"/>
+                <w:bCs/>
+                <w:lang w:eastAsia="ko-KR"/>
+              </w:rPr>
+              <w:t>int minData = hourArray[0];</w:t>
+            </w:r>
+          </w:p>
+          <w:p>
+            <w:pPr>
+              <w:spacing w:after="0" w:line="240" w:lineRule="auto"/>
+              <w:rPr>
+                <w:rFonts w:asciiTheme="majorHAnsi" w:hAnsiTheme="majorHAnsi" w:cstheme="majorHAnsi"/>
+                <w:bCs/>
+                <w:lang w:eastAsia="ko-KR"/>
+              </w:rPr>
+            </w:pPr>
+            <w:r>
+              <w:rPr>
+                <w:rFonts w:asciiTheme="majorHAnsi" w:hAnsiTheme="majorHAnsi" w:cstheme="majorHAnsi"/>
+                <w:bCs/>
+                <w:lang w:eastAsia="ko-KR"/>
+              </w:rPr>
+              <w:t>int maxData = hourArray[0];</w:t>
+            </w:r>
+          </w:p>
+          <w:p>
+            <w:pPr>
+              <w:spacing w:after="0" w:line="240" w:lineRule="auto"/>
+              <w:rPr>
+                <w:rFonts w:asciiTheme="majorHAnsi" w:hAnsiTheme="majorHAnsi" w:cstheme="majorHAnsi"/>
+                <w:bCs/>
+                <w:lang w:eastAsia="ko-KR"/>
+              </w:rPr>
+            </w:pPr>
+          </w:p>
+          <w:p>
+            <w:pPr>
+              <w:spacing w:after="0" w:line="240" w:lineRule="auto"/>
+              <w:rPr>
+                <w:rFonts w:asciiTheme="majorHAnsi" w:hAnsiTheme="majorHAnsi" w:cstheme="majorHAnsi"/>
+                <w:bCs/>
+                <w:lang w:eastAsia="ko-KR"/>
+              </w:rPr>
+            </w:pPr>
+            <w:r>
+              <w:rPr>
+                <w:rFonts w:asciiTheme="majorHAnsi" w:hAnsiTheme="majorHAnsi" w:cstheme="majorHAnsi"/>
+                <w:bCs/>
+                <w:lang w:eastAsia="ko-KR"/>
+              </w:rPr>
+              <w:t>for (int i = 1; i &lt; hourMax; i++)</w:t>
+            </w:r>
+          </w:p>
+          <w:p>
+            <w:pPr>
+              <w:spacing w:after="0" w:line="240" w:lineRule="auto"/>
+              <w:rPr>
+                <w:rFonts w:asciiTheme="majorHAnsi" w:hAnsiTheme="majorHAnsi" w:cstheme="majorHAnsi"/>
+                <w:bCs/>
+                <w:lang w:eastAsia="ko-KR"/>
+              </w:rPr>
+            </w:pPr>
+            <w:r>
+              <w:rPr>
+                <w:rFonts w:asciiTheme="majorHAnsi" w:hAnsiTheme="majorHAnsi" w:cstheme="majorHAnsi"/>
+                <w:bCs/>
+                <w:lang w:eastAsia="ko-KR"/>
+              </w:rPr>
+              <w:t>{</w:t>
+            </w:r>
+          </w:p>
+          <w:p>
+            <w:pPr>
+              <w:spacing w:after="0" w:line="240" w:lineRule="auto"/>
+              <w:rPr>
+                <w:rFonts w:asciiTheme="majorHAnsi" w:hAnsiTheme="majorHAnsi" w:cstheme="majorHAnsi"/>
+                <w:bCs/>
+                <w:lang w:eastAsia="ko-KR"/>
+              </w:rPr>
+            </w:pPr>
+            <w:r>
+              <w:rPr>
+                <w:rFonts w:asciiTheme="majorHAnsi" w:hAnsiTheme="majorHAnsi" w:cstheme="majorHAnsi"/>
+                <w:bCs/>
+                <w:lang w:eastAsia="ko-KR"/>
+              </w:rPr>
+              <w:t xml:space="preserve">    if (hourArray[i] &lt; minData)</w:t>
+            </w:r>
+          </w:p>
+          <w:p>
+            <w:pPr>
+              <w:spacing w:after="0" w:line="240" w:lineRule="auto"/>
+              <w:rPr>
+                <w:rFonts w:asciiTheme="majorHAnsi" w:hAnsiTheme="majorHAnsi" w:cstheme="majorHAnsi"/>
+                <w:bCs/>
+                <w:lang w:eastAsia="ko-KR"/>
+              </w:rPr>
+            </w:pPr>
+            <w:r>
+              <w:rPr>
+                <w:rFonts w:asciiTheme="majorHAnsi" w:hAnsiTheme="majorHAnsi" w:cstheme="majorHAnsi"/>
+                <w:bCs/>
+                <w:lang w:eastAsia="ko-KR"/>
+              </w:rPr>
+              <w:t xml:space="preserve">    {</w:t>
+            </w:r>
+          </w:p>
+          <w:p>
+            <w:pPr>
+              <w:spacing w:after="0" w:line="240" w:lineRule="auto"/>
+              <w:rPr>
+                <w:rFonts w:asciiTheme="majorHAnsi" w:hAnsiTheme="majorHAnsi" w:cstheme="majorHAnsi"/>
+                <w:bCs/>
+                <w:lang w:eastAsia="ko-KR"/>
+              </w:rPr>
+            </w:pPr>
+            <w:r>
+              <w:rPr>
+                <w:rFonts w:asciiTheme="majorHAnsi" w:hAnsiTheme="majorHAnsi" w:cstheme="majorHAnsi"/>
+                <w:bCs/>
+                <w:lang w:eastAsia="ko-KR"/>
+              </w:rPr>
+              <w:t xml:space="preserve">        minData = hourArray[i];</w:t>
+            </w:r>
+          </w:p>
+          <w:p>
+            <w:pPr>
+              <w:spacing w:after="0" w:line="240" w:lineRule="auto"/>
+              <w:rPr>
+                <w:rFonts w:asciiTheme="majorHAnsi" w:hAnsiTheme="majorHAnsi" w:cstheme="majorHAnsi"/>
+                <w:bCs/>
+                <w:lang w:eastAsia="ko-KR"/>
+              </w:rPr>
+            </w:pPr>
+            <w:r>
+              <w:rPr>
+                <w:rFonts w:asciiTheme="majorHAnsi" w:hAnsiTheme="majorHAnsi" w:cstheme="majorHAnsi"/>
+                <w:bCs/>
+                <w:lang w:eastAsia="ko-KR"/>
+              </w:rPr>
+              <w:t xml:space="preserve">    }</w:t>
+            </w:r>
+          </w:p>
+          <w:p>
+            <w:pPr>
+              <w:spacing w:after="0" w:line="240" w:lineRule="auto"/>
+              <w:rPr>
+                <w:rFonts w:asciiTheme="majorHAnsi" w:hAnsiTheme="majorHAnsi" w:cstheme="majorHAnsi"/>
+                <w:bCs/>
+                <w:lang w:eastAsia="ko-KR"/>
+              </w:rPr>
+            </w:pPr>
+            <w:r>
+              <w:rPr>
+                <w:rFonts w:asciiTheme="majorHAnsi" w:hAnsiTheme="majorHAnsi" w:cstheme="majorHAnsi"/>
+                <w:bCs/>
+                <w:lang w:eastAsia="ko-KR"/>
+              </w:rPr>
+              <w:t xml:space="preserve">    if (hourArray[i] &gt; maxData)</w:t>
+            </w:r>
+          </w:p>
+          <w:p>
+            <w:pPr>
+              <w:spacing w:after="0" w:line="240" w:lineRule="auto"/>
+              <w:rPr>
+                <w:rFonts w:asciiTheme="majorHAnsi" w:hAnsiTheme="majorHAnsi" w:cstheme="majorHAnsi"/>
+                <w:bCs/>
+                <w:lang w:eastAsia="ko-KR"/>
+              </w:rPr>
+            </w:pPr>
+            <w:r>
+              <w:rPr>
+                <w:rFonts w:asciiTheme="majorHAnsi" w:hAnsiTheme="majorHAnsi" w:cstheme="majorHAnsi"/>
+                <w:bCs/>
+                <w:lang w:eastAsia="ko-KR"/>
+              </w:rPr>
+              <w:t xml:space="preserve">    {</w:t>
+            </w:r>
+          </w:p>
+          <w:p>
+            <w:pPr>
+              <w:spacing w:after="0" w:line="240" w:lineRule="auto"/>
+              <w:rPr>
+                <w:rFonts w:asciiTheme="majorHAnsi" w:hAnsiTheme="majorHAnsi" w:cstheme="majorHAnsi"/>
+                <w:bCs/>
+                <w:lang w:eastAsia="ko-KR"/>
+              </w:rPr>
+            </w:pPr>
+            <w:r>
+              <w:rPr>
+                <w:rFonts w:asciiTheme="majorHAnsi" w:hAnsiTheme="majorHAnsi" w:cstheme="majorHAnsi"/>
+                <w:bCs/>
+                <w:lang w:eastAsia="ko-KR"/>
+              </w:rPr>
+              <w:t xml:space="preserve">        maxData = hourArray[i];</w:t>
+            </w:r>
+          </w:p>
+          <w:p>
+            <w:pPr>
+              <w:spacing w:after="0" w:line="240" w:lineRule="auto"/>
+              <w:rPr>
+                <w:rFonts w:asciiTheme="majorHAnsi" w:hAnsiTheme="majorHAnsi" w:cstheme="majorHAnsi"/>
+                <w:bCs/>
+                <w:lang w:eastAsia="ko-KR"/>
+              </w:rPr>
+            </w:pPr>
+            <w:r>
+              <w:rPr>
+                <w:rFonts w:asciiTheme="majorHAnsi" w:hAnsiTheme="majorHAnsi" w:cstheme="majorHAnsi"/>
+                <w:bCs/>
+                <w:lang w:eastAsia="ko-KR"/>
+              </w:rPr>
+              <w:t xml:space="preserve">    }</w:t>
+            </w:r>
+          </w:p>
+          <w:p>
+            <w:pPr>
+              <w:spacing w:after="0" w:line="240" w:lineRule="auto"/>
+              <w:rPr>
+                <w:rFonts w:asciiTheme="majorHAnsi" w:hAnsiTheme="majorHAnsi" w:cstheme="majorHAnsi"/>
+                <w:bCs/>
+                <w:lang w:eastAsia="ko-KR"/>
+              </w:rPr>
+            </w:pPr>
+            <w:r>
+              <w:rPr>
+                <w:rFonts w:asciiTheme="majorHAnsi" w:hAnsiTheme="majorHAnsi" w:cstheme="majorHAnsi"/>
+                <w:bCs/>
+                <w:lang w:eastAsia="ko-KR"/>
+              </w:rPr>
+              <w:t>}</w:t>
+            </w:r>
+          </w:p>
+          <w:p>
+            <w:pPr>
+              <w:spacing w:after="0" w:line="240" w:lineRule="auto"/>
+              <w:rPr>
+                <w:rFonts w:asciiTheme="majorHAnsi" w:hAnsiTheme="majorHAnsi" w:cstheme="majorHAnsi"/>
+                <w:bCs/>
+                <w:lang w:eastAsia="ko-KR"/>
+              </w:rPr>
+            </w:pPr>
+            <w:r>
+              <w:rPr>
+                <w:rFonts w:asciiTheme="majorHAnsi" w:hAnsiTheme="majorHAnsi" w:cstheme="majorHAnsi"/>
+                <w:bCs/>
+                <w:lang w:eastAsia="ko-KR"/>
+              </w:rPr>
+              <w:t>return (minData + maxData) / 2.0;</w:t>
+            </w:r>
+          </w:p>
+          <w:p>
+            <w:pPr>
+              <w:spacing w:after="0" w:line="240" w:lineRule="auto"/>
+              <w:rPr>
+                <w:rFonts w:asciiTheme="majorHAnsi" w:hAnsiTheme="majorHAnsi" w:cstheme="majorHAnsi"/>
+                <w:bCs/>
+                <w:lang w:eastAsia="ko-KR"/>
+              </w:rPr>
+            </w:pPr>
+          </w:p>
+          <w:p>
+            <w:pPr>
               <w:spacing w:after="0"/>
               <w:rPr>
                 <w:rFonts w:asciiTheme="majorHAnsi" w:hAnsiTheme="majorHAnsi" w:cstheme="majorHAnsi"/>
-              </w:rPr>
-            </w:pPr>
+                <w:b/>
+                <w:bCs/>
+              </w:rPr>
+            </w:pPr>
+            <w:r>
+              <w:rPr>
+                <w:rFonts w:asciiTheme="majorHAnsi" w:hAnsiTheme="majorHAnsi" w:cstheme="majorHAnsi"/>
+                <w:b/>
+                <w:bCs/>
+              </w:rPr>
+              <w:t>&lt;mode&gt;</w:t>
+            </w:r>
+          </w:p>
+          <w:p>
+            <w:pPr>
+              <w:spacing w:after="0" w:line="240" w:lineRule="auto"/>
+              <w:rPr>
+                <w:rFonts w:asciiTheme="majorHAnsi" w:hAnsiTheme="majorHAnsi" w:cstheme="majorHAnsi"/>
+              </w:rPr>
+            </w:pPr>
+            <w:r>
+              <w:rPr>
+                <w:rFonts w:asciiTheme="majorHAnsi" w:hAnsiTheme="majorHAnsi" w:cstheme="majorHAnsi"/>
+              </w:rPr>
+              <w:t>int mode = hourArray[0];</w:t>
+            </w:r>
+          </w:p>
+          <w:p>
+            <w:pPr>
+              <w:spacing w:after="0" w:line="240" w:lineRule="auto"/>
+              <w:rPr>
+                <w:rFonts w:asciiTheme="majorHAnsi" w:hAnsiTheme="majorHAnsi" w:cstheme="majorHAnsi"/>
+              </w:rPr>
+            </w:pPr>
+            <w:r>
+              <w:rPr>
+                <w:rFonts w:asciiTheme="majorHAnsi" w:hAnsiTheme="majorHAnsi" w:cstheme="majorHAnsi"/>
+              </w:rPr>
+              <w:t xml:space="preserve"> int maxRepeat = 0;</w:t>
+            </w:r>
+          </w:p>
+          <w:p>
+            <w:pPr>
+              <w:spacing w:after="0" w:line="240" w:lineRule="auto"/>
+              <w:rPr>
+                <w:rFonts w:asciiTheme="majorHAnsi" w:hAnsiTheme="majorHAnsi" w:cstheme="majorHAnsi"/>
+              </w:rPr>
+            </w:pPr>
+            <w:r>
+              <w:rPr>
+                <w:rFonts w:asciiTheme="majorHAnsi" w:hAnsiTheme="majorHAnsi" w:cstheme="majorHAnsi"/>
+              </w:rPr>
+              <w:t xml:space="preserve"> int repeat = 0;</w:t>
+            </w:r>
+          </w:p>
+          <w:p>
+            <w:pPr>
+              <w:spacing w:after="0" w:line="240" w:lineRule="auto"/>
+              <w:rPr>
+                <w:rFonts w:asciiTheme="majorHAnsi" w:hAnsiTheme="majorHAnsi" w:cstheme="majorHAnsi"/>
+              </w:rPr>
+            </w:pPr>
+            <w:r>
+              <w:rPr>
+                <w:rFonts w:asciiTheme="majorHAnsi" w:hAnsiTheme="majorHAnsi" w:cstheme="majorHAnsi"/>
+              </w:rPr>
+              <w:t xml:space="preserve"> bool multiMode = false;</w:t>
+            </w:r>
+          </w:p>
+          <w:p>
+            <w:pPr>
+              <w:spacing w:after="0" w:line="240" w:lineRule="auto"/>
+              <w:rPr>
+                <w:rFonts w:asciiTheme="majorHAnsi" w:hAnsiTheme="majorHAnsi" w:cstheme="majorHAnsi"/>
+              </w:rPr>
+            </w:pPr>
+          </w:p>
+          <w:p>
+            <w:pPr>
+              <w:spacing w:after="0" w:line="240" w:lineRule="auto"/>
+              <w:rPr>
+                <w:rFonts w:asciiTheme="majorHAnsi" w:hAnsiTheme="majorHAnsi" w:cstheme="majorHAnsi"/>
+              </w:rPr>
+            </w:pPr>
+            <w:r>
+              <w:rPr>
+                <w:rFonts w:asciiTheme="majorHAnsi" w:hAnsiTheme="majorHAnsi" w:cstheme="majorHAnsi"/>
+              </w:rPr>
+              <w:t xml:space="preserve"> for (int i = 0; i &lt; hourMax; i++) </w:t>
+            </w:r>
+          </w:p>
+          <w:p>
+            <w:pPr>
+              <w:spacing w:after="0" w:line="240" w:lineRule="auto"/>
+              <w:rPr>
+                <w:rFonts w:asciiTheme="majorHAnsi" w:hAnsiTheme="majorHAnsi" w:cstheme="majorHAnsi"/>
+              </w:rPr>
+            </w:pPr>
+            <w:r>
+              <w:rPr>
+                <w:rFonts w:asciiTheme="majorHAnsi" w:hAnsiTheme="majorHAnsi" w:cstheme="majorHAnsi"/>
+              </w:rPr>
+              <w:t xml:space="preserve"> {</w:t>
+            </w:r>
+          </w:p>
+          <w:p>
+            <w:pPr>
+              <w:spacing w:after="0" w:line="240" w:lineRule="auto"/>
+              <w:rPr>
+                <w:rFonts w:asciiTheme="majorHAnsi" w:hAnsiTheme="majorHAnsi" w:cstheme="majorHAnsi"/>
+              </w:rPr>
+            </w:pPr>
+            <w:r>
+              <w:rPr>
+                <w:rFonts w:asciiTheme="majorHAnsi" w:hAnsiTheme="majorHAnsi" w:cstheme="majorHAnsi"/>
+              </w:rPr>
+              <w:t xml:space="preserve">     repeat = 0;</w:t>
+            </w:r>
+          </w:p>
+          <w:p>
+            <w:pPr>
+              <w:spacing w:after="0" w:line="240" w:lineRule="auto"/>
+              <w:rPr>
+                <w:rFonts w:asciiTheme="majorHAnsi" w:hAnsiTheme="majorHAnsi" w:cstheme="majorHAnsi"/>
+              </w:rPr>
+            </w:pPr>
+          </w:p>
+          <w:p>
+            <w:pPr>
+              <w:spacing w:after="0" w:line="240" w:lineRule="auto"/>
+              <w:rPr>
+                <w:rFonts w:asciiTheme="majorHAnsi" w:hAnsiTheme="majorHAnsi" w:cstheme="majorHAnsi"/>
+              </w:rPr>
+            </w:pPr>
+            <w:r>
+              <w:rPr>
+                <w:rFonts w:asciiTheme="majorHAnsi" w:hAnsiTheme="majorHAnsi" w:cstheme="majorHAnsi"/>
+              </w:rPr>
+              <w:t xml:space="preserve">     for (int j = 1; j &lt; hourMax; j++)</w:t>
+            </w:r>
+          </w:p>
+          <w:p>
+            <w:pPr>
+              <w:spacing w:after="0" w:line="240" w:lineRule="auto"/>
+              <w:rPr>
+                <w:rFonts w:asciiTheme="majorHAnsi" w:hAnsiTheme="majorHAnsi" w:cstheme="majorHAnsi"/>
+              </w:rPr>
+            </w:pPr>
+            <w:r>
+              <w:rPr>
+                <w:rFonts w:asciiTheme="majorHAnsi" w:hAnsiTheme="majorHAnsi" w:cstheme="majorHAnsi"/>
+              </w:rPr>
+              <w:t xml:space="preserve">     {</w:t>
+            </w:r>
+          </w:p>
+          <w:p>
+            <w:pPr>
+              <w:spacing w:after="0" w:line="240" w:lineRule="auto"/>
+              <w:rPr>
+                <w:rFonts w:asciiTheme="majorHAnsi" w:hAnsiTheme="majorHAnsi" w:cstheme="majorHAnsi"/>
+              </w:rPr>
+            </w:pPr>
+            <w:r>
+              <w:rPr>
+                <w:rFonts w:asciiTheme="majorHAnsi" w:hAnsiTheme="majorHAnsi" w:cstheme="majorHAnsi"/>
+              </w:rPr>
+              <w:t xml:space="preserve">         if (hourArray[i] == hourArray[j])</w:t>
+            </w:r>
+          </w:p>
+          <w:p>
+            <w:pPr>
+              <w:spacing w:after="0" w:line="240" w:lineRule="auto"/>
+              <w:rPr>
+                <w:rFonts w:asciiTheme="majorHAnsi" w:hAnsiTheme="majorHAnsi" w:cstheme="majorHAnsi"/>
+              </w:rPr>
+            </w:pPr>
+            <w:r>
+              <w:rPr>
+                <w:rFonts w:asciiTheme="majorHAnsi" w:hAnsiTheme="majorHAnsi" w:cstheme="majorHAnsi"/>
+              </w:rPr>
+              <w:t xml:space="preserve">         {</w:t>
+            </w:r>
+          </w:p>
+          <w:p>
+            <w:pPr>
+              <w:spacing w:after="0" w:line="240" w:lineRule="auto"/>
+              <w:rPr>
+                <w:rFonts w:asciiTheme="majorHAnsi" w:hAnsiTheme="majorHAnsi" w:cstheme="majorHAnsi"/>
+              </w:rPr>
+            </w:pPr>
+            <w:r>
+              <w:rPr>
+                <w:rFonts w:asciiTheme="majorHAnsi" w:hAnsiTheme="majorHAnsi" w:cstheme="majorHAnsi"/>
+              </w:rPr>
+              <w:t xml:space="preserve">             repeat = repeat + 1;</w:t>
+            </w:r>
+          </w:p>
+          <w:p>
+            <w:pPr>
+              <w:spacing w:after="0" w:line="240" w:lineRule="auto"/>
+              <w:rPr>
+                <w:rFonts w:asciiTheme="majorHAnsi" w:hAnsiTheme="majorHAnsi" w:cstheme="majorHAnsi"/>
+              </w:rPr>
+            </w:pPr>
+            <w:r>
+              <w:rPr>
+                <w:rFonts w:asciiTheme="majorHAnsi" w:hAnsiTheme="majorHAnsi" w:cstheme="majorHAnsi"/>
+              </w:rPr>
+              <w:t xml:space="preserve">         }</w:t>
+            </w:r>
+          </w:p>
+          <w:p>
+            <w:pPr>
+              <w:spacing w:after="0" w:line="240" w:lineRule="auto"/>
+              <w:rPr>
+                <w:rFonts w:asciiTheme="majorHAnsi" w:hAnsiTheme="majorHAnsi" w:cstheme="majorHAnsi"/>
+              </w:rPr>
+            </w:pPr>
+            <w:r>
+              <w:rPr>
+                <w:rFonts w:asciiTheme="majorHAnsi" w:hAnsiTheme="majorHAnsi" w:cstheme="majorHAnsi"/>
+              </w:rPr>
+              <w:t xml:space="preserve">     }</w:t>
+            </w:r>
+          </w:p>
+          <w:p>
+            <w:pPr>
+              <w:spacing w:after="0" w:line="240" w:lineRule="auto"/>
+              <w:rPr>
+                <w:rFonts w:asciiTheme="majorHAnsi" w:hAnsiTheme="majorHAnsi" w:cstheme="majorHAnsi"/>
+              </w:rPr>
+            </w:pPr>
+            <w:r>
+              <w:rPr>
+                <w:rFonts w:asciiTheme="majorHAnsi" w:hAnsiTheme="majorHAnsi" w:cstheme="majorHAnsi"/>
+              </w:rPr>
+              <w:t xml:space="preserve">     if (repeat &gt; maxRepeat)</w:t>
+            </w:r>
+          </w:p>
+          <w:p>
+            <w:pPr>
+              <w:spacing w:after="0" w:line="240" w:lineRule="auto"/>
+              <w:rPr>
+                <w:rFonts w:asciiTheme="majorHAnsi" w:hAnsiTheme="majorHAnsi" w:cstheme="majorHAnsi"/>
+              </w:rPr>
+            </w:pPr>
+            <w:r>
+              <w:rPr>
+                <w:rFonts w:asciiTheme="majorHAnsi" w:hAnsiTheme="majorHAnsi" w:cstheme="majorHAnsi"/>
+              </w:rPr>
+              <w:t xml:space="preserve">     {</w:t>
+            </w:r>
+          </w:p>
+          <w:p>
+            <w:pPr>
+              <w:spacing w:after="0" w:line="240" w:lineRule="auto"/>
+              <w:rPr>
+                <w:rFonts w:asciiTheme="majorHAnsi" w:hAnsiTheme="majorHAnsi" w:cstheme="majorHAnsi"/>
+              </w:rPr>
+            </w:pPr>
+            <w:r>
+              <w:rPr>
+                <w:rFonts w:asciiTheme="majorHAnsi" w:hAnsiTheme="majorHAnsi" w:cstheme="majorHAnsi"/>
+              </w:rPr>
+              <w:t xml:space="preserve">         maxRepeat = repeat;</w:t>
+            </w:r>
+          </w:p>
+          <w:p>
+            <w:pPr>
+              <w:spacing w:after="0" w:line="240" w:lineRule="auto"/>
+              <w:rPr>
+                <w:rFonts w:asciiTheme="majorHAnsi" w:hAnsiTheme="majorHAnsi" w:cstheme="majorHAnsi"/>
+              </w:rPr>
+            </w:pPr>
+            <w:r>
+              <w:rPr>
+                <w:rFonts w:asciiTheme="majorHAnsi" w:hAnsiTheme="majorHAnsi" w:cstheme="majorHAnsi"/>
+              </w:rPr>
+              <w:t xml:space="preserve">         mode = hourArray[i];</w:t>
+            </w:r>
+          </w:p>
+          <w:p>
+            <w:pPr>
+              <w:spacing w:after="0" w:line="240" w:lineRule="auto"/>
+              <w:rPr>
+                <w:rFonts w:asciiTheme="majorHAnsi" w:hAnsiTheme="majorHAnsi" w:cstheme="majorHAnsi"/>
+              </w:rPr>
+            </w:pPr>
+            <w:r>
+              <w:rPr>
+                <w:rFonts w:asciiTheme="majorHAnsi" w:hAnsiTheme="majorHAnsi" w:cstheme="majorHAnsi"/>
+              </w:rPr>
+              <w:t xml:space="preserve">         multiMode = false; </w:t>
+            </w:r>
+          </w:p>
+          <w:p>
+            <w:pPr>
+              <w:spacing w:after="0" w:line="240" w:lineRule="auto"/>
+              <w:rPr>
+                <w:rFonts w:asciiTheme="majorHAnsi" w:hAnsiTheme="majorHAnsi" w:cstheme="majorHAnsi"/>
+              </w:rPr>
+            </w:pPr>
+          </w:p>
+          <w:p>
+            <w:pPr>
+              <w:spacing w:after="0" w:line="240" w:lineRule="auto"/>
+              <w:rPr>
+                <w:rFonts w:asciiTheme="majorHAnsi" w:hAnsiTheme="majorHAnsi" w:cstheme="majorHAnsi"/>
+              </w:rPr>
+            </w:pPr>
+            <w:r>
+              <w:rPr>
+                <w:rFonts w:asciiTheme="majorHAnsi" w:hAnsiTheme="majorHAnsi" w:cstheme="majorHAnsi"/>
+              </w:rPr>
+              <w:t xml:space="preserve">     }</w:t>
+            </w:r>
+          </w:p>
+          <w:p>
+            <w:pPr>
+              <w:spacing w:after="0" w:line="240" w:lineRule="auto"/>
+              <w:rPr>
+                <w:rFonts w:asciiTheme="majorHAnsi" w:hAnsiTheme="majorHAnsi" w:cstheme="majorHAnsi"/>
+              </w:rPr>
+            </w:pPr>
+            <w:r>
+              <w:rPr>
+                <w:rFonts w:asciiTheme="majorHAnsi" w:hAnsiTheme="majorHAnsi" w:cstheme="majorHAnsi"/>
+              </w:rPr>
+              <w:t xml:space="preserve">     else if (repeat == maxRepeat &amp; hourArray[i] != mode) </w:t>
+            </w:r>
+          </w:p>
+          <w:p>
+            <w:pPr>
+              <w:spacing w:after="0" w:line="240" w:lineRule="auto"/>
+              <w:rPr>
+                <w:rFonts w:asciiTheme="majorHAnsi" w:hAnsiTheme="majorHAnsi" w:cstheme="majorHAnsi"/>
+              </w:rPr>
+            </w:pPr>
+            <w:r>
+              <w:rPr>
+                <w:rFonts w:asciiTheme="majorHAnsi" w:hAnsiTheme="majorHAnsi" w:cstheme="majorHAnsi"/>
+              </w:rPr>
+              <w:t xml:space="preserve">     {</w:t>
+            </w:r>
+          </w:p>
+          <w:p>
+            <w:pPr>
+              <w:spacing w:after="0" w:line="240" w:lineRule="auto"/>
+              <w:rPr>
+                <w:rFonts w:asciiTheme="majorHAnsi" w:hAnsiTheme="majorHAnsi" w:cstheme="majorHAnsi"/>
+              </w:rPr>
+            </w:pPr>
+            <w:r>
+              <w:rPr>
+                <w:rFonts w:asciiTheme="majorHAnsi" w:hAnsiTheme="majorHAnsi" w:cstheme="majorHAnsi"/>
+              </w:rPr>
+              <w:t xml:space="preserve">         multiMode = true;</w:t>
+            </w:r>
+          </w:p>
+          <w:p>
+            <w:pPr>
+              <w:spacing w:after="0" w:line="240" w:lineRule="auto"/>
+              <w:rPr>
+                <w:rFonts w:asciiTheme="majorHAnsi" w:hAnsiTheme="majorHAnsi" w:cstheme="majorHAnsi"/>
+              </w:rPr>
+            </w:pPr>
+            <w:r>
+              <w:rPr>
+                <w:rFonts w:asciiTheme="majorHAnsi" w:hAnsiTheme="majorHAnsi" w:cstheme="majorHAnsi"/>
+              </w:rPr>
+              <w:t xml:space="preserve">     }</w:t>
+            </w:r>
+          </w:p>
+          <w:p>
+            <w:pPr>
+              <w:spacing w:after="0" w:line="240" w:lineRule="auto"/>
+              <w:rPr>
+                <w:rFonts w:asciiTheme="majorHAnsi" w:hAnsiTheme="majorHAnsi" w:cstheme="majorHAnsi"/>
+              </w:rPr>
+            </w:pPr>
+            <w:r>
+              <w:rPr>
+                <w:rFonts w:asciiTheme="majorHAnsi" w:hAnsiTheme="majorHAnsi" w:cstheme="majorHAnsi"/>
+              </w:rPr>
+              <w:t xml:space="preserve"> }</w:t>
+            </w:r>
+          </w:p>
+          <w:p>
+            <w:pPr>
+              <w:spacing w:after="0" w:line="240" w:lineRule="auto"/>
+              <w:rPr>
+                <w:rFonts w:asciiTheme="majorHAnsi" w:hAnsiTheme="majorHAnsi" w:cstheme="majorHAnsi"/>
+              </w:rPr>
+            </w:pPr>
+            <w:r>
+              <w:rPr>
+                <w:rFonts w:asciiTheme="majorHAnsi" w:hAnsiTheme="majorHAnsi" w:cstheme="majorHAnsi"/>
+              </w:rPr>
+              <w:t xml:space="preserve"> if (!multiMode)</w:t>
+            </w:r>
+          </w:p>
+          <w:p>
+            <w:pPr>
+              <w:spacing w:after="0" w:line="240" w:lineRule="auto"/>
+              <w:rPr>
+                <w:rFonts w:asciiTheme="majorHAnsi" w:hAnsiTheme="majorHAnsi" w:cstheme="majorHAnsi"/>
+              </w:rPr>
+            </w:pPr>
+            <w:r>
+              <w:rPr>
+                <w:rFonts w:asciiTheme="majorHAnsi" w:hAnsiTheme="majorHAnsi" w:cstheme="majorHAnsi"/>
+              </w:rPr>
+              <w:lastRenderedPageBreak/>
+              <w:t xml:space="preserve"> {</w:t>
+            </w:r>
+          </w:p>
+          <w:p>
+            <w:pPr>
+              <w:spacing w:after="0" w:line="240" w:lineRule="auto"/>
+              <w:rPr>
+                <w:rFonts w:asciiTheme="majorHAnsi" w:hAnsiTheme="majorHAnsi" w:cstheme="majorHAnsi"/>
+              </w:rPr>
+            </w:pPr>
+            <w:r>
+              <w:rPr>
+                <w:rFonts w:asciiTheme="majorHAnsi" w:hAnsiTheme="majorHAnsi" w:cstheme="majorHAnsi"/>
+              </w:rPr>
+              <w:t xml:space="preserve">     return mode;</w:t>
+            </w:r>
+          </w:p>
+          <w:p>
+            <w:pPr>
+              <w:spacing w:after="0" w:line="240" w:lineRule="auto"/>
+              <w:rPr>
+                <w:rFonts w:asciiTheme="majorHAnsi" w:hAnsiTheme="majorHAnsi" w:cstheme="majorHAnsi"/>
+              </w:rPr>
+            </w:pPr>
+            <w:r>
+              <w:rPr>
+                <w:rFonts w:asciiTheme="majorHAnsi" w:hAnsiTheme="majorHAnsi" w:cstheme="majorHAnsi"/>
+              </w:rPr>
+              <w:t xml:space="preserve"> } </w:t>
+            </w:r>
+          </w:p>
+          <w:p>
+            <w:pPr>
+              <w:spacing w:after="0" w:line="240" w:lineRule="auto"/>
+              <w:rPr>
+                <w:rFonts w:asciiTheme="majorHAnsi" w:hAnsiTheme="majorHAnsi" w:cstheme="majorHAnsi"/>
+              </w:rPr>
+            </w:pPr>
+            <w:r>
+              <w:rPr>
+                <w:rFonts w:asciiTheme="majorHAnsi" w:hAnsiTheme="majorHAnsi" w:cstheme="majorHAnsi"/>
+              </w:rPr>
+              <w:t xml:space="preserve"> return -1;</w:t>
+            </w:r>
+          </w:p>
+          <w:p>
+            <w:pPr>
+              <w:spacing w:after="0" w:line="240" w:lineRule="auto"/>
+              <w:rPr>
+                <w:rFonts w:asciiTheme="majorHAnsi" w:hAnsiTheme="majorHAnsi" w:cstheme="majorHAnsi"/>
+              </w:rPr>
+            </w:pPr>
+          </w:p>
+          <w:p>
+            <w:pPr>
+              <w:spacing w:after="0" w:line="240" w:lineRule="auto"/>
+              <w:rPr>
+                <w:rFonts w:asciiTheme="majorHAnsi" w:hAnsiTheme="majorHAnsi" w:cstheme="majorHAnsi"/>
+                <w:b/>
+                <w:lang w:eastAsia="ko-KR"/>
+              </w:rPr>
+            </w:pPr>
+            <w:r>
+              <w:rPr>
+                <w:rFonts w:asciiTheme="majorHAnsi" w:hAnsiTheme="majorHAnsi" w:cstheme="majorHAnsi" w:hint="eastAsia"/>
+                <w:b/>
+                <w:lang w:eastAsia="ko-KR"/>
+              </w:rPr>
+              <w:t>&lt;</w:t>
+            </w:r>
+            <w:r>
+              <w:rPr>
+                <w:b/>
+              </w:rPr>
+              <w:t xml:space="preserve"> </w:t>
+            </w:r>
+            <w:r>
+              <w:rPr>
+                <w:rFonts w:asciiTheme="majorHAnsi" w:hAnsiTheme="majorHAnsi" w:cstheme="majorHAnsi"/>
+                <w:b/>
+                <w:lang w:eastAsia="ko-KR"/>
+              </w:rPr>
+              <w:t>average</w:t>
+            </w:r>
+            <w:r>
+              <w:rPr>
+                <w:rFonts w:asciiTheme="majorHAnsi" w:hAnsiTheme="majorHAnsi" w:cstheme="majorHAnsi" w:hint="eastAsia"/>
+                <w:b/>
+                <w:lang w:eastAsia="ko-KR"/>
+              </w:rPr>
+              <w:t xml:space="preserve"> &gt;</w:t>
+            </w:r>
+          </w:p>
+          <w:p>
+            <w:pPr>
+              <w:spacing w:after="0" w:line="240" w:lineRule="auto"/>
+              <w:rPr>
+                <w:rFonts w:asciiTheme="majorHAnsi" w:hAnsiTheme="majorHAnsi" w:cstheme="majorHAnsi"/>
+              </w:rPr>
+            </w:pPr>
+            <w:r>
+              <w:rPr>
+                <w:rFonts w:asciiTheme="majorHAnsi" w:hAnsiTheme="majorHAnsi" w:cstheme="majorHAnsi"/>
+              </w:rPr>
+              <w:t>int sumAllData = 0;</w:t>
+            </w:r>
+          </w:p>
+          <w:p>
+            <w:pPr>
+              <w:spacing w:after="0" w:line="240" w:lineRule="auto"/>
+              <w:rPr>
+                <w:rFonts w:asciiTheme="majorHAnsi" w:hAnsiTheme="majorHAnsi" w:cstheme="majorHAnsi"/>
+              </w:rPr>
+            </w:pPr>
+            <w:r>
+              <w:rPr>
+                <w:rFonts w:asciiTheme="majorHAnsi" w:hAnsiTheme="majorHAnsi" w:cstheme="majorHAnsi"/>
+              </w:rPr>
+              <w:t xml:space="preserve"> for (int i = 0; i &lt; hourMax; i++)</w:t>
+            </w:r>
+          </w:p>
+          <w:p>
+            <w:pPr>
+              <w:spacing w:after="0" w:line="240" w:lineRule="auto"/>
+              <w:rPr>
+                <w:rFonts w:asciiTheme="majorHAnsi" w:hAnsiTheme="majorHAnsi" w:cstheme="majorHAnsi"/>
+              </w:rPr>
+            </w:pPr>
+            <w:r>
+              <w:rPr>
+                <w:rFonts w:asciiTheme="majorHAnsi" w:hAnsiTheme="majorHAnsi" w:cstheme="majorHAnsi"/>
+              </w:rPr>
+              <w:t xml:space="preserve"> {</w:t>
+            </w:r>
+          </w:p>
+          <w:p>
+            <w:pPr>
+              <w:spacing w:after="0" w:line="240" w:lineRule="auto"/>
+              <w:rPr>
+                <w:rFonts w:asciiTheme="majorHAnsi" w:hAnsiTheme="majorHAnsi" w:cstheme="majorHAnsi"/>
+              </w:rPr>
+            </w:pPr>
+            <w:r>
+              <w:rPr>
+                <w:rFonts w:asciiTheme="majorHAnsi" w:hAnsiTheme="majorHAnsi" w:cstheme="majorHAnsi"/>
+              </w:rPr>
+              <w:t xml:space="preserve">     sumAllData = sumAllData + hourArray[i];</w:t>
+            </w:r>
+          </w:p>
+          <w:p>
+            <w:pPr>
+              <w:spacing w:after="0" w:line="240" w:lineRule="auto"/>
+              <w:rPr>
+                <w:rFonts w:asciiTheme="majorHAnsi" w:hAnsiTheme="majorHAnsi" w:cstheme="majorHAnsi"/>
+              </w:rPr>
+            </w:pPr>
+            <w:r>
+              <w:rPr>
+                <w:rFonts w:asciiTheme="majorHAnsi" w:hAnsiTheme="majorHAnsi" w:cstheme="majorHAnsi"/>
+              </w:rPr>
+              <w:t xml:space="preserve"> }</w:t>
+            </w:r>
+          </w:p>
+          <w:p>
+            <w:pPr>
+              <w:spacing w:after="0" w:line="240" w:lineRule="auto"/>
+              <w:rPr>
+                <w:rFonts w:asciiTheme="majorHAnsi" w:hAnsiTheme="majorHAnsi" w:cstheme="majorHAnsi"/>
+              </w:rPr>
+            </w:pPr>
+            <w:r>
+              <w:rPr>
+                <w:rFonts w:asciiTheme="majorHAnsi" w:hAnsiTheme="majorHAnsi" w:cstheme="majorHAnsi"/>
+              </w:rPr>
+              <w:t xml:space="preserve"> return sumAllData / 24;</w:t>
+            </w:r>
+          </w:p>
+          <w:p>
+            <w:pPr>
+              <w:spacing w:after="0" w:line="240" w:lineRule="auto"/>
+              <w:rPr>
+                <w:rFonts w:asciiTheme="majorHAnsi" w:hAnsiTheme="majorHAnsi" w:cstheme="majorHAnsi"/>
+              </w:rPr>
+            </w:pPr>
+          </w:p>
+          <w:p>
+            <w:pPr>
+              <w:spacing w:after="0" w:line="240" w:lineRule="auto"/>
+              <w:rPr>
+                <w:rFonts w:asciiTheme="majorHAnsi" w:hAnsiTheme="majorHAnsi" w:cstheme="majorHAnsi"/>
+                <w:b/>
+                <w:lang w:eastAsia="ko-KR"/>
+              </w:rPr>
+            </w:pPr>
+            <w:r>
+              <w:rPr>
+                <w:rFonts w:asciiTheme="majorHAnsi" w:hAnsiTheme="majorHAnsi" w:cstheme="majorHAnsi" w:hint="eastAsia"/>
+                <w:b/>
+                <w:lang w:eastAsia="ko-KR"/>
+              </w:rPr>
+              <w:t xml:space="preserve">&lt; </w:t>
+            </w:r>
+            <w:r>
+              <w:rPr>
+                <w:rFonts w:asciiTheme="majorHAnsi" w:hAnsiTheme="majorHAnsi" w:cstheme="majorHAnsi"/>
+                <w:b/>
+                <w:lang w:eastAsia="ko-KR"/>
+              </w:rPr>
+              <w:t>range</w:t>
+            </w:r>
+            <w:r>
+              <w:rPr>
+                <w:rFonts w:asciiTheme="majorHAnsi" w:hAnsiTheme="majorHAnsi" w:cstheme="majorHAnsi" w:hint="eastAsia"/>
+                <w:b/>
+                <w:lang w:eastAsia="ko-KR"/>
+              </w:rPr>
+              <w:t xml:space="preserve"> &gt;</w:t>
+            </w:r>
+          </w:p>
+          <w:p>
+            <w:pPr>
+              <w:spacing w:after="0" w:line="240" w:lineRule="auto"/>
+              <w:rPr>
+                <w:rFonts w:asciiTheme="majorHAnsi" w:hAnsiTheme="majorHAnsi" w:cstheme="majorHAnsi"/>
+              </w:rPr>
+            </w:pPr>
+            <w:r>
+              <w:rPr>
+                <w:rFonts w:asciiTheme="majorHAnsi" w:hAnsiTheme="majorHAnsi" w:cstheme="majorHAnsi"/>
+              </w:rPr>
+              <w:t>int minData = hourArray[0];</w:t>
+            </w:r>
+          </w:p>
+          <w:p>
+            <w:pPr>
+              <w:spacing w:after="0" w:line="240" w:lineRule="auto"/>
+              <w:rPr>
+                <w:rFonts w:asciiTheme="majorHAnsi" w:hAnsiTheme="majorHAnsi" w:cstheme="majorHAnsi"/>
+              </w:rPr>
+            </w:pPr>
+            <w:r>
+              <w:rPr>
+                <w:rFonts w:asciiTheme="majorHAnsi" w:hAnsiTheme="majorHAnsi" w:cstheme="majorHAnsi"/>
+              </w:rPr>
+              <w:t xml:space="preserve"> int maxData = hourArray[0];</w:t>
+            </w:r>
+          </w:p>
+          <w:p>
+            <w:pPr>
+              <w:spacing w:after="0" w:line="240" w:lineRule="auto"/>
+              <w:rPr>
+                <w:rFonts w:asciiTheme="majorHAnsi" w:hAnsiTheme="majorHAnsi" w:cstheme="majorHAnsi"/>
+              </w:rPr>
+            </w:pPr>
+          </w:p>
+          <w:p>
+            <w:pPr>
+              <w:spacing w:after="0" w:line="240" w:lineRule="auto"/>
+              <w:rPr>
+                <w:rFonts w:asciiTheme="majorHAnsi" w:hAnsiTheme="majorHAnsi" w:cstheme="majorHAnsi"/>
+              </w:rPr>
+            </w:pPr>
+            <w:r>
+              <w:rPr>
+                <w:rFonts w:asciiTheme="majorHAnsi" w:hAnsiTheme="majorHAnsi" w:cstheme="majorHAnsi"/>
+              </w:rPr>
+              <w:t xml:space="preserve"> for (int i = 1; i &lt; hourMax; i++)</w:t>
+            </w:r>
+          </w:p>
+          <w:p>
+            <w:pPr>
+              <w:spacing w:after="0" w:line="240" w:lineRule="auto"/>
+              <w:rPr>
+                <w:rFonts w:asciiTheme="majorHAnsi" w:hAnsiTheme="majorHAnsi" w:cstheme="majorHAnsi"/>
+              </w:rPr>
+            </w:pPr>
+            <w:r>
+              <w:rPr>
+                <w:rFonts w:asciiTheme="majorHAnsi" w:hAnsiTheme="majorHAnsi" w:cstheme="majorHAnsi"/>
+              </w:rPr>
+              <w:t xml:space="preserve"> {</w:t>
+            </w:r>
+          </w:p>
+          <w:p>
+            <w:pPr>
+              <w:spacing w:after="0" w:line="240" w:lineRule="auto"/>
+              <w:rPr>
+                <w:rFonts w:asciiTheme="majorHAnsi" w:hAnsiTheme="majorHAnsi" w:cstheme="majorHAnsi"/>
+              </w:rPr>
+            </w:pPr>
+            <w:r>
+              <w:rPr>
+                <w:rFonts w:asciiTheme="majorHAnsi" w:hAnsiTheme="majorHAnsi" w:cstheme="majorHAnsi"/>
+              </w:rPr>
+              <w:t xml:space="preserve">     if (hourArray[i] &lt; minData)</w:t>
+            </w:r>
+          </w:p>
+          <w:p>
+            <w:pPr>
+              <w:spacing w:after="0" w:line="240" w:lineRule="auto"/>
+              <w:rPr>
+                <w:rFonts w:asciiTheme="majorHAnsi" w:hAnsiTheme="majorHAnsi" w:cstheme="majorHAnsi"/>
+              </w:rPr>
+            </w:pPr>
+            <w:r>
+              <w:rPr>
+                <w:rFonts w:asciiTheme="majorHAnsi" w:hAnsiTheme="majorHAnsi" w:cstheme="majorHAnsi"/>
+              </w:rPr>
+              <w:t xml:space="preserve">     {</w:t>
+            </w:r>
+          </w:p>
+          <w:p>
+            <w:pPr>
+              <w:spacing w:after="0" w:line="240" w:lineRule="auto"/>
+              <w:rPr>
+                <w:rFonts w:asciiTheme="majorHAnsi" w:hAnsiTheme="majorHAnsi" w:cstheme="majorHAnsi"/>
+              </w:rPr>
+            </w:pPr>
+            <w:r>
+              <w:rPr>
+                <w:rFonts w:asciiTheme="majorHAnsi" w:hAnsiTheme="majorHAnsi" w:cstheme="majorHAnsi"/>
+              </w:rPr>
+              <w:t xml:space="preserve">         minData = hourArray[i];</w:t>
+            </w:r>
+          </w:p>
+          <w:p>
+            <w:pPr>
+              <w:spacing w:after="0" w:line="240" w:lineRule="auto"/>
+              <w:rPr>
+                <w:rFonts w:asciiTheme="majorHAnsi" w:hAnsiTheme="majorHAnsi" w:cstheme="majorHAnsi"/>
+              </w:rPr>
+            </w:pPr>
+            <w:r>
+              <w:rPr>
+                <w:rFonts w:asciiTheme="majorHAnsi" w:hAnsiTheme="majorHAnsi" w:cstheme="majorHAnsi"/>
+              </w:rPr>
+              <w:t xml:space="preserve">     }</w:t>
+            </w:r>
+          </w:p>
+          <w:p>
+            <w:pPr>
+              <w:spacing w:after="0" w:line="240" w:lineRule="auto"/>
+              <w:rPr>
+                <w:rFonts w:asciiTheme="majorHAnsi" w:hAnsiTheme="majorHAnsi" w:cstheme="majorHAnsi"/>
+              </w:rPr>
+            </w:pPr>
+            <w:r>
+              <w:rPr>
+                <w:rFonts w:asciiTheme="majorHAnsi" w:hAnsiTheme="majorHAnsi" w:cstheme="majorHAnsi"/>
+              </w:rPr>
+              <w:t xml:space="preserve">     if (hourArray[i] &gt; maxData)</w:t>
+            </w:r>
+          </w:p>
+          <w:p>
+            <w:pPr>
+              <w:spacing w:after="0" w:line="240" w:lineRule="auto"/>
+              <w:rPr>
+                <w:rFonts w:asciiTheme="majorHAnsi" w:hAnsiTheme="majorHAnsi" w:cstheme="majorHAnsi"/>
+              </w:rPr>
+            </w:pPr>
+            <w:r>
+              <w:rPr>
+                <w:rFonts w:asciiTheme="majorHAnsi" w:hAnsiTheme="majorHAnsi" w:cstheme="majorHAnsi"/>
+              </w:rPr>
+              <w:t xml:space="preserve">     {</w:t>
+            </w:r>
+          </w:p>
+          <w:p>
+            <w:pPr>
+              <w:spacing w:after="0" w:line="240" w:lineRule="auto"/>
+              <w:rPr>
+                <w:rFonts w:asciiTheme="majorHAnsi" w:hAnsiTheme="majorHAnsi" w:cstheme="majorHAnsi"/>
+              </w:rPr>
+            </w:pPr>
+            <w:r>
+              <w:rPr>
+                <w:rFonts w:asciiTheme="majorHAnsi" w:hAnsiTheme="majorHAnsi" w:cstheme="majorHAnsi"/>
+              </w:rPr>
+              <w:t xml:space="preserve">         maxData = hourArray[i];</w:t>
+            </w:r>
+          </w:p>
+          <w:p>
+            <w:pPr>
+              <w:spacing w:after="0" w:line="240" w:lineRule="auto"/>
+              <w:rPr>
+                <w:rFonts w:asciiTheme="majorHAnsi" w:hAnsiTheme="majorHAnsi" w:cstheme="majorHAnsi"/>
+              </w:rPr>
+            </w:pPr>
+            <w:r>
+              <w:rPr>
+                <w:rFonts w:asciiTheme="majorHAnsi" w:hAnsiTheme="majorHAnsi" w:cstheme="majorHAnsi"/>
+              </w:rPr>
+              <w:t xml:space="preserve">     }</w:t>
+            </w:r>
+          </w:p>
+          <w:p>
+            <w:pPr>
+              <w:spacing w:after="0" w:line="240" w:lineRule="auto"/>
+              <w:rPr>
+                <w:rFonts w:asciiTheme="majorHAnsi" w:hAnsiTheme="majorHAnsi" w:cstheme="majorHAnsi"/>
+              </w:rPr>
+            </w:pPr>
+            <w:r>
+              <w:rPr>
+                <w:rFonts w:asciiTheme="majorHAnsi" w:hAnsiTheme="majorHAnsi" w:cstheme="majorHAnsi"/>
+              </w:rPr>
+              <w:t xml:space="preserve"> }</w:t>
+            </w:r>
+          </w:p>
+          <w:p>
+            <w:pPr>
+              <w:spacing w:after="0" w:line="240" w:lineRule="auto"/>
+              <w:rPr>
+                <w:rFonts w:asciiTheme="majorHAnsi" w:hAnsiTheme="majorHAnsi" w:cstheme="majorHAnsi"/>
+              </w:rPr>
+            </w:pPr>
+            <w:r>
+              <w:rPr>
+                <w:rFonts w:asciiTheme="majorHAnsi" w:hAnsiTheme="majorHAnsi" w:cstheme="majorHAnsi"/>
+              </w:rPr>
+              <w:t xml:space="preserve"> return maxData - minData;</w:t>
+            </w:r>
+          </w:p>
+          <w:p>
+            <w:pPr>
+              <w:spacing w:after="0" w:line="240" w:lineRule="auto"/>
+              <w:rPr>
+                <w:rFonts w:asciiTheme="majorHAnsi" w:hAnsiTheme="majorHAnsi" w:cstheme="majorHAnsi"/>
+              </w:rPr>
+            </w:pPr>
+          </w:p>
+          <w:p>
+            <w:pPr>
+              <w:spacing w:after="0" w:line="240" w:lineRule="auto"/>
+              <w:rPr>
+                <w:rFonts w:asciiTheme="majorHAnsi" w:hAnsiTheme="majorHAnsi" w:cstheme="majorHAnsi"/>
+              </w:rPr>
+            </w:pPr>
+          </w:p>
+          <w:p>
+            <w:pPr>
+              <w:spacing w:after="0" w:line="240" w:lineRule="auto"/>
+              <w:rPr>
+                <w:rFonts w:asciiTheme="majorHAnsi" w:hAnsiTheme="majorHAnsi" w:cstheme="majorHAnsi"/>
+              </w:rPr>
+            </w:pPr>
+            <w:r>
+              <w:rPr>
+                <w:rFonts w:asciiTheme="majorHAnsi" w:hAnsiTheme="majorHAnsi" w:cstheme="majorHAnsi"/>
+              </w:rPr>
+              <w:t xml:space="preserve">       </w:t>
+            </w:r>
           </w:p>
         </w:tc>
         <w:tc>
@@ -12370,6 +13752,7 @@
                 <w:sz w:val="16"/>
                 <w:szCs w:val="16"/>
               </w:rPr>
+              <w:lastRenderedPageBreak/>
               <w:t>Put the Pseudo Code for the Math Functions here;</w:t>
             </w:r>
           </w:p>
@@ -12420,11 +13803,9 @@
                 <w:lang w:eastAsia="ko-KR"/>
               </w:rPr>
             </w:pPr>
-            <w:proofErr w:type="spellStart"/>
             <w:r>
               <w:t>CalculateMidExtreme</w:t>
             </w:r>
-            <w:proofErr w:type="spellEnd"/>
             <w:r>
               <w:rPr>
                 <w:rFonts w:hint="eastAsia"/>
@@ -12452,21 +13833,12 @@
               </w:rPr>
               <w:t xml:space="preserve">SET </w:t>
             </w:r>
-            <w:proofErr w:type="spellStart"/>
             <w:r>
               <w:rPr>
                 <w:rFonts w:asciiTheme="majorHAnsi" w:hAnsiTheme="majorHAnsi" w:cstheme="majorHAnsi" w:hint="eastAsia"/>
                 <w:lang w:eastAsia="ko-KR"/>
               </w:rPr>
-              <w:t>minData</w:t>
-            </w:r>
-            <w:proofErr w:type="spellEnd"/>
-            <w:r>
-              <w:rPr>
-                <w:rFonts w:asciiTheme="majorHAnsi" w:hAnsiTheme="majorHAnsi" w:cstheme="majorHAnsi" w:hint="eastAsia"/>
-                <w:lang w:eastAsia="ko-KR"/>
-              </w:rPr>
-              <w:t xml:space="preserve"> =</w:t>
+              <w:t>minData =</w:t>
             </w:r>
             <w:r>
               <w:rPr>
@@ -12476,7 +13848,6 @@
               </w:rPr>
               <w:t xml:space="preserve"> </w:t>
             </w:r>
-            <w:proofErr w:type="spellStart"/>
             <w:r>
               <w:rPr>
                 <w:rFonts w:ascii="Arial" w:hAnsi="Arial" w:cs="Arial"/>
@@ -12485,9 +13856,18 @@
                 <w:szCs w:val="18"/>
                 <w:lang w:eastAsia="ko-KR"/>
               </w:rPr>
-              <w:t>hourArray</w:t>
-            </w:r>
-            <w:proofErr w:type="spellEnd"/>
+              <w:t>hourArray[</w:t>
+            </w:r>
+            <w:r>
+              <w:rPr>
+                <w:rFonts w:ascii="Arial" w:hAnsi="Arial" w:cs="Arial" w:hint="eastAsia"/>
+                <w:color w:val="222222"/>
+                <w:sz w:val="18"/>
+                <w:szCs w:val="18"/>
+                <w:lang w:eastAsia="ko-KR"/>
+              </w:rPr>
+              <w:t>0</w:t>
+            </w:r>
             <w:r>
               <w:rPr>
                 <w:rFonts w:ascii="Arial" w:hAnsi="Arial" w:cs="Arial"/>
@@ -12496,7 +13876,59 @@
                 <w:szCs w:val="18"/>
                 <w:lang w:eastAsia="ko-KR"/>
               </w:rPr>
-              <w:t>[</w:t>
+              <w:t>]</w:t>
+            </w:r>
+          </w:p>
+          <w:p>
+            <w:pPr>
+              <w:spacing w:after="0" w:line="240" w:lineRule="auto"/>
+              <w:rPr>
+                <w:rFonts w:ascii="Arial" w:hAnsi="Arial" w:cs="Arial"/>
+                <w:color w:val="222222"/>
+                <w:sz w:val="18"/>
+                <w:szCs w:val="18"/>
+                <w:lang w:eastAsia="ko-KR"/>
+              </w:rPr>
+            </w:pPr>
+            <w:r>
+              <w:rPr>
+                <w:rFonts w:asciiTheme="majorHAnsi" w:hAnsiTheme="majorHAnsi" w:cstheme="majorHAnsi" w:hint="eastAsia"/>
+                <w:b/>
+                <w:lang w:eastAsia="ko-KR"/>
+              </w:rPr>
+              <w:t xml:space="preserve">SET </w:t>
+            </w:r>
+            <w:r>
+              <w:rPr>
+                <w:rFonts w:asciiTheme="majorHAnsi" w:hAnsiTheme="majorHAnsi" w:cstheme="majorHAnsi" w:hint="eastAsia"/>
+                <w:lang w:eastAsia="ko-KR"/>
+              </w:rPr>
+              <w:t>max</w:t>
+            </w:r>
+            <w:r>
+              <w:rPr>
+                <w:rFonts w:asciiTheme="majorHAnsi" w:hAnsiTheme="majorHAnsi" w:cstheme="majorHAnsi" w:hint="eastAsia"/>
+                <w:lang w:eastAsia="ko-KR"/>
+              </w:rPr>
+              <w:t>Data =</w:t>
+            </w:r>
+            <w:r>
+              <w:rPr>
+                <w:rFonts w:asciiTheme="majorHAnsi" w:hAnsiTheme="majorHAnsi" w:cstheme="majorHAnsi" w:hint="eastAsia"/>
+                <w:b/>
+                <w:lang w:eastAsia="ko-KR"/>
+              </w:rPr>
+              <w:t xml:space="preserve"> </w:t>
+            </w:r>
+            <w:r>
+              <w:rPr>
+                <w:rFonts w:ascii="Arial" w:hAnsi="Arial" w:cs="Arial"/>
+                <w:color w:val="222222"/>
+                <w:sz w:val="18"/>
+                <w:szCs w:val="18"/>
+                <w:lang w:eastAsia="ko-KR"/>
+              </w:rPr>
+              <w:t>hourArray[</w:t>
             </w:r>
             <w:r>
               <w:rPr>
@@ -12521,7 +13953,65 @@
           </w:p>
           <w:p>
             <w:pPr>
-              <w:spacing w:after="0" w:line="240" w:lineRule="auto"/>
+              <w:pStyle w:val="NoSpacing"/>
+              <w:rPr>
+                <w:lang w:eastAsia="ko-KR"/>
+              </w:rPr>
+            </w:pPr>
+            <w:r>
+              <w:rPr>
+                <w:rFonts w:hint="eastAsia"/>
+                <w:b/>
+                <w:color w:val="222222"/>
+                <w:lang w:eastAsia="ko-KR"/>
+              </w:rPr>
+              <w:t xml:space="preserve">FOR </w:t>
+            </w:r>
+            <w:r>
+              <w:rPr>
+                <w:rStyle w:val="hljs-keyword"/>
+                <w:rFonts w:hint="eastAsia"/>
+                <w:lang w:eastAsia="ko-KR"/>
+              </w:rPr>
+              <w:t xml:space="preserve"> i</w:t>
+            </w:r>
+            <w:r>
+              <w:t xml:space="preserve"> </w:t>
+            </w:r>
+            <w:r>
+              <w:rPr>
+                <w:rStyle w:val="hljs-operator"/>
+              </w:rPr>
+              <w:t>=</w:t>
+            </w:r>
+            <w:r>
+              <w:t xml:space="preserve"> </w:t>
+            </w:r>
+            <w:r>
+              <w:rPr>
+                <w:rStyle w:val="hljs-number"/>
+                <w:rFonts w:hint="eastAsia"/>
+                <w:lang w:eastAsia="ko-KR"/>
+              </w:rPr>
+              <w:t>1</w:t>
+            </w:r>
+            <w:r>
+              <w:rPr>
+                <w:rStyle w:val="hljs-number"/>
+                <w:rFonts w:hint="eastAsia"/>
+                <w:lang w:eastAsia="ko-KR"/>
+              </w:rPr>
+              <w:t xml:space="preserve"> to</w:t>
+            </w:r>
+            <w:r>
+              <w:rPr>
+                <w:rStyle w:val="hljs-keyword"/>
+                <w:rFonts w:hint="eastAsia"/>
+                <w:lang w:eastAsia="ko-KR"/>
+              </w:rPr>
+              <w:t xml:space="preserve"> </w:t>
+            </w:r>
+            <w:r>
               <w:rPr>
                 <w:rFonts w:ascii="Arial" w:hAnsi="Arial" w:cs="Arial"/>
                 <w:color w:val="222222"/>
@@ -12529,47 +14019,66 @@
                 <w:szCs w:val="18"/>
                 <w:lang w:eastAsia="ko-KR"/>
               </w:rPr>
-            </w:pPr>
-            <w:r>
-              <w:rPr>
-                <w:rFonts w:asciiTheme="majorHAnsi" w:hAnsiTheme="majorHAnsi" w:cstheme="majorHAnsi" w:hint="eastAsia"/>
+              <w:t>hourArray</w:t>
+            </w:r>
+            <w:r>
+              <w:t>.</w:t>
+            </w:r>
+            <w:r>
+              <w:rPr>
+                <w:rFonts w:hint="eastAsia"/>
+                <w:lang w:eastAsia="ko-KR"/>
+              </w:rPr>
+              <w:t>l</w:t>
+            </w:r>
+            <w:r>
+              <w:t>ength</w:t>
+            </w:r>
+            <w:r>
+              <w:rPr>
+                <w:rFonts w:hint="eastAsia"/>
+                <w:lang w:eastAsia="ko-KR"/>
+              </w:rPr>
+              <w:t xml:space="preserve"> -1</w:t>
+            </w:r>
+            <w:r>
+              <w:t xml:space="preserve"> </w:t>
+            </w:r>
+          </w:p>
+          <w:p>
+            <w:pPr>
+              <w:pStyle w:val="NoSpacing"/>
+              <w:rPr>
+                <w:rFonts w:asciiTheme="majorHAnsi" w:hAnsiTheme="majorHAnsi" w:cstheme="majorHAnsi"/>
+                <w:lang w:eastAsia="ko-KR"/>
+              </w:rPr>
+            </w:pPr>
+            <w:r>
+              <w:rPr>
+                <w:rStyle w:val="hljs-number"/>
+                <w:rFonts w:hint="eastAsia"/>
+                <w:lang w:eastAsia="ko-KR"/>
+              </w:rPr>
+              <w:t xml:space="preserve">       </w:t>
+            </w:r>
+            <w:r>
+              <w:rPr>
+                <w:rStyle w:val="hljs-number"/>
+                <w:rFonts w:hint="eastAsia"/>
                 <w:b/>
-                <w:lang w:eastAsia="ko-KR"/>
-              </w:rPr>
-              <w:t xml:space="preserve">SET </w:t>
-            </w:r>
-            <w:proofErr w:type="spellStart"/>
-            <w:r>
-              <w:rPr>
-                <w:rFonts w:asciiTheme="majorHAnsi" w:hAnsiTheme="majorHAnsi" w:cstheme="majorHAnsi" w:hint="eastAsia"/>
-                <w:lang w:eastAsia="ko-KR"/>
-              </w:rPr>
-              <w:t>max</w:t>
-            </w:r>
-            <w:r>
-              <w:rPr>
-                <w:rFonts w:asciiTheme="majorHAnsi" w:hAnsiTheme="majorHAnsi" w:cstheme="majorHAnsi" w:hint="eastAsia"/>
-                <w:lang w:eastAsia="ko-KR"/>
-              </w:rPr>
-              <w:t>Data</w:t>
-            </w:r>
-            <w:proofErr w:type="spellEnd"/>
-            <w:r>
-              <w:rPr>
-                <w:rFonts w:asciiTheme="majorHAnsi" w:hAnsiTheme="majorHAnsi" w:cstheme="majorHAnsi" w:hint="eastAsia"/>
-                <w:lang w:eastAsia="ko-KR"/>
-              </w:rPr>
-              <w:t xml:space="preserve"> =</w:t>
-            </w:r>
-            <w:r>
-              <w:rPr>
-                <w:rFonts w:asciiTheme="majorHAnsi" w:hAnsiTheme="majorHAnsi" w:cstheme="majorHAnsi" w:hint="eastAsia"/>
-                <w:b/>
+                <w:bCs/>
+                <w:lang w:eastAsia="ko-KR"/>
+              </w:rPr>
+              <w:t>IF</w:t>
+            </w:r>
+            <w:r>
+              <w:rPr>
+                <w:rStyle w:val="hljs-number"/>
+                <w:rFonts w:hint="eastAsia"/>
                 <w:lang w:eastAsia="ko-KR"/>
               </w:rPr>
               <w:t xml:space="preserve"> </w:t>
             </w:r>
-            <w:proofErr w:type="spellStart"/>
             <w:r>
               <w:rPr>
                 <w:rFonts w:ascii="Arial" w:hAnsi="Arial" w:cs="Arial"/>
@@ -12578,9 +14087,18 @@
                 <w:szCs w:val="18"/>
                 <w:lang w:eastAsia="ko-KR"/>
               </w:rPr>
-              <w:t>hourArray</w:t>
-            </w:r>
-            <w:proofErr w:type="spellEnd"/>
+              <w:t>hourArray[</w:t>
+            </w:r>
+            <w:r>
+              <w:rPr>
+                <w:rFonts w:ascii="Arial" w:hAnsi="Arial" w:cs="Arial" w:hint="eastAsia"/>
+                <w:color w:val="222222"/>
+                <w:sz w:val="18"/>
+                <w:szCs w:val="18"/>
+                <w:lang w:eastAsia="ko-KR"/>
+              </w:rPr>
+              <w:t xml:space="preserve"> </w:t>
+            </w:r>
             <w:r>
               <w:rPr>
                 <w:rFonts w:ascii="Arial" w:hAnsi="Arial" w:cs="Arial"/>
@@ -12589,7 +14107,17 @@
                 <w:szCs w:val="18"/>
                 <w:lang w:eastAsia="ko-KR"/>
               </w:rPr>
-              <w:t>[</w:t>
+              <w:t xml:space="preserve">i </w:t>
+            </w:r>
+            <w:r>
+              <w:rPr>
+                <w:rFonts w:ascii="Arial" w:hAnsi="Arial" w:cs="Arial"/>
+                <w:color w:val="222222"/>
+                <w:sz w:val="18"/>
+                <w:szCs w:val="18"/>
+                <w:lang w:eastAsia="ko-KR"/>
+              </w:rPr>
+              <w:t>]</w:t>
             </w:r>
             <w:r>
               <w:rPr>
@@ -12599,216 +14127,8 @@
                 <w:szCs w:val="18"/>
                 <w:lang w:eastAsia="ko-KR"/>
               </w:rPr>
-              <w:t>0</w:t>
-            </w:r>
-            <w:r>
-              <w:rPr>
-                <w:rFonts w:ascii="Arial" w:hAnsi="Arial" w:cs="Arial"/>
-                <w:color w:val="222222"/>
-                <w:sz w:val="18"/>
-                <w:szCs w:val="18"/>
-                <w:lang w:eastAsia="ko-KR"/>
-              </w:rPr>
-              <w:t>]</w:t>
-            </w:r>
-          </w:p>
-          <w:p>
-            <w:pPr>
-              <w:pStyle w:val="NoSpacing"/>
-              <w:rPr>
-                <w:lang w:eastAsia="ko-KR"/>
-              </w:rPr>
-            </w:pPr>
-            <w:r>
-              <w:rPr>
-                <w:rFonts w:hint="eastAsia"/>
-                <w:b/>
-                <w:color w:val="222222"/>
-                <w:lang w:eastAsia="ko-KR"/>
-              </w:rPr>
-              <w:t xml:space="preserve">FOR </w:t>
-            </w:r>
-            <w:r>
-              <w:rPr>
-                <w:rStyle w:val="hljs-keyword"/>
-                <w:rFonts w:hint="eastAsia"/>
-                <w:lang w:eastAsia="ko-KR"/>
-              </w:rPr>
-              <w:t xml:space="preserve"> </w:t>
-            </w:r>
-            <w:proofErr w:type="spellStart"/>
-            <w:r>
-              <w:rPr>
-                <w:rStyle w:val="hljs-keyword"/>
-                <w:rFonts w:hint="eastAsia"/>
-                <w:lang w:eastAsia="ko-KR"/>
-              </w:rPr>
-              <w:t>i</w:t>
-            </w:r>
-            <w:proofErr w:type="spellEnd"/>
-            <w:r>
-              <w:t xml:space="preserve"> </w:t>
-            </w:r>
-            <w:r>
-              <w:rPr>
-                <w:rStyle w:val="hljs-operator"/>
-              </w:rPr>
-              <w:t>=</w:t>
-            </w:r>
-            <w:r>
-              <w:t xml:space="preserve"> </w:t>
-            </w:r>
-            <w:r>
-              <w:rPr>
-                <w:rStyle w:val="hljs-number"/>
-                <w:rFonts w:hint="eastAsia"/>
-                <w:lang w:eastAsia="ko-KR"/>
-              </w:rPr>
-              <w:t>1</w:t>
-            </w:r>
-            <w:r>
-              <w:rPr>
-                <w:rStyle w:val="hljs-number"/>
-                <w:rFonts w:hint="eastAsia"/>
-                <w:lang w:eastAsia="ko-KR"/>
-              </w:rPr>
-              <w:t xml:space="preserve"> to</w:t>
-            </w:r>
-            <w:r>
-              <w:rPr>
-                <w:rStyle w:val="hljs-keyword"/>
-                <w:rFonts w:hint="eastAsia"/>
-                <w:lang w:eastAsia="ko-KR"/>
-              </w:rPr>
-              <w:t xml:space="preserve"> </w:t>
-            </w:r>
-            <w:proofErr w:type="spellStart"/>
-            <w:r>
-              <w:rPr>
-                <w:rFonts w:ascii="Arial" w:hAnsi="Arial" w:cs="Arial"/>
-                <w:color w:val="222222"/>
-                <w:sz w:val="18"/>
-                <w:szCs w:val="18"/>
-                <w:lang w:eastAsia="ko-KR"/>
-              </w:rPr>
-              <w:t>hourArray</w:t>
-            </w:r>
-            <w:r>
-              <w:t>.</w:t>
-            </w:r>
-            <w:r>
-              <w:rPr>
-                <w:rFonts w:hint="eastAsia"/>
-                <w:lang w:eastAsia="ko-KR"/>
-              </w:rPr>
-              <w:t>l</w:t>
-            </w:r>
-            <w:r>
-              <w:t>ength</w:t>
-            </w:r>
-            <w:proofErr w:type="spellEnd"/>
-            <w:r>
-              <w:rPr>
-                <w:rFonts w:hint="eastAsia"/>
-                <w:lang w:eastAsia="ko-KR"/>
-              </w:rPr>
-              <w:t xml:space="preserve"> -1</w:t>
-            </w:r>
-            <w:r>
-              <w:t xml:space="preserve"> </w:t>
-            </w:r>
-          </w:p>
-          <w:p>
-            <w:pPr>
-              <w:pStyle w:val="NoSpacing"/>
-              <w:rPr>
-                <w:rFonts w:asciiTheme="majorHAnsi" w:hAnsiTheme="majorHAnsi" w:cstheme="majorHAnsi"/>
-                <w:lang w:eastAsia="ko-KR"/>
-              </w:rPr>
-            </w:pPr>
-            <w:r>
-              <w:rPr>
-                <w:rStyle w:val="hljs-number"/>
-                <w:rFonts w:hint="eastAsia"/>
-                <w:lang w:eastAsia="ko-KR"/>
-              </w:rPr>
-              <w:t xml:space="preserve">       IF </w:t>
-            </w:r>
-            <w:proofErr w:type="spellStart"/>
-            <w:r>
-              <w:rPr>
-                <w:rFonts w:ascii="Arial" w:hAnsi="Arial" w:cs="Arial"/>
-                <w:color w:val="222222"/>
-                <w:sz w:val="18"/>
-                <w:szCs w:val="18"/>
-                <w:lang w:eastAsia="ko-KR"/>
-              </w:rPr>
-              <w:t>hourArray</w:t>
-            </w:r>
-            <w:proofErr w:type="spellEnd"/>
-            <w:r>
-              <w:rPr>
-                <w:rFonts w:ascii="Arial" w:hAnsi="Arial" w:cs="Arial"/>
-                <w:color w:val="222222"/>
-                <w:sz w:val="18"/>
-                <w:szCs w:val="18"/>
-                <w:lang w:eastAsia="ko-KR"/>
-              </w:rPr>
-              <w:t>[</w:t>
-            </w:r>
-            <w:r>
-              <w:rPr>
-                <w:rFonts w:ascii="Arial" w:hAnsi="Arial" w:cs="Arial" w:hint="eastAsia"/>
-                <w:color w:val="222222"/>
-                <w:sz w:val="18"/>
-                <w:szCs w:val="18"/>
-                <w:lang w:eastAsia="ko-KR"/>
-              </w:rPr>
-              <w:t xml:space="preserve"> </w:t>
-            </w:r>
-            <w:proofErr w:type="spellStart"/>
-            <w:r>
-              <w:rPr>
-                <w:rFonts w:ascii="Arial" w:hAnsi="Arial" w:cs="Arial"/>
-                <w:color w:val="222222"/>
-                <w:sz w:val="18"/>
-                <w:szCs w:val="18"/>
-                <w:lang w:eastAsia="ko-KR"/>
-              </w:rPr>
-              <w:t>i</w:t>
-            </w:r>
-            <w:proofErr w:type="spellEnd"/>
-            <w:r>
-              <w:rPr>
-                <w:rFonts w:ascii="Arial" w:hAnsi="Arial" w:cs="Arial"/>
-                <w:color w:val="222222"/>
-                <w:sz w:val="18"/>
-                <w:szCs w:val="18"/>
-                <w:lang w:eastAsia="ko-KR"/>
-              </w:rPr>
-              <w:t xml:space="preserve"> </w:t>
-            </w:r>
-            <w:r>
-              <w:rPr>
-                <w:rFonts w:ascii="Arial" w:hAnsi="Arial" w:cs="Arial"/>
-                <w:color w:val="222222"/>
-                <w:sz w:val="18"/>
-                <w:szCs w:val="18"/>
-                <w:lang w:eastAsia="ko-KR"/>
-              </w:rPr>
-              <w:t>]</w:t>
-            </w:r>
-            <w:r>
-              <w:rPr>
-                <w:rFonts w:ascii="Arial" w:hAnsi="Arial" w:cs="Arial" w:hint="eastAsia"/>
-                <w:color w:val="222222"/>
-                <w:sz w:val="18"/>
-                <w:szCs w:val="18"/>
-                <w:lang w:eastAsia="ko-KR"/>
-              </w:rPr>
               <w:t xml:space="preserve"> &lt; </w:t>
             </w:r>
-            <w:proofErr w:type="spellStart"/>
             <w:r>
               <w:rPr>
                 <w:rFonts w:asciiTheme="majorHAnsi" w:hAnsiTheme="majorHAnsi" w:cstheme="majorHAnsi" w:hint="eastAsia"/>
@@ -12816,7 +14136,6 @@
               </w:rPr>
               <w:t>minData</w:t>
             </w:r>
-            <w:proofErr w:type="spellEnd"/>
           </w:p>
           <w:p>
             <w:pPr>
@@ -12838,7 +14157,6 @@
               </w:rPr>
               <w:t xml:space="preserve"> </w:t>
             </w:r>
-            <w:proofErr w:type="spellStart"/>
             <w:r>
               <w:rPr>
                 <w:rFonts w:asciiTheme="majorHAnsi" w:hAnsiTheme="majorHAnsi" w:cstheme="majorHAnsi" w:hint="eastAsia"/>
@@ -12853,7 +14171,6 @@
               </w:rPr>
               <w:t>Data</w:t>
             </w:r>
-            <w:proofErr w:type="spellEnd"/>
             <w:r>
               <w:rPr>
                 <w:rFonts w:asciiTheme="majorHAnsi" w:hAnsiTheme="majorHAnsi" w:cstheme="majorHAnsi" w:hint="eastAsia"/>
@@ -12861,7 +14178,6 @@
               </w:rPr>
               <w:t xml:space="preserve"> = </w:t>
             </w:r>
-            <w:proofErr w:type="spellStart"/>
             <w:r>
               <w:rPr>
                 <w:rFonts w:ascii="Arial" w:hAnsi="Arial" w:cs="Arial"/>
@@ -12870,9 +14186,18 @@
                 <w:szCs w:val="18"/>
                 <w:lang w:eastAsia="ko-KR"/>
               </w:rPr>
-              <w:t>hourArray</w:t>
-            </w:r>
-            <w:proofErr w:type="spellEnd"/>
+              <w:t>hourArray[</w:t>
+            </w:r>
+            <w:r>
+              <w:rPr>
+                <w:rFonts w:ascii="Arial" w:hAnsi="Arial" w:cs="Arial" w:hint="eastAsia"/>
+                <w:color w:val="222222"/>
+                <w:sz w:val="18"/>
+                <w:szCs w:val="18"/>
+                <w:lang w:eastAsia="ko-KR"/>
+              </w:rPr>
+              <w:t xml:space="preserve"> </w:t>
+            </w:r>
             <w:r>
               <w:rPr>
                 <w:rFonts w:ascii="Arial" w:hAnsi="Arial" w:cs="Arial"/>
@@ -12881,8 +14206,28 @@
                 <w:szCs w:val="18"/>
                 <w:lang w:eastAsia="ko-KR"/>
               </w:rPr>
-              <w:t>[</w:t>
-            </w:r>
+              <w:t xml:space="preserve">i </w:t>
+            </w:r>
+            <w:r>
+              <w:rPr>
+                <w:rFonts w:ascii="Arial" w:hAnsi="Arial" w:cs="Arial"/>
+                <w:color w:val="222222"/>
+                <w:sz w:val="18"/>
+                <w:szCs w:val="18"/>
+                <w:lang w:eastAsia="ko-KR"/>
+              </w:rPr>
+              <w:t>]</w:t>
+            </w:r>
+          </w:p>
+          <w:p>
+            <w:pPr>
+              <w:pStyle w:val="NoSpacing"/>
+              <w:ind w:firstLineChars="150" w:firstLine="270"/>
+              <w:rPr>
+                <w:rFonts w:asciiTheme="majorHAnsi" w:hAnsiTheme="majorHAnsi" w:cstheme="majorHAnsi"/>
+                <w:lang w:eastAsia="ko-KR"/>
+              </w:rPr>
+            </w:pPr>
             <w:r>
               <w:rPr>
                 <w:rFonts w:ascii="Arial" w:hAnsi="Arial" w:cs="Arial" w:hint="eastAsia"/>
@@ -12893,7 +14238,24 @@
               </w:rPr>
               <w:t xml:space="preserve"> </w:t>
             </w:r>
-            <w:proofErr w:type="spellStart"/>
+            <w:r>
+              <w:rPr>
+                <w:rStyle w:val="hljs-number"/>
+                <w:rFonts w:hint="eastAsia"/>
+                <w:b/>
+                <w:bCs/>
+                <w:lang w:eastAsia="ko-KR"/>
+              </w:rPr>
+              <w:t>IF</w:t>
+            </w:r>
+            <w:r>
+              <w:rPr>
+                <w:rStyle w:val="hljs-number"/>
+                <w:rFonts w:hint="eastAsia"/>
+                <w:lang w:eastAsia="ko-KR"/>
+              </w:rPr>
+              <w:t xml:space="preserve"> </w:t>
+            </w:r>
             <w:r>
               <w:rPr>
                 <w:rFonts w:ascii="Arial" w:hAnsi="Arial" w:cs="Arial"/>
@@ -12902,9 +14264,18 @@
                 <w:szCs w:val="18"/>
                 <w:lang w:eastAsia="ko-KR"/>
               </w:rPr>
-              <w:t>i</w:t>
-            </w:r>
-            <w:proofErr w:type="spellEnd"/>
+              <w:t>hourArray[</w:t>
+            </w:r>
+            <w:r>
+              <w:rPr>
+                <w:rFonts w:ascii="Arial" w:hAnsi="Arial" w:cs="Arial" w:hint="eastAsia"/>
+                <w:color w:val="222222"/>
+                <w:sz w:val="18"/>
+                <w:szCs w:val="18"/>
+                <w:lang w:eastAsia="ko-KR"/>
+              </w:rPr>
+              <w:t xml:space="preserve"> </w:t>
+            </w:r>
             <w:r>
               <w:rPr>
                 <w:rFonts w:ascii="Arial" w:hAnsi="Arial" w:cs="Arial"/>
@@ -12913,7 +14284,7 @@
                 <w:szCs w:val="18"/>
                 <w:lang w:eastAsia="ko-KR"/>
               </w:rPr>
-              <w:t xml:space="preserve"> </w:t>
+              <w:t xml:space="preserve">i </w:t>
             </w:r>
             <w:r>
               <w:rPr>
@@ -12925,16 +14296,6 @@
               </w:rPr>
               <w:t>]</w:t>
             </w:r>
-          </w:p>
-          <w:p>
-            <w:pPr>
-              <w:pStyle w:val="NoSpacing"/>
-              <w:ind w:firstLineChars="150" w:firstLine="270"/>
-              <w:rPr>
-                <w:rFonts w:asciiTheme="majorHAnsi" w:hAnsiTheme="majorHAnsi" w:cstheme="majorHAnsi"/>
-                <w:lang w:eastAsia="ko-KR"/>
-              </w:rPr>
-            </w:pPr>
             <w:r>
               <w:rPr>
                 <w:rFonts w:ascii="Arial" w:hAnsi="Arial" w:cs="Arial" w:hint="eastAsia"/>
@@ -12947,14 +14308,33 @@
             </w:r>
             <w:r>
               <w:rPr>
-                <w:rStyle w:val="hljs-number"/>
-                <w:rFonts w:hint="eastAsia"/>
-                <w:lang w:eastAsia="ko-KR"/>
-              </w:rPr>
-              <w:t xml:space="preserve">IF </w:t>
-            </w:r>
-            <w:proofErr w:type="spellStart"/>
-            <w:r>
+                <w:rFonts w:ascii="Arial" w:hAnsi="Arial" w:cs="Arial" w:hint="eastAsia"/>
+                <w:color w:val="222222"/>
+                <w:sz w:val="18"/>
+                <w:szCs w:val="18"/>
+                <w:lang w:eastAsia="ko-KR"/>
+              </w:rPr>
+              <w:t xml:space="preserve">&gt; </w:t>
+            </w:r>
+            <w:r>
+              <w:rPr>
+                <w:rFonts w:asciiTheme="majorHAnsi" w:hAnsiTheme="majorHAnsi" w:cstheme="majorHAnsi" w:hint="eastAsia"/>
+                <w:lang w:eastAsia="ko-KR"/>
+              </w:rPr>
+              <w:t>max</w:t>
+            </w:r>
+            <w:r>
+              <w:rPr>
+                <w:rFonts w:asciiTheme="majorHAnsi" w:hAnsiTheme="majorHAnsi" w:cstheme="majorHAnsi" w:hint="eastAsia"/>
+                <w:lang w:eastAsia="ko-KR"/>
+              </w:rPr>
+              <w:t>Data</w:t>
+            </w:r>
+          </w:p>
+          <w:p>
+            <w:pPr>
+              <w:pStyle w:val="NoSpacing"/>
+              <w:ind w:firstLineChars="300" w:firstLine="660"/>
               <w:rPr>
                 <w:rFonts w:ascii="Arial" w:hAnsi="Arial" w:cs="Arial"/>
                 <w:color w:val="222222"/>
@@ -12962,9 +14342,28 @@
                 <w:szCs w:val="18"/>
                 <w:lang w:eastAsia="ko-KR"/>
               </w:rPr>
-              <w:t>hourArray</w:t>
-            </w:r>
-            <w:proofErr w:type="spellEnd"/>
+            </w:pPr>
+            <w:r>
+              <w:rPr>
+                <w:rFonts w:asciiTheme="majorHAnsi" w:hAnsiTheme="majorHAnsi" w:cstheme="majorHAnsi" w:hint="eastAsia"/>
+                <w:lang w:eastAsia="ko-KR"/>
+              </w:rPr>
+              <w:t xml:space="preserve"> max</w:t>
+            </w:r>
+            <w:r>
+              <w:rPr>
+                <w:rFonts w:asciiTheme="majorHAnsi" w:hAnsiTheme="majorHAnsi" w:cstheme="majorHAnsi" w:hint="eastAsia"/>
+                <w:lang w:eastAsia="ko-KR"/>
+              </w:rPr>
+              <w:t>Data</w:t>
+            </w:r>
+            <w:r>
+              <w:rPr>
+                <w:rFonts w:asciiTheme="majorHAnsi" w:hAnsiTheme="majorHAnsi" w:cstheme="majorHAnsi" w:hint="eastAsia"/>
+                <w:lang w:eastAsia="ko-KR"/>
+              </w:rPr>
+              <w:t xml:space="preserve"> = </w:t>
+            </w:r>
             <w:r>
               <w:rPr>
                 <w:rFonts w:ascii="Arial" w:hAnsi="Arial" w:cs="Arial"/>
@@ -12973,7 +14372,7 @@
                 <w:szCs w:val="18"/>
                 <w:lang w:eastAsia="ko-KR"/>
               </w:rPr>
-              <w:t>[</w:t>
+              <w:t>hourArray[</w:t>
             </w:r>
             <w:r>
               <w:rPr>
@@ -12985,7 +14384,6 @@
               </w:rPr>
               <w:t xml:space="preserve"> </w:t>
             </w:r>
-            <w:proofErr w:type="spellStart"/>
             <w:r>
               <w:rPr>
                 <w:rFonts w:ascii="Arial" w:hAnsi="Arial" w:cs="Arial"/>
@@ -12994,161 +14392,7 @@
                 <w:szCs w:val="18"/>
                 <w:lang w:eastAsia="ko-KR"/>
               </w:rPr>
-              <w:t>i</w:t>
-            </w:r>
-            <w:proofErr w:type="spellEnd"/>
-            <w:r>
-              <w:rPr>
-                <w:rFonts w:ascii="Arial" w:hAnsi="Arial" w:cs="Arial"/>
-                <w:color w:val="222222"/>
-                <w:sz w:val="18"/>
-                <w:szCs w:val="18"/>
-                <w:lang w:eastAsia="ko-KR"/>
-              </w:rPr>
-              <w:t xml:space="preserve"> </w:t>
-            </w:r>
-            <w:r>
-              <w:rPr>
-                <w:rFonts w:ascii="Arial" w:hAnsi="Arial" w:cs="Arial"/>
-                <w:color w:val="222222"/>
-                <w:sz w:val="18"/>
-                <w:szCs w:val="18"/>
-                <w:lang w:eastAsia="ko-KR"/>
-              </w:rPr>
-              <w:t>]</w:t>
-            </w:r>
-            <w:r>
-              <w:rPr>
-                <w:rFonts w:ascii="Arial" w:hAnsi="Arial" w:cs="Arial" w:hint="eastAsia"/>
-                <w:color w:val="222222"/>
-                <w:sz w:val="18"/>
-                <w:szCs w:val="18"/>
-                <w:lang w:eastAsia="ko-KR"/>
-              </w:rPr>
-              <w:t xml:space="preserve"> </w:t>
-            </w:r>
-            <w:r>
-              <w:rPr>
-                <w:rFonts w:ascii="Arial" w:hAnsi="Arial" w:cs="Arial" w:hint="eastAsia"/>
-                <w:color w:val="222222"/>
-                <w:sz w:val="18"/>
-                <w:szCs w:val="18"/>
-                <w:lang w:eastAsia="ko-KR"/>
-              </w:rPr>
-              <w:t xml:space="preserve">&gt; </w:t>
-            </w:r>
-            <w:proofErr w:type="spellStart"/>
-            <w:r>
-              <w:rPr>
-                <w:rFonts w:asciiTheme="majorHAnsi" w:hAnsiTheme="majorHAnsi" w:cstheme="majorHAnsi" w:hint="eastAsia"/>
-                <w:lang w:eastAsia="ko-KR"/>
-              </w:rPr>
-              <w:t>max</w:t>
-            </w:r>
-            <w:r>
-              <w:rPr>
-                <w:rFonts w:asciiTheme="majorHAnsi" w:hAnsiTheme="majorHAnsi" w:cstheme="majorHAnsi" w:hint="eastAsia"/>
-                <w:lang w:eastAsia="ko-KR"/>
-              </w:rPr>
-              <w:t>Data</w:t>
-            </w:r>
-            <w:proofErr w:type="spellEnd"/>
-          </w:p>
-          <w:p>
-            <w:pPr>
-              <w:pStyle w:val="NoSpacing"/>
-              <w:ind w:firstLineChars="300" w:firstLine="660"/>
-              <w:rPr>
-                <w:rFonts w:ascii="Arial" w:hAnsi="Arial" w:cs="Arial"/>
-                <w:color w:val="222222"/>
-                <w:sz w:val="18"/>
-                <w:szCs w:val="18"/>
-                <w:lang w:eastAsia="ko-KR"/>
-              </w:rPr>
-            </w:pPr>
-            <w:r>
-              <w:rPr>
-                <w:rFonts w:asciiTheme="majorHAnsi" w:hAnsiTheme="majorHAnsi" w:cstheme="majorHAnsi" w:hint="eastAsia"/>
-                <w:lang w:eastAsia="ko-KR"/>
-              </w:rPr>
-              <w:t xml:space="preserve"> </w:t>
-            </w:r>
-            <w:proofErr w:type="spellStart"/>
-            <w:r>
-              <w:rPr>
-                <w:rFonts w:asciiTheme="majorHAnsi" w:hAnsiTheme="majorHAnsi" w:cstheme="majorHAnsi" w:hint="eastAsia"/>
-                <w:lang w:eastAsia="ko-KR"/>
-              </w:rPr>
-              <w:t>max</w:t>
-            </w:r>
-            <w:r>
-              <w:rPr>
-                <w:rFonts w:asciiTheme="majorHAnsi" w:hAnsiTheme="majorHAnsi" w:cstheme="majorHAnsi" w:hint="eastAsia"/>
-                <w:lang w:eastAsia="ko-KR"/>
-              </w:rPr>
-              <w:t>Data</w:t>
-            </w:r>
-            <w:proofErr w:type="spellEnd"/>
-            <w:r>
-              <w:rPr>
-                <w:rFonts w:asciiTheme="majorHAnsi" w:hAnsiTheme="majorHAnsi" w:cstheme="majorHAnsi" w:hint="eastAsia"/>
-                <w:lang w:eastAsia="ko-KR"/>
-              </w:rPr>
-              <w:t xml:space="preserve"> = </w:t>
-            </w:r>
-            <w:proofErr w:type="spellStart"/>
-            <w:r>
-              <w:rPr>
-                <w:rFonts w:ascii="Arial" w:hAnsi="Arial" w:cs="Arial"/>
-                <w:color w:val="222222"/>
-                <w:sz w:val="18"/>
-                <w:szCs w:val="18"/>
-                <w:lang w:eastAsia="ko-KR"/>
-              </w:rPr>
-              <w:t>hourArray</w:t>
-            </w:r>
-            <w:proofErr w:type="spellEnd"/>
-            <w:r>
-              <w:rPr>
-                <w:rFonts w:ascii="Arial" w:hAnsi="Arial" w:cs="Arial"/>
-                <w:color w:val="222222"/>
-                <w:sz w:val="18"/>
-                <w:szCs w:val="18"/>
-                <w:lang w:eastAsia="ko-KR"/>
-              </w:rPr>
-              <w:t>[</w:t>
-            </w:r>
-            <w:r>
-              <w:rPr>
-                <w:rFonts w:ascii="Arial" w:hAnsi="Arial" w:cs="Arial" w:hint="eastAsia"/>
-                <w:color w:val="222222"/>
-                <w:sz w:val="18"/>
-                <w:szCs w:val="18"/>
-                <w:lang w:eastAsia="ko-KR"/>
-              </w:rPr>
-              <w:t xml:space="preserve"> </w:t>
-            </w:r>
-            <w:proofErr w:type="spellStart"/>
-            <w:r>
-              <w:rPr>
-                <w:rFonts w:ascii="Arial" w:hAnsi="Arial" w:cs="Arial"/>
-                <w:color w:val="222222"/>
-                <w:sz w:val="18"/>
-                <w:szCs w:val="18"/>
-                <w:lang w:eastAsia="ko-KR"/>
-              </w:rPr>
-              <w:t>i</w:t>
-            </w:r>
-            <w:proofErr w:type="spellEnd"/>
-            <w:r>
-              <w:rPr>
-                <w:rFonts w:ascii="Arial" w:hAnsi="Arial" w:cs="Arial"/>
-                <w:color w:val="222222"/>
-                <w:sz w:val="18"/>
-                <w:szCs w:val="18"/>
-                <w:lang w:eastAsia="ko-KR"/>
-              </w:rPr>
-              <w:t xml:space="preserve"> </w:t>
+              <w:t xml:space="preserve">i </w:t>
             </w:r>
             <w:r>
               <w:rPr>
@@ -13195,7 +14439,6 @@
               </w:rPr>
               <w:t xml:space="preserve"> ( </w:t>
             </w:r>
-            <w:proofErr w:type="spellStart"/>
             <w:r>
               <w:rPr>
                 <w:rFonts w:asciiTheme="majorHAnsi" w:hAnsiTheme="majorHAnsi" w:cstheme="majorHAnsi" w:hint="eastAsia"/>
@@ -13203,30 +14446,20 @@
               </w:rPr>
               <w:t>minData</w:t>
             </w:r>
-            <w:proofErr w:type="spellEnd"/>
             <w:r>
               <w:rPr>
                 <w:rFonts w:asciiTheme="majorHAnsi" w:hAnsiTheme="majorHAnsi" w:cstheme="majorHAnsi" w:hint="eastAsia"/>
                 <w:lang w:eastAsia="ko-KR"/>
               </w:rPr>
-              <w:t xml:space="preserve"> + </w:t>
-            </w:r>
-            <w:proofErr w:type="spellStart"/>
+              <w:t xml:space="preserve"> + max</w:t>
+            </w:r>
             <w:r>
               <w:rPr>
                 <w:rFonts w:asciiTheme="majorHAnsi" w:hAnsiTheme="majorHAnsi" w:cstheme="majorHAnsi" w:hint="eastAsia"/>
                 <w:lang w:eastAsia="ko-KR"/>
               </w:rPr>
-              <w:t>max</w:t>
-            </w:r>
-            <w:r>
-              <w:rPr>
-                <w:rFonts w:asciiTheme="majorHAnsi" w:hAnsiTheme="majorHAnsi" w:cstheme="majorHAnsi" w:hint="eastAsia"/>
-                <w:lang w:eastAsia="ko-KR"/>
-              </w:rPr>
               <w:t>Data</w:t>
             </w:r>
-            <w:proofErr w:type="spellEnd"/>
             <w:r>
               <w:rPr>
                 <w:rFonts w:asciiTheme="majorHAnsi" w:hAnsiTheme="majorHAnsi" w:cstheme="majorHAnsi" w:hint="eastAsia"/>
@@ -13291,11 +14524,9 @@
                 <w:lang w:eastAsia="ko-KR"/>
               </w:rPr>
             </w:pPr>
-            <w:proofErr w:type="spellStart"/>
             <w:r>
               <w:t>CalculateMode</w:t>
             </w:r>
-            <w:proofErr w:type="spellEnd"/>
             <w:r>
               <w:rPr>
                 <w:rFonts w:hint="eastAsia"/>
@@ -13307,180 +14538,6 @@
           <w:p>
             <w:pPr>
               <w:spacing w:after="0" w:line="240" w:lineRule="auto"/>
-              <w:rPr>
-                <w:rFonts w:asciiTheme="majorHAnsi" w:hAnsiTheme="majorHAnsi" w:cstheme="majorHAnsi"/>
-                <w:b/>
-                <w:lang w:eastAsia="ko-KR"/>
-              </w:rPr>
-            </w:pPr>
-          </w:p>
-          <w:p>
-            <w:pPr>
-              <w:spacing w:after="0" w:line="240" w:lineRule="auto"/>
-              <w:rPr>
-                <w:rFonts w:asciiTheme="majorHAnsi" w:hAnsiTheme="majorHAnsi" w:cstheme="majorHAnsi"/>
-                <w:b/>
-                <w:lang w:eastAsia="ko-KR"/>
-              </w:rPr>
-            </w:pPr>
-          </w:p>
-          <w:p>
-            <w:pPr>
-              <w:spacing w:after="0" w:line="240" w:lineRule="auto"/>
-              <w:rPr>
-                <w:rFonts w:asciiTheme="majorHAnsi" w:hAnsiTheme="majorHAnsi" w:cstheme="majorHAnsi"/>
-                <w:b/>
-                <w:lang w:eastAsia="ko-KR"/>
-              </w:rPr>
-            </w:pPr>
-            <w:r>
-              <w:rPr>
-                <w:rFonts w:asciiTheme="majorHAnsi" w:hAnsiTheme="majorHAnsi" w:cstheme="majorHAnsi" w:hint="eastAsia"/>
-                <w:b/>
-                <w:lang w:eastAsia="ko-KR"/>
-              </w:rPr>
-              <w:t>&lt;</w:t>
-            </w:r>
-            <w:r>
-              <w:rPr>
-                <w:b/>
-              </w:rPr>
-              <w:t xml:space="preserve"> </w:t>
-            </w:r>
-            <w:r>
-              <w:rPr>
-                <w:rFonts w:asciiTheme="majorHAnsi" w:hAnsiTheme="majorHAnsi" w:cstheme="majorHAnsi"/>
-                <w:b/>
-                <w:lang w:eastAsia="ko-KR"/>
-              </w:rPr>
-              <w:t>average</w:t>
-            </w:r>
-            <w:r>
-              <w:rPr>
-                <w:rFonts w:asciiTheme="majorHAnsi" w:hAnsiTheme="majorHAnsi" w:cstheme="majorHAnsi" w:hint="eastAsia"/>
-                <w:b/>
-                <w:lang w:eastAsia="ko-KR"/>
-              </w:rPr>
-              <w:t xml:space="preserve"> &gt;</w:t>
-            </w:r>
-          </w:p>
-          <w:p>
-            <w:pPr>
-              <w:spacing w:after="0" w:line="240" w:lineRule="auto"/>
-              <w:rPr>
-                <w:lang w:eastAsia="ko-KR"/>
-              </w:rPr>
-            </w:pPr>
-            <w:proofErr w:type="spellStart"/>
-            <w:r>
-              <w:t>CalculateAverage</w:t>
-            </w:r>
-            <w:proofErr w:type="spellEnd"/>
-            <w:r>
-              <w:rPr>
-                <w:rFonts w:hint="eastAsia"/>
-                <w:lang w:eastAsia="ko-KR"/>
-              </w:rPr>
-              <w:t>()</w:t>
-            </w:r>
-          </w:p>
-          <w:p>
-            <w:pPr>
-              <w:spacing w:after="0" w:line="240" w:lineRule="auto"/>
-              <w:rPr>
-                <w:rFonts w:asciiTheme="majorHAnsi" w:hAnsiTheme="majorHAnsi" w:cstheme="majorHAnsi"/>
-                <w:lang w:eastAsia="ko-KR"/>
-              </w:rPr>
-            </w:pPr>
-            <w:r>
-              <w:rPr>
-                <w:rFonts w:asciiTheme="majorHAnsi" w:hAnsiTheme="majorHAnsi" w:cstheme="majorHAnsi" w:hint="eastAsia"/>
-                <w:b/>
-                <w:lang w:eastAsia="ko-KR"/>
-              </w:rPr>
-              <w:t xml:space="preserve">SET </w:t>
-            </w:r>
-            <w:proofErr w:type="spellStart"/>
-            <w:r>
-              <w:rPr>
-                <w:rFonts w:asciiTheme="majorHAnsi" w:hAnsiTheme="majorHAnsi" w:cstheme="majorHAnsi" w:hint="eastAsia"/>
-                <w:lang w:eastAsia="ko-KR"/>
-              </w:rPr>
-              <w:t>sumAllData</w:t>
-            </w:r>
-            <w:proofErr w:type="spellEnd"/>
-            <w:r>
-              <w:rPr>
-                <w:rFonts w:asciiTheme="majorHAnsi" w:hAnsiTheme="majorHAnsi" w:cstheme="majorHAnsi" w:hint="eastAsia"/>
-                <w:lang w:eastAsia="ko-KR"/>
-              </w:rPr>
-              <w:t xml:space="preserve"> = 0</w:t>
-            </w:r>
-          </w:p>
-          <w:p>
-            <w:pPr>
-              <w:pStyle w:val="NoSpacing"/>
-              <w:rPr>
-                <w:lang w:eastAsia="ko-KR"/>
-              </w:rPr>
-            </w:pPr>
-            <w:r>
-              <w:rPr>
-                <w:rFonts w:hint="eastAsia"/>
-                <w:b/>
-                <w:color w:val="222222"/>
-                <w:lang w:eastAsia="ko-KR"/>
-              </w:rPr>
-              <w:t xml:space="preserve">FOR </w:t>
-            </w:r>
-            <w:r>
-              <w:rPr>
-                <w:rStyle w:val="hljs-keyword"/>
-                <w:rFonts w:hint="eastAsia"/>
-                <w:lang w:eastAsia="ko-KR"/>
-              </w:rPr>
-              <w:t xml:space="preserve"> </w:t>
-            </w:r>
-            <w:proofErr w:type="spellStart"/>
-            <w:r>
-              <w:rPr>
-                <w:rStyle w:val="hljs-keyword"/>
-                <w:rFonts w:hint="eastAsia"/>
-                <w:lang w:eastAsia="ko-KR"/>
-              </w:rPr>
-              <w:t>i</w:t>
-            </w:r>
-            <w:proofErr w:type="spellEnd"/>
-            <w:r>
-              <w:t xml:space="preserve"> </w:t>
-            </w:r>
-            <w:r>
-              <w:rPr>
-                <w:rStyle w:val="hljs-operator"/>
-              </w:rPr>
-              <w:t>=</w:t>
-            </w:r>
-            <w:r>
-              <w:t xml:space="preserve"> </w:t>
-            </w:r>
-            <w:r>
-              <w:rPr>
-                <w:rStyle w:val="hljs-number"/>
-                <w:rFonts w:hint="eastAsia"/>
-                <w:lang w:eastAsia="ko-KR"/>
-              </w:rPr>
-              <w:t>1 to</w:t>
-            </w:r>
-            <w:r>
-              <w:rPr>
-                <w:rStyle w:val="hljs-keyword"/>
-                <w:rFonts w:hint="eastAsia"/>
-                <w:lang w:eastAsia="ko-KR"/>
-              </w:rPr>
-              <w:t xml:space="preserve"> </w:t>
-            </w:r>
-            <w:proofErr w:type="spellStart"/>
-            <w:r>
               <w:rPr>
                 <w:rFonts w:ascii="Arial" w:hAnsi="Arial" w:cs="Arial"/>
                 <w:color w:val="222222"/>
@@ -13488,36 +14545,31 @@
                 <w:szCs w:val="18"/>
                 <w:lang w:eastAsia="ko-KR"/>
               </w:rPr>
-              <w:t>hourArray</w:t>
-            </w:r>
-            <w:r>
-              <w:t>.</w:t>
-            </w:r>
-            <w:r>
-              <w:rPr>
-                <w:rFonts w:hint="eastAsia"/>
-                <w:lang w:eastAsia="ko-KR"/>
-              </w:rPr>
-              <w:t>l</w:t>
-            </w:r>
-            <w:r>
-              <w:t>ength</w:t>
-            </w:r>
-            <w:proofErr w:type="spellEnd"/>
-            <w:r>
-              <w:rPr>
-                <w:rFonts w:hint="eastAsia"/>
-                <w:lang w:eastAsia="ko-KR"/>
-              </w:rPr>
-              <w:t xml:space="preserve"> -1</w:t>
-            </w:r>
-            <w:r>
-              <w:t xml:space="preserve"> </w:t>
-            </w:r>
-          </w:p>
-          <w:p>
-            <w:pPr>
-              <w:spacing w:after="0" w:line="240" w:lineRule="auto"/>
+            </w:pPr>
+            <w:r>
+              <w:rPr>
+                <w:rFonts w:asciiTheme="majorHAnsi" w:hAnsiTheme="majorHAnsi" w:cstheme="majorHAnsi" w:hint="eastAsia"/>
+                <w:b/>
+                <w:lang w:eastAsia="ko-KR"/>
+              </w:rPr>
+              <w:t xml:space="preserve">SET </w:t>
+            </w:r>
+            <w:r>
+              <w:rPr>
+                <w:rFonts w:asciiTheme="majorHAnsi" w:hAnsiTheme="majorHAnsi" w:cstheme="majorHAnsi"/>
+                <w:bCs/>
+                <w:lang w:eastAsia="ko-KR"/>
+              </w:rPr>
+              <w:t>mode</w:t>
+            </w:r>
+            <w:r>
+              <w:rPr>
+                <w:rFonts w:asciiTheme="majorHAnsi" w:hAnsiTheme="majorHAnsi" w:cstheme="majorHAnsi" w:hint="eastAsia"/>
+                <w:lang w:eastAsia="ko-KR"/>
+              </w:rPr>
+              <w:t xml:space="preserve"> = </w:t>
+            </w:r>
+            <w:r>
               <w:rPr>
                 <w:rFonts w:ascii="Arial" w:hAnsi="Arial" w:cs="Arial"/>
                 <w:color w:val="222222"/>
@@ -13525,47 +14577,18 @@
                 <w:szCs w:val="18"/>
                 <w:lang w:eastAsia="ko-KR"/>
               </w:rPr>
-            </w:pPr>
-            <w:r>
-              <w:rPr>
-                <w:rFonts w:asciiTheme="majorHAnsi" w:hAnsiTheme="majorHAnsi" w:cstheme="majorHAnsi" w:hint="eastAsia"/>
-                <w:lang w:eastAsia="ko-KR"/>
-              </w:rPr>
-              <w:t xml:space="preserve">       </w:t>
-            </w:r>
-            <w:proofErr w:type="spellStart"/>
-            <w:r>
-              <w:rPr>
-                <w:rFonts w:asciiTheme="majorHAnsi" w:hAnsiTheme="majorHAnsi" w:cstheme="majorHAnsi" w:hint="eastAsia"/>
-                <w:lang w:eastAsia="ko-KR"/>
-              </w:rPr>
-              <w:t>sumAllData</w:t>
-            </w:r>
-            <w:proofErr w:type="spellEnd"/>
-            <w:r>
-              <w:rPr>
-                <w:rFonts w:asciiTheme="majorHAnsi" w:hAnsiTheme="majorHAnsi" w:cstheme="majorHAnsi" w:hint="eastAsia"/>
-                <w:lang w:eastAsia="ko-KR"/>
-              </w:rPr>
-              <w:t xml:space="preserve"> = </w:t>
-            </w:r>
-            <w:proofErr w:type="spellStart"/>
-            <w:r>
-              <w:rPr>
-                <w:rFonts w:asciiTheme="majorHAnsi" w:hAnsiTheme="majorHAnsi" w:cstheme="majorHAnsi" w:hint="eastAsia"/>
-                <w:lang w:eastAsia="ko-KR"/>
-              </w:rPr>
-              <w:t>sumAllData</w:t>
-            </w:r>
-            <w:proofErr w:type="spellEnd"/>
-            <w:r>
-              <w:rPr>
-                <w:rFonts w:asciiTheme="majorHAnsi" w:hAnsiTheme="majorHAnsi" w:cstheme="majorHAnsi" w:hint="eastAsia"/>
-                <w:lang w:eastAsia="ko-KR"/>
-              </w:rPr>
-              <w:t xml:space="preserve">  + </w:t>
-            </w:r>
-            <w:proofErr w:type="spellStart"/>
+              <w:t>hourArray[</w:t>
+            </w:r>
+            <w:r>
+              <w:rPr>
+                <w:rFonts w:ascii="Arial" w:hAnsi="Arial" w:cs="Arial" w:hint="eastAsia"/>
+                <w:color w:val="222222"/>
+                <w:sz w:val="18"/>
+                <w:szCs w:val="18"/>
+                <w:lang w:eastAsia="ko-KR"/>
+              </w:rPr>
+              <w:t>0</w:t>
+            </w:r>
             <w:r>
               <w:rPr>
                 <w:rFonts w:ascii="Arial" w:hAnsi="Arial" w:cs="Arial"/>
@@ -13574,10 +14597,124 @@
                 <w:szCs w:val="18"/>
                 <w:lang w:eastAsia="ko-KR"/>
               </w:rPr>
-              <w:t>hourArray</w:t>
-            </w:r>
-            <w:proofErr w:type="spellEnd"/>
-            <w:r>
+              <w:t>]</w:t>
+            </w:r>
+          </w:p>
+          <w:p>
+            <w:pPr>
+              <w:spacing w:after="0" w:line="240" w:lineRule="auto"/>
+              <w:rPr>
+                <w:rFonts w:asciiTheme="majorHAnsi" w:hAnsiTheme="majorHAnsi" w:cstheme="majorHAnsi"/>
+                <w:lang w:eastAsia="ko-KR"/>
+              </w:rPr>
+            </w:pPr>
+            <w:r>
+              <w:rPr>
+                <w:rFonts w:asciiTheme="majorHAnsi" w:hAnsiTheme="majorHAnsi" w:cstheme="majorHAnsi" w:hint="eastAsia"/>
+                <w:b/>
+                <w:lang w:eastAsia="ko-KR"/>
+              </w:rPr>
+              <w:t xml:space="preserve">SET </w:t>
+            </w:r>
+            <w:r>
+              <w:rPr>
+                <w:rFonts w:asciiTheme="majorHAnsi" w:hAnsiTheme="majorHAnsi" w:cstheme="majorHAnsi"/>
+                <w:bCs/>
+                <w:lang w:eastAsia="ko-KR"/>
+              </w:rPr>
+              <w:t>maxCount</w:t>
+            </w:r>
+            <w:r>
+              <w:rPr>
+                <w:rFonts w:asciiTheme="majorHAnsi" w:hAnsiTheme="majorHAnsi" w:cstheme="majorHAnsi" w:hint="eastAsia"/>
+                <w:lang w:eastAsia="ko-KR"/>
+              </w:rPr>
+              <w:t xml:space="preserve"> = </w:t>
+            </w:r>
+            <w:r>
+              <w:rPr>
+                <w:rFonts w:asciiTheme="majorHAnsi" w:hAnsiTheme="majorHAnsi" w:cstheme="majorHAnsi"/>
+                <w:lang w:eastAsia="ko-KR"/>
+              </w:rPr>
+              <w:t>0</w:t>
+            </w:r>
+          </w:p>
+          <w:p>
+            <w:pPr>
+              <w:spacing w:after="0" w:line="240" w:lineRule="auto"/>
+              <w:rPr>
+                <w:rFonts w:asciiTheme="majorHAnsi" w:hAnsiTheme="majorHAnsi" w:cstheme="majorHAnsi"/>
+                <w:lang w:eastAsia="ko-KR"/>
+              </w:rPr>
+            </w:pPr>
+            <w:r>
+              <w:rPr>
+                <w:rFonts w:asciiTheme="majorHAnsi" w:hAnsiTheme="majorHAnsi" w:cstheme="majorHAnsi" w:hint="eastAsia"/>
+                <w:b/>
+                <w:lang w:eastAsia="ko-KR"/>
+              </w:rPr>
+              <w:t xml:space="preserve">SET </w:t>
+            </w:r>
+            <w:r>
+              <w:rPr>
+                <w:rFonts w:asciiTheme="majorHAnsi" w:hAnsiTheme="majorHAnsi" w:cstheme="majorHAnsi"/>
+                <w:bCs/>
+                <w:lang w:eastAsia="ko-KR"/>
+              </w:rPr>
+              <w:t>Count</w:t>
+            </w:r>
+            <w:r>
+              <w:rPr>
+                <w:rFonts w:asciiTheme="majorHAnsi" w:hAnsiTheme="majorHAnsi" w:cstheme="majorHAnsi" w:hint="eastAsia"/>
+                <w:lang w:eastAsia="ko-KR"/>
+              </w:rPr>
+              <w:t xml:space="preserve"> = </w:t>
+            </w:r>
+            <w:r>
+              <w:rPr>
+                <w:rFonts w:asciiTheme="majorHAnsi" w:hAnsiTheme="majorHAnsi" w:cstheme="majorHAnsi"/>
+                <w:lang w:eastAsia="ko-KR"/>
+              </w:rPr>
+              <w:t>0</w:t>
+            </w:r>
+          </w:p>
+          <w:p>
+            <w:pPr>
+              <w:spacing w:after="0" w:line="240" w:lineRule="auto"/>
+              <w:rPr>
+                <w:rFonts w:asciiTheme="majorHAnsi" w:hAnsiTheme="majorHAnsi" w:cstheme="majorHAnsi"/>
+                <w:bCs/>
+                <w:lang w:eastAsia="ko-KR"/>
+              </w:rPr>
+            </w:pPr>
+            <w:r>
+              <w:rPr>
+                <w:rFonts w:asciiTheme="majorHAnsi" w:hAnsiTheme="majorHAnsi" w:cstheme="majorHAnsi" w:hint="eastAsia"/>
+                <w:b/>
+                <w:lang w:eastAsia="ko-KR"/>
+              </w:rPr>
+              <w:t>SET</w:t>
+            </w:r>
+            <w:r>
+              <w:rPr>
+                <w:rFonts w:asciiTheme="majorHAnsi" w:hAnsiTheme="majorHAnsi" w:cstheme="majorHAnsi"/>
+                <w:b/>
+                <w:lang w:eastAsia="ko-KR"/>
+              </w:rPr>
+              <w:t xml:space="preserve"> </w:t>
+            </w:r>
+            <w:r>
+              <w:rPr>
+                <w:rFonts w:asciiTheme="majorHAnsi" w:hAnsiTheme="majorHAnsi" w:cstheme="majorHAnsi"/>
+                <w:bCs/>
+                <w:lang w:eastAsia="ko-KR"/>
+              </w:rPr>
+              <w:t>multimode = false</w:t>
+            </w:r>
+          </w:p>
+          <w:p>
+            <w:pPr>
+              <w:spacing w:after="0" w:line="240" w:lineRule="auto"/>
               <w:rPr>
                 <w:rFonts w:ascii="Arial" w:hAnsi="Arial" w:cs="Arial"/>
                 <w:color w:val="222222"/>
@@ -13585,19 +14722,60 @@
                 <w:szCs w:val="18"/>
                 <w:lang w:eastAsia="ko-KR"/>
               </w:rPr>
-              <w:t>[</w:t>
-            </w:r>
-            <w:r>
-              <w:rPr>
-                <w:rFonts w:ascii="Arial" w:hAnsi="Arial" w:cs="Arial" w:hint="eastAsia"/>
+            </w:pPr>
+          </w:p>
+          <w:p>
+            <w:pPr>
+              <w:pStyle w:val="NoSpacing"/>
+            </w:pPr>
+            <w:r>
+              <w:rPr>
+                <w:rFonts w:hint="eastAsia"/>
+                <w:b/>
                 <w:color w:val="222222"/>
-                <w:sz w:val="18"/>
-                <w:szCs w:val="18"/>
-                <w:lang w:eastAsia="ko-KR"/>
-              </w:rPr>
+                <w:lang w:eastAsia="ko-KR"/>
+              </w:rPr>
+              <w:t xml:space="preserve">FOR </w:t>
+            </w:r>
+            <w:r>
+              <w:rPr>
+                <w:rStyle w:val="hljs-keyword"/>
+                <w:rFonts w:hint="eastAsia"/>
+                <w:lang w:eastAsia="ko-KR"/>
+              </w:rPr>
+              <w:t xml:space="preserve"> i</w:t>
+            </w:r>
+            <w:r>
               <w:t xml:space="preserve"> </w:t>
             </w:r>
-            <w:proofErr w:type="spellStart"/>
+            <w:r>
+              <w:rPr>
+                <w:rStyle w:val="hljs-operator"/>
+              </w:rPr>
+              <w:t>=</w:t>
+            </w:r>
+            <w:r>
+              <w:t xml:space="preserve"> </w:t>
+            </w:r>
+            <w:r>
+              <w:t>0</w:t>
+            </w:r>
+            <w:r>
+              <w:rPr>
+                <w:rStyle w:val="hljs-number"/>
+                <w:rFonts w:hint="eastAsia"/>
+                <w:lang w:eastAsia="ko-KR"/>
+              </w:rPr>
+              <w:t xml:space="preserve"> to</w:t>
+            </w:r>
+            <w:r>
+              <w:rPr>
+                <w:rStyle w:val="hljs-keyword"/>
+                <w:rFonts w:hint="eastAsia"/>
+                <w:lang w:eastAsia="ko-KR"/>
+              </w:rPr>
+              <w:t xml:space="preserve"> </w:t>
+            </w:r>
             <w:r>
               <w:rPr>
                 <w:rFonts w:ascii="Arial" w:hAnsi="Arial" w:cs="Arial"/>
@@ -13606,9 +14784,62 @@
                 <w:szCs w:val="18"/>
                 <w:lang w:eastAsia="ko-KR"/>
               </w:rPr>
-              <w:t>i</w:t>
-            </w:r>
-            <w:proofErr w:type="spellEnd"/>
+              <w:t>hourArray</w:t>
+            </w:r>
+            <w:r>
+              <w:t>.</w:t>
+            </w:r>
+            <w:r>
+              <w:rPr>
+                <w:rFonts w:hint="eastAsia"/>
+                <w:lang w:eastAsia="ko-KR"/>
+              </w:rPr>
+              <w:t>l</w:t>
+            </w:r>
+            <w:r>
+              <w:t>ength</w:t>
+            </w:r>
+            <w:r>
+              <w:rPr>
+                <w:rFonts w:hint="eastAsia"/>
+                <w:lang w:eastAsia="ko-KR"/>
+              </w:rPr>
+              <w:t xml:space="preserve"> -1</w:t>
+            </w:r>
+            <w:r>
+              <w:t xml:space="preserve"> </w:t>
+            </w:r>
+          </w:p>
+          <w:p>
+            <w:pPr>
+              <w:pStyle w:val="NoSpacing"/>
+              <w:rPr>
+                <w:lang w:eastAsia="ko-KR"/>
+              </w:rPr>
+            </w:pPr>
+            <w:r>
+              <w:rPr>
+                <w:lang w:eastAsia="ko-KR"/>
+              </w:rPr>
+              <w:t xml:space="preserve">         </w:t>
+            </w:r>
+            <w:r>
+              <w:rPr>
+                <w:lang w:eastAsia="ko-KR"/>
+              </w:rPr>
+              <w:t>c</w:t>
+            </w:r>
+            <w:r>
+              <w:rPr>
+                <w:lang w:eastAsia="ko-KR"/>
+              </w:rPr>
+              <w:t>ount = 0</w:t>
+            </w:r>
+          </w:p>
+          <w:p>
+            <w:pPr>
+              <w:pStyle w:val="NoSpacing"/>
+            </w:pPr>
             <w:r>
               <w:rPr>
                 <w:rFonts w:ascii="Arial" w:hAnsi="Arial" w:cs="Arial"/>
@@ -13617,6 +14848,55 @@
                 <w:szCs w:val="18"/>
                 <w:lang w:eastAsia="ko-KR"/>
               </w:rPr>
+              <w:t xml:space="preserve">         </w:t>
+            </w:r>
+            <w:r>
+              <w:rPr>
+                <w:rFonts w:hint="eastAsia"/>
+                <w:b/>
+                <w:color w:val="222222"/>
+                <w:lang w:eastAsia="ko-KR"/>
+              </w:rPr>
+              <w:t xml:space="preserve">FOR </w:t>
+            </w:r>
+            <w:r>
+              <w:rPr>
+                <w:rStyle w:val="hljs-keyword"/>
+                <w:rFonts w:hint="eastAsia"/>
+                <w:lang w:eastAsia="ko-KR"/>
+              </w:rPr>
+              <w:t xml:space="preserve"> </w:t>
+            </w:r>
+            <w:r>
+              <w:rPr>
+                <w:rStyle w:val="hljs-keyword"/>
+                <w:lang w:eastAsia="ko-KR"/>
+              </w:rPr>
+              <w:t>j</w:t>
+            </w:r>
+            <w:r>
+              <w:rPr>
+                <w:rStyle w:val="hljs-operator"/>
+              </w:rPr>
+              <w:t>=</w:t>
+            </w:r>
+            <w:r>
+              <w:t xml:space="preserve"> </w:t>
+            </w:r>
+            <w:r>
+              <w:rPr>
+                <w:rStyle w:val="hljs-number"/>
+                <w:rFonts w:hint="eastAsia"/>
+                <w:lang w:eastAsia="ko-KR"/>
+              </w:rPr>
+              <w:t>1 to</w:t>
+            </w:r>
+            <w:r>
+              <w:rPr>
+                <w:rStyle w:val="hljs-keyword"/>
+                <w:rFonts w:hint="eastAsia"/>
+                <w:lang w:eastAsia="ko-KR"/>
+              </w:rPr>
               <w:t xml:space="preserve"> </w:t>
             </w:r>
             <w:r>
@@ -13627,12 +14907,500 @@
                 <w:szCs w:val="18"/>
                 <w:lang w:eastAsia="ko-KR"/>
               </w:rPr>
+              <w:t>hourArray</w:t>
+            </w:r>
+            <w:r>
+              <w:t>.</w:t>
+            </w:r>
+            <w:r>
+              <w:rPr>
+                <w:rFonts w:hint="eastAsia"/>
+                <w:lang w:eastAsia="ko-KR"/>
+              </w:rPr>
+              <w:t>l</w:t>
+            </w:r>
+            <w:r>
+              <w:t>ength</w:t>
+            </w:r>
+            <w:r>
+              <w:rPr>
+                <w:rFonts w:hint="eastAsia"/>
+                <w:lang w:eastAsia="ko-KR"/>
+              </w:rPr>
+              <w:t xml:space="preserve"> -1</w:t>
+            </w:r>
+            <w:r>
+              <w:t xml:space="preserve"> </w:t>
+            </w:r>
+          </w:p>
+          <w:p>
+            <w:pPr>
+              <w:pStyle w:val="NoSpacing"/>
+              <w:rPr>
+                <w:b/>
+                <w:bCs/>
+              </w:rPr>
+            </w:pPr>
+            <w:r>
+              <w:t xml:space="preserve">                 </w:t>
+            </w:r>
+            <w:r>
+              <w:rPr>
+                <w:b/>
+                <w:bCs/>
+              </w:rPr>
+              <w:t>IF</w:t>
+            </w:r>
+            <w:r>
+              <w:rPr>
+                <w:b/>
+                <w:bCs/>
+              </w:rPr>
+              <w:t xml:space="preserve"> </w:t>
+            </w:r>
+            <w:r>
+              <w:rPr>
+                <w:rFonts w:ascii="Arial" w:hAnsi="Arial" w:cs="Arial"/>
+                <w:color w:val="222222"/>
+                <w:sz w:val="18"/>
+                <w:szCs w:val="18"/>
+                <w:lang w:eastAsia="ko-KR"/>
+              </w:rPr>
+              <w:t>hourArray[</w:t>
+            </w:r>
+            <w:r>
+              <w:rPr>
+                <w:rFonts w:ascii="Arial" w:hAnsi="Arial" w:cs="Arial"/>
+                <w:color w:val="222222"/>
+                <w:sz w:val="18"/>
+                <w:szCs w:val="18"/>
+                <w:lang w:eastAsia="ko-KR"/>
+              </w:rPr>
+              <w:t>i</w:t>
+            </w:r>
+            <w:r>
+              <w:rPr>
+                <w:rFonts w:ascii="Arial" w:hAnsi="Arial" w:cs="Arial"/>
+                <w:color w:val="222222"/>
+                <w:sz w:val="18"/>
+                <w:szCs w:val="18"/>
+                <w:lang w:eastAsia="ko-KR"/>
+              </w:rPr>
               <w:t>]</w:t>
             </w:r>
-          </w:p>
-          <w:p>
-            <w:pPr>
-              <w:pStyle w:val="NoSpacing"/>
+            <w:r>
+              <w:rPr>
+                <w:rFonts w:ascii="Arial" w:hAnsi="Arial" w:cs="Arial"/>
+                <w:color w:val="222222"/>
+                <w:sz w:val="18"/>
+                <w:szCs w:val="18"/>
+                <w:lang w:eastAsia="ko-KR"/>
+              </w:rPr>
+              <w:t xml:space="preserve"> == </w:t>
+            </w:r>
+            <w:r>
+              <w:rPr>
+                <w:rFonts w:ascii="Arial" w:hAnsi="Arial" w:cs="Arial"/>
+                <w:color w:val="222222"/>
+                <w:sz w:val="18"/>
+                <w:szCs w:val="18"/>
+                <w:lang w:eastAsia="ko-KR"/>
+              </w:rPr>
+              <w:t>hourArray[</w:t>
+            </w:r>
+            <w:r>
+              <w:rPr>
+                <w:rFonts w:ascii="Arial" w:hAnsi="Arial" w:cs="Arial"/>
+                <w:color w:val="222222"/>
+                <w:sz w:val="18"/>
+                <w:szCs w:val="18"/>
+                <w:lang w:eastAsia="ko-KR"/>
+              </w:rPr>
+              <w:t>j</w:t>
+            </w:r>
+            <w:r>
+              <w:rPr>
+                <w:rFonts w:ascii="Arial" w:hAnsi="Arial" w:cs="Arial"/>
+                <w:color w:val="222222"/>
+                <w:sz w:val="18"/>
+                <w:szCs w:val="18"/>
+                <w:lang w:eastAsia="ko-KR"/>
+              </w:rPr>
+              <w:t>]</w:t>
+            </w:r>
+          </w:p>
+          <w:p>
+            <w:pPr>
+              <w:spacing w:after="0" w:line="240" w:lineRule="auto"/>
+              <w:rPr>
+                <w:rFonts w:ascii="Arial" w:hAnsi="Arial" w:cs="Arial"/>
+                <w:color w:val="222222"/>
+                <w:sz w:val="18"/>
+                <w:szCs w:val="18"/>
+                <w:lang w:eastAsia="ko-KR"/>
+              </w:rPr>
+            </w:pPr>
+            <w:r>
+              <w:rPr>
+                <w:rFonts w:ascii="Arial" w:hAnsi="Arial" w:cs="Arial"/>
+                <w:b/>
+                <w:bCs/>
+                <w:color w:val="222222"/>
+                <w:sz w:val="18"/>
+                <w:szCs w:val="18"/>
+                <w:lang w:eastAsia="ko-KR"/>
+              </w:rPr>
+              <w:t xml:space="preserve">                      </w:t>
+            </w:r>
+            <w:r>
+              <w:rPr>
+                <w:rFonts w:ascii="Arial" w:hAnsi="Arial" w:cs="Arial"/>
+                <w:color w:val="222222"/>
+                <w:sz w:val="18"/>
+                <w:szCs w:val="18"/>
+                <w:lang w:eastAsia="ko-KR"/>
+              </w:rPr>
+              <w:t xml:space="preserve">count = </w:t>
+            </w:r>
+            <w:r>
+              <w:rPr>
+                <w:rFonts w:ascii="Arial" w:hAnsi="Arial" w:cs="Arial"/>
+                <w:color w:val="222222"/>
+                <w:sz w:val="18"/>
+                <w:szCs w:val="18"/>
+                <w:lang w:eastAsia="ko-KR"/>
+              </w:rPr>
+              <w:t>c</w:t>
+            </w:r>
+            <w:r>
+              <w:rPr>
+                <w:rFonts w:ascii="Arial" w:hAnsi="Arial" w:cs="Arial"/>
+                <w:color w:val="222222"/>
+                <w:sz w:val="18"/>
+                <w:szCs w:val="18"/>
+                <w:lang w:eastAsia="ko-KR"/>
+              </w:rPr>
+              <w:t>ount + 1</w:t>
+            </w:r>
+          </w:p>
+          <w:p>
+            <w:pPr>
+              <w:spacing w:after="0" w:line="240" w:lineRule="auto"/>
+            </w:pPr>
+            <w:r>
+              <w:rPr>
+                <w:rFonts w:asciiTheme="majorHAnsi" w:hAnsiTheme="majorHAnsi" w:cstheme="majorHAnsi"/>
+                <w:lang w:eastAsia="ko-KR"/>
+              </w:rPr>
+              <w:t xml:space="preserve">        </w:t>
+            </w:r>
+            <w:r>
+              <w:t xml:space="preserve"> </w:t>
+            </w:r>
+            <w:r>
+              <w:rPr>
+                <w:b/>
+                <w:bCs/>
+              </w:rPr>
+              <w:t>IF</w:t>
+            </w:r>
+            <w:r>
+              <w:rPr>
+                <w:b/>
+                <w:bCs/>
+              </w:rPr>
+              <w:t xml:space="preserve"> </w:t>
+            </w:r>
+            <w:r>
+              <w:t>count &gt; maxCount</w:t>
+            </w:r>
+          </w:p>
+          <w:p>
+            <w:pPr>
+              <w:spacing w:after="0" w:line="240" w:lineRule="auto"/>
+            </w:pPr>
+            <w:r>
+              <w:rPr>
+                <w:rFonts w:asciiTheme="majorHAnsi" w:hAnsiTheme="majorHAnsi" w:cstheme="majorHAnsi"/>
+                <w:lang w:eastAsia="ko-KR"/>
+              </w:rPr>
+              <w:t xml:space="preserve">               </w:t>
+            </w:r>
+            <w:r>
+              <w:t>maxCount</w:t>
+            </w:r>
+            <w:r>
+              <w:t xml:space="preserve"> = </w:t>
+            </w:r>
+            <w:r>
+              <w:t>count</w:t>
+            </w:r>
+          </w:p>
+          <w:p>
+            <w:pPr>
+              <w:spacing w:after="0" w:line="240" w:lineRule="auto"/>
+              <w:rPr>
+                <w:rFonts w:ascii="Arial" w:hAnsi="Arial" w:cs="Arial"/>
+                <w:color w:val="222222"/>
+                <w:sz w:val="18"/>
+                <w:szCs w:val="18"/>
+                <w:lang w:eastAsia="ko-KR"/>
+              </w:rPr>
+            </w:pPr>
+            <w:r>
+              <w:rPr>
+                <w:rFonts w:asciiTheme="majorHAnsi" w:hAnsiTheme="majorHAnsi" w:cstheme="majorHAnsi"/>
+                <w:lang w:eastAsia="ko-KR"/>
+              </w:rPr>
+              <w:t xml:space="preserve">               mode = </w:t>
+            </w:r>
+            <w:r>
+              <w:rPr>
+                <w:rFonts w:ascii="Arial" w:hAnsi="Arial" w:cs="Arial"/>
+                <w:color w:val="222222"/>
+                <w:sz w:val="18"/>
+                <w:szCs w:val="18"/>
+                <w:lang w:eastAsia="ko-KR"/>
+              </w:rPr>
+              <w:t>hourArray[</w:t>
+            </w:r>
+            <w:r>
+              <w:rPr>
+                <w:rFonts w:ascii="Arial" w:hAnsi="Arial" w:cs="Arial"/>
+                <w:color w:val="222222"/>
+                <w:sz w:val="18"/>
+                <w:szCs w:val="18"/>
+                <w:lang w:eastAsia="ko-KR"/>
+              </w:rPr>
+              <w:t>i</w:t>
+            </w:r>
+            <w:r>
+              <w:rPr>
+                <w:rFonts w:ascii="Arial" w:hAnsi="Arial" w:cs="Arial"/>
+                <w:color w:val="222222"/>
+                <w:sz w:val="18"/>
+                <w:szCs w:val="18"/>
+                <w:lang w:eastAsia="ko-KR"/>
+              </w:rPr>
+              <w:t>]</w:t>
+            </w:r>
+          </w:p>
+          <w:p>
+            <w:pPr>
+              <w:spacing w:after="0" w:line="240" w:lineRule="auto"/>
+            </w:pPr>
+            <w:r>
+              <w:rPr>
+                <w:rFonts w:ascii="Arial" w:hAnsi="Arial" w:cs="Arial"/>
+                <w:color w:val="222222"/>
+                <w:sz w:val="18"/>
+                <w:szCs w:val="18"/>
+                <w:lang w:eastAsia="ko-KR"/>
+              </w:rPr>
+              <w:t xml:space="preserve">         </w:t>
+            </w:r>
+            <w:r>
+              <w:rPr>
+                <w:rFonts w:ascii="Arial" w:hAnsi="Arial" w:cs="Arial"/>
+                <w:b/>
+                <w:bCs/>
+                <w:color w:val="222222"/>
+                <w:sz w:val="18"/>
+                <w:szCs w:val="18"/>
+                <w:lang w:eastAsia="ko-KR"/>
+              </w:rPr>
+              <w:t>ELSE</w:t>
+            </w:r>
+            <w:r>
+              <w:rPr>
+                <w:rFonts w:ascii="Arial" w:hAnsi="Arial" w:cs="Arial"/>
+                <w:color w:val="222222"/>
+                <w:sz w:val="18"/>
+                <w:szCs w:val="18"/>
+                <w:lang w:eastAsia="ko-KR"/>
+              </w:rPr>
+              <w:t xml:space="preserve"> </w:t>
+            </w:r>
+            <w:r>
+              <w:rPr>
+                <w:b/>
+                <w:bCs/>
+              </w:rPr>
+              <w:t>IF</w:t>
+            </w:r>
+            <w:r>
+              <w:rPr>
+                <w:b/>
+                <w:bCs/>
+              </w:rPr>
+              <w:t xml:space="preserve"> </w:t>
+            </w:r>
+            <w:r>
+              <w:t xml:space="preserve">count == maxCount </w:t>
+            </w:r>
+          </w:p>
+          <w:p>
+            <w:pPr>
+              <w:spacing w:after="0" w:line="240" w:lineRule="auto"/>
+              <w:rPr>
+                <w:rFonts w:ascii="Arial" w:hAnsi="Arial" w:cs="Arial"/>
+                <w:color w:val="222222"/>
+                <w:sz w:val="18"/>
+                <w:szCs w:val="18"/>
+                <w:lang w:eastAsia="ko-KR"/>
+              </w:rPr>
+            </w:pPr>
+            <w:r>
+              <w:t xml:space="preserve">                       </w:t>
+            </w:r>
+            <w:r>
+              <w:t>and</w:t>
+            </w:r>
+            <w:r>
+              <w:rPr>
+                <w:b/>
+                <w:bCs/>
+              </w:rPr>
+              <w:t xml:space="preserve"> </w:t>
+            </w:r>
+            <w:r>
+              <w:rPr>
+                <w:rFonts w:ascii="Arial" w:hAnsi="Arial" w:cs="Arial"/>
+                <w:color w:val="222222"/>
+                <w:sz w:val="18"/>
+                <w:szCs w:val="18"/>
+                <w:lang w:eastAsia="ko-KR"/>
+              </w:rPr>
+              <w:t>hourArray[</w:t>
+            </w:r>
+            <w:r>
+              <w:rPr>
+                <w:rFonts w:ascii="Arial" w:hAnsi="Arial" w:cs="Arial"/>
+                <w:color w:val="222222"/>
+                <w:sz w:val="18"/>
+                <w:szCs w:val="18"/>
+                <w:lang w:eastAsia="ko-KR"/>
+              </w:rPr>
+              <w:t>i</w:t>
+            </w:r>
+            <w:r>
+              <w:rPr>
+                <w:rFonts w:ascii="Arial" w:hAnsi="Arial" w:cs="Arial"/>
+                <w:color w:val="222222"/>
+                <w:sz w:val="18"/>
+                <w:szCs w:val="18"/>
+                <w:lang w:eastAsia="ko-KR"/>
+              </w:rPr>
+              <w:t xml:space="preserve">] is not mode </w:t>
+            </w:r>
+          </w:p>
+          <w:p>
+            <w:pPr>
+              <w:spacing w:after="0" w:line="240" w:lineRule="auto"/>
+              <w:rPr>
+                <w:rFonts w:asciiTheme="majorHAnsi" w:hAnsiTheme="majorHAnsi" w:cstheme="majorHAnsi"/>
+                <w:bCs/>
+                <w:lang w:eastAsia="ko-KR"/>
+              </w:rPr>
+            </w:pPr>
+            <w:r>
+              <w:rPr>
+                <w:rFonts w:ascii="Arial" w:hAnsi="Arial" w:cs="Arial"/>
+                <w:color w:val="222222"/>
+                <w:sz w:val="18"/>
+                <w:szCs w:val="18"/>
+                <w:lang w:eastAsia="ko-KR"/>
+              </w:rPr>
+              <w:t xml:space="preserve">                        </w:t>
+            </w:r>
+            <w:r>
+              <w:rPr>
+                <w:rFonts w:asciiTheme="majorHAnsi" w:hAnsiTheme="majorHAnsi" w:cstheme="majorHAnsi"/>
+                <w:bCs/>
+                <w:lang w:eastAsia="ko-KR"/>
+              </w:rPr>
+              <w:t>multimode</w:t>
+            </w:r>
+            <w:r>
+              <w:rPr>
+                <w:rFonts w:asciiTheme="majorHAnsi" w:hAnsiTheme="majorHAnsi" w:cstheme="majorHAnsi"/>
+                <w:bCs/>
+                <w:lang w:eastAsia="ko-KR"/>
+              </w:rPr>
+              <w:t xml:space="preserve"> = true</w:t>
+            </w:r>
+          </w:p>
+          <w:p>
+            <w:pPr>
+              <w:spacing w:after="0" w:line="240" w:lineRule="auto"/>
+              <w:rPr>
+                <w:rFonts w:asciiTheme="majorHAnsi" w:hAnsiTheme="majorHAnsi" w:cstheme="majorHAnsi"/>
+                <w:bCs/>
+                <w:lang w:eastAsia="ko-KR"/>
+              </w:rPr>
+            </w:pPr>
+            <w:r>
+              <w:rPr>
+                <w:b/>
+                <w:bCs/>
+              </w:rPr>
+              <w:t>IF</w:t>
+            </w:r>
+            <w:r>
+              <w:rPr>
+                <w:b/>
+                <w:bCs/>
+              </w:rPr>
+              <w:t xml:space="preserve"> </w:t>
+            </w:r>
+            <w:r>
+              <w:rPr>
+                <w:rFonts w:asciiTheme="majorHAnsi" w:hAnsiTheme="majorHAnsi" w:cstheme="majorHAnsi"/>
+                <w:bCs/>
+                <w:lang w:eastAsia="ko-KR"/>
+              </w:rPr>
+              <w:t>multimode</w:t>
+            </w:r>
+            <w:r>
+              <w:rPr>
+                <w:rFonts w:asciiTheme="majorHAnsi" w:hAnsiTheme="majorHAnsi" w:cstheme="majorHAnsi"/>
+                <w:bCs/>
+                <w:lang w:eastAsia="ko-KR"/>
+              </w:rPr>
+              <w:t xml:space="preserve"> is false</w:t>
+            </w:r>
+          </w:p>
+          <w:p>
+            <w:pPr>
+              <w:spacing w:after="0" w:line="240" w:lineRule="auto"/>
+              <w:rPr>
+                <w:rFonts w:ascii="Arial" w:hAnsi="Arial" w:cs="Arial"/>
+                <w:color w:val="222222"/>
+                <w:sz w:val="18"/>
+                <w:szCs w:val="18"/>
+                <w:lang w:eastAsia="ko-KR"/>
+              </w:rPr>
+            </w:pPr>
+            <w:r>
+              <w:rPr>
+                <w:rFonts w:asciiTheme="majorHAnsi" w:hAnsiTheme="majorHAnsi" w:cstheme="majorHAnsi"/>
+                <w:bCs/>
+                <w:lang w:eastAsia="ko-KR"/>
+              </w:rPr>
+              <w:t xml:space="preserve">     </w:t>
+            </w:r>
+            <w:r>
+              <w:rPr>
+                <w:rFonts w:ascii="Arial" w:hAnsi="Arial" w:cs="Arial" w:hint="eastAsia"/>
+                <w:b/>
+                <w:color w:val="222222"/>
+                <w:sz w:val="18"/>
+                <w:szCs w:val="18"/>
+                <w:lang w:eastAsia="ko-KR"/>
+              </w:rPr>
+              <w:t>Return</w:t>
+            </w:r>
+            <w:r>
               <w:rPr>
                 <w:rFonts w:ascii="Arial" w:hAnsi="Arial" w:cs="Arial"/>
                 <w:b/>
@@ -13641,6 +15409,31 @@
                 <w:szCs w:val="18"/>
                 <w:lang w:eastAsia="ko-KR"/>
               </w:rPr>
+              <w:t xml:space="preserve"> </w:t>
+            </w:r>
+            <w:r>
+              <w:rPr>
+                <w:rFonts w:ascii="Arial" w:hAnsi="Arial" w:cs="Arial"/>
+                <w:bCs/>
+                <w:color w:val="222222"/>
+                <w:sz w:val="18"/>
+                <w:szCs w:val="18"/>
+                <w:lang w:eastAsia="ko-KR"/>
+              </w:rPr>
+              <w:t>mode</w:t>
+            </w:r>
+          </w:p>
+          <w:p>
+            <w:pPr>
+              <w:spacing w:after="0" w:line="240" w:lineRule="auto"/>
+              <w:rPr>
+                <w:rFonts w:ascii="Arial" w:hAnsi="Arial" w:cs="Arial"/>
+                <w:b/>
+                <w:color w:val="222222"/>
+                <w:sz w:val="18"/>
+                <w:szCs w:val="18"/>
+                <w:lang w:eastAsia="ko-KR"/>
+              </w:rPr>
             </w:pPr>
             <w:r>
               <w:rPr>
@@ -13655,6 +15448,281 @@
             </w:r>
             <w:r>
               <w:rPr>
+                <w:rFonts w:ascii="Arial" w:hAnsi="Arial" w:cs="Arial"/>
+                <w:b/>
+                <w:color w:val="222222"/>
+                <w:sz w:val="18"/>
+                <w:szCs w:val="18"/>
+                <w:lang w:eastAsia="ko-KR"/>
+              </w:rPr>
+              <w:t xml:space="preserve"> </w:t>
+            </w:r>
+            <w:r>
+              <w:rPr>
+                <w:rFonts w:ascii="Arial" w:hAnsi="Arial" w:cs="Arial"/>
+                <w:bCs/>
+                <w:color w:val="222222"/>
+                <w:sz w:val="18"/>
+                <w:szCs w:val="18"/>
+                <w:lang w:eastAsia="ko-KR"/>
+              </w:rPr>
+              <w:t>-1</w:t>
+            </w:r>
+          </w:p>
+          <w:p>
+            <w:pPr>
+              <w:spacing w:after="0" w:line="240" w:lineRule="auto"/>
+              <w:rPr>
+                <w:rFonts w:asciiTheme="majorHAnsi" w:hAnsiTheme="majorHAnsi" w:cstheme="majorHAnsi"/>
+                <w:b/>
+                <w:lang w:eastAsia="ko-KR"/>
+              </w:rPr>
+            </w:pPr>
+          </w:p>
+          <w:p>
+            <w:pPr>
+              <w:spacing w:after="0" w:line="240" w:lineRule="auto"/>
+              <w:rPr>
+                <w:rFonts w:asciiTheme="majorHAnsi" w:hAnsiTheme="majorHAnsi" w:cstheme="majorHAnsi"/>
+                <w:b/>
+                <w:lang w:eastAsia="ko-KR"/>
+              </w:rPr>
+            </w:pPr>
+            <w:r>
+              <w:rPr>
+                <w:rFonts w:asciiTheme="majorHAnsi" w:hAnsiTheme="majorHAnsi" w:cstheme="majorHAnsi" w:hint="eastAsia"/>
+                <w:b/>
+                <w:lang w:eastAsia="ko-KR"/>
+              </w:rPr>
+              <w:t>&lt;</w:t>
+            </w:r>
+            <w:r>
+              <w:rPr>
+                <w:b/>
+              </w:rPr>
+              <w:t xml:space="preserve"> </w:t>
+            </w:r>
+            <w:r>
+              <w:rPr>
+                <w:rFonts w:asciiTheme="majorHAnsi" w:hAnsiTheme="majorHAnsi" w:cstheme="majorHAnsi"/>
+                <w:b/>
+                <w:lang w:eastAsia="ko-KR"/>
+              </w:rPr>
+              <w:t>average</w:t>
+            </w:r>
+            <w:r>
+              <w:rPr>
+                <w:rFonts w:asciiTheme="majorHAnsi" w:hAnsiTheme="majorHAnsi" w:cstheme="majorHAnsi" w:hint="eastAsia"/>
+                <w:b/>
+                <w:lang w:eastAsia="ko-KR"/>
+              </w:rPr>
+              <w:t xml:space="preserve"> &gt;</w:t>
+            </w:r>
+          </w:p>
+          <w:p>
+            <w:pPr>
+              <w:spacing w:after="0" w:line="240" w:lineRule="auto"/>
+              <w:rPr>
+                <w:lang w:eastAsia="ko-KR"/>
+              </w:rPr>
+            </w:pPr>
+            <w:r>
+              <w:t>CalculateAverage</w:t>
+            </w:r>
+            <w:r>
+              <w:rPr>
+                <w:rFonts w:hint="eastAsia"/>
+                <w:lang w:eastAsia="ko-KR"/>
+              </w:rPr>
+              <w:t>()</w:t>
+            </w:r>
+          </w:p>
+          <w:p>
+            <w:pPr>
+              <w:spacing w:after="0" w:line="240" w:lineRule="auto"/>
+              <w:rPr>
+                <w:rFonts w:asciiTheme="majorHAnsi" w:hAnsiTheme="majorHAnsi" w:cstheme="majorHAnsi"/>
+                <w:lang w:eastAsia="ko-KR"/>
+              </w:rPr>
+            </w:pPr>
+            <w:r>
+              <w:rPr>
+                <w:rFonts w:asciiTheme="majorHAnsi" w:hAnsiTheme="majorHAnsi" w:cstheme="majorHAnsi" w:hint="eastAsia"/>
+                <w:b/>
+                <w:lang w:eastAsia="ko-KR"/>
+              </w:rPr>
+              <w:t xml:space="preserve">SET </w:t>
+            </w:r>
+            <w:r>
+              <w:rPr>
+                <w:rFonts w:asciiTheme="majorHAnsi" w:hAnsiTheme="majorHAnsi" w:cstheme="majorHAnsi" w:hint="eastAsia"/>
+                <w:lang w:eastAsia="ko-KR"/>
+              </w:rPr>
+              <w:t>sumAllData = 0</w:t>
+            </w:r>
+          </w:p>
+          <w:p>
+            <w:pPr>
+              <w:pStyle w:val="NoSpacing"/>
+              <w:rPr>
+                <w:lang w:eastAsia="ko-KR"/>
+              </w:rPr>
+            </w:pPr>
+            <w:r>
+              <w:rPr>
+                <w:rFonts w:hint="eastAsia"/>
+                <w:b/>
+                <w:color w:val="222222"/>
+                <w:lang w:eastAsia="ko-KR"/>
+              </w:rPr>
+              <w:t xml:space="preserve">FOR </w:t>
+            </w:r>
+            <w:r>
+              <w:rPr>
+                <w:rStyle w:val="hljs-keyword"/>
+                <w:rFonts w:hint="eastAsia"/>
+                <w:lang w:eastAsia="ko-KR"/>
+              </w:rPr>
+              <w:t xml:space="preserve"> i</w:t>
+            </w:r>
+            <w:r>
+              <w:t xml:space="preserve"> </w:t>
+            </w:r>
+            <w:r>
+              <w:rPr>
+                <w:rStyle w:val="hljs-operator"/>
+              </w:rPr>
+              <w:t>=</w:t>
+            </w:r>
+            <w:r>
+              <w:t xml:space="preserve"> </w:t>
+            </w:r>
+            <w:r>
+              <w:t>0</w:t>
+            </w:r>
+            <w:r>
+              <w:rPr>
+                <w:rStyle w:val="hljs-number"/>
+                <w:rFonts w:hint="eastAsia"/>
+                <w:lang w:eastAsia="ko-KR"/>
+              </w:rPr>
+              <w:t xml:space="preserve"> to</w:t>
+            </w:r>
+            <w:r>
+              <w:rPr>
+                <w:rStyle w:val="hljs-keyword"/>
+                <w:rFonts w:hint="eastAsia"/>
+                <w:lang w:eastAsia="ko-KR"/>
+              </w:rPr>
+              <w:t xml:space="preserve"> </w:t>
+            </w:r>
+            <w:r>
+              <w:rPr>
+                <w:rFonts w:ascii="Arial" w:hAnsi="Arial" w:cs="Arial"/>
+                <w:color w:val="222222"/>
+                <w:sz w:val="18"/>
+                <w:szCs w:val="18"/>
+                <w:lang w:eastAsia="ko-KR"/>
+              </w:rPr>
+              <w:t>hourArray</w:t>
+            </w:r>
+            <w:r>
+              <w:t>.</w:t>
+            </w:r>
+            <w:r>
+              <w:rPr>
+                <w:rFonts w:hint="eastAsia"/>
+                <w:lang w:eastAsia="ko-KR"/>
+              </w:rPr>
+              <w:t>l</w:t>
+            </w:r>
+            <w:r>
+              <w:t>ength</w:t>
+            </w:r>
+            <w:r>
+              <w:rPr>
+                <w:rFonts w:hint="eastAsia"/>
+                <w:lang w:eastAsia="ko-KR"/>
+              </w:rPr>
+              <w:t xml:space="preserve"> -1</w:t>
+            </w:r>
+            <w:r>
+              <w:t xml:space="preserve"> </w:t>
+            </w:r>
+          </w:p>
+          <w:p>
+            <w:pPr>
+              <w:spacing w:after="0" w:line="240" w:lineRule="auto"/>
+              <w:rPr>
+                <w:rFonts w:ascii="Arial" w:hAnsi="Arial" w:cs="Arial"/>
+                <w:color w:val="222222"/>
+                <w:sz w:val="18"/>
+                <w:szCs w:val="18"/>
+                <w:lang w:eastAsia="ko-KR"/>
+              </w:rPr>
+            </w:pPr>
+            <w:r>
+              <w:rPr>
+                <w:rFonts w:asciiTheme="majorHAnsi" w:hAnsiTheme="majorHAnsi" w:cstheme="majorHAnsi" w:hint="eastAsia"/>
+                <w:lang w:eastAsia="ko-KR"/>
+              </w:rPr>
+              <w:t xml:space="preserve">       sumAllData = sumAllData  + </w:t>
+            </w:r>
+            <w:r>
+              <w:rPr>
+                <w:rFonts w:ascii="Arial" w:hAnsi="Arial" w:cs="Arial"/>
+                <w:color w:val="222222"/>
+                <w:sz w:val="18"/>
+                <w:szCs w:val="18"/>
+                <w:lang w:eastAsia="ko-KR"/>
+              </w:rPr>
+              <w:t>hourArray[</w:t>
+            </w:r>
+            <w:r>
+              <w:rPr>
+                <w:rFonts w:ascii="Arial" w:hAnsi="Arial" w:cs="Arial" w:hint="eastAsia"/>
+                <w:color w:val="222222"/>
+                <w:sz w:val="18"/>
+                <w:szCs w:val="18"/>
+                <w:lang w:eastAsia="ko-KR"/>
+              </w:rPr>
+              <w:t xml:space="preserve"> </w:t>
+            </w:r>
+            <w:r>
+              <w:rPr>
+                <w:rFonts w:ascii="Arial" w:hAnsi="Arial" w:cs="Arial"/>
+                <w:color w:val="222222"/>
+                <w:sz w:val="18"/>
+                <w:szCs w:val="18"/>
+                <w:lang w:eastAsia="ko-KR"/>
+              </w:rPr>
+              <w:t xml:space="preserve">i </w:t>
+            </w:r>
+            <w:r>
+              <w:rPr>
+                <w:rFonts w:ascii="Arial" w:hAnsi="Arial" w:cs="Arial"/>
+                <w:color w:val="222222"/>
+                <w:sz w:val="18"/>
+                <w:szCs w:val="18"/>
+                <w:lang w:eastAsia="ko-KR"/>
+              </w:rPr>
+              <w:t>]</w:t>
+            </w:r>
+          </w:p>
+          <w:p>
+            <w:pPr>
+              <w:pStyle w:val="NoSpacing"/>
+              <w:rPr>
+                <w:rFonts w:ascii="Arial" w:hAnsi="Arial" w:cs="Arial"/>
+                <w:b/>
+                <w:color w:val="222222"/>
+                <w:sz w:val="18"/>
+                <w:szCs w:val="18"/>
+                <w:lang w:eastAsia="ko-KR"/>
+              </w:rPr>
+            </w:pPr>
+            <w:r>
+              <w:rPr>
                 <w:rFonts w:ascii="Arial" w:hAnsi="Arial" w:cs="Arial" w:hint="eastAsia"/>
                 <w:b/>
                 <w:color w:val="222222"/>
@@ -13662,25 +15730,26 @@
                 <w:szCs w:val="18"/>
                 <w:lang w:eastAsia="ko-KR"/>
               </w:rPr>
+              <w:t>Return</w:t>
+            </w:r>
+            <w:r>
+              <w:rPr>
+                <w:rFonts w:ascii="Arial" w:hAnsi="Arial" w:cs="Arial" w:hint="eastAsia"/>
+                <w:b/>
+                <w:color w:val="222222"/>
+                <w:sz w:val="18"/>
+                <w:szCs w:val="18"/>
+                <w:lang w:eastAsia="ko-KR"/>
+              </w:rPr>
               <w:t xml:space="preserve"> </w:t>
             </w:r>
-            <w:proofErr w:type="spellStart"/>
             <w:r>
               <w:rPr>
                 <w:rFonts w:asciiTheme="majorHAnsi" w:hAnsiTheme="majorHAnsi" w:cstheme="majorHAnsi" w:hint="eastAsia"/>
                 <w:lang w:eastAsia="ko-KR"/>
               </w:rPr>
-              <w:t>sumAllData</w:t>
-            </w:r>
-            <w:proofErr w:type="spellEnd"/>
-            <w:r>
-              <w:rPr>
-                <w:rFonts w:asciiTheme="majorHAnsi" w:hAnsiTheme="majorHAnsi" w:cstheme="majorHAnsi" w:hint="eastAsia"/>
-                <w:lang w:eastAsia="ko-KR"/>
-              </w:rPr>
-              <w:t xml:space="preserve"> / </w:t>
-            </w:r>
-            <w:proofErr w:type="spellStart"/>
+              <w:t xml:space="preserve">sumAllData / </w:t>
+            </w:r>
             <w:r>
               <w:rPr>
                 <w:rFonts w:ascii="Arial" w:hAnsi="Arial" w:cs="Arial"/>
@@ -13704,7 +15773,6 @@
             <w:r>
               <w:t>ength</w:t>
             </w:r>
-            <w:proofErr w:type="spellEnd"/>
           </w:p>
           <w:p>
             <w:pPr>
@@ -13757,11 +15825,9 @@
                 <w:lang w:eastAsia="ko-KR"/>
               </w:rPr>
             </w:pPr>
-            <w:proofErr w:type="spellStart"/>
             <w:r>
               <w:t>CalculateRange</w:t>
             </w:r>
-            <w:proofErr w:type="spellEnd"/>
             <w:r>
               <w:rPr>
                 <w:rFonts w:hint="eastAsia"/>
@@ -13789,21 +15855,12 @@
               </w:rPr>
               <w:t xml:space="preserve">SET </w:t>
             </w:r>
-            <w:proofErr w:type="spellStart"/>
             <w:r>
               <w:rPr>
                 <w:rFonts w:asciiTheme="majorHAnsi" w:hAnsiTheme="majorHAnsi" w:cstheme="majorHAnsi" w:hint="eastAsia"/>
                 <w:lang w:eastAsia="ko-KR"/>
               </w:rPr>
-              <w:t>minData</w:t>
-            </w:r>
-            <w:proofErr w:type="spellEnd"/>
-            <w:r>
-              <w:rPr>
-                <w:rFonts w:asciiTheme="majorHAnsi" w:hAnsiTheme="majorHAnsi" w:cstheme="majorHAnsi" w:hint="eastAsia"/>
-                <w:lang w:eastAsia="ko-KR"/>
-              </w:rPr>
-              <w:t xml:space="preserve"> =</w:t>
+              <w:t>minData =</w:t>
             </w:r>
             <w:r>
               <w:rPr>
@@ -13813,7 +15870,6 @@
               </w:rPr>
               <w:t xml:space="preserve"> </w:t>
             </w:r>
-            <w:proofErr w:type="spellStart"/>
             <w:r>
               <w:rPr>
                 <w:rFonts w:ascii="Arial" w:hAnsi="Arial" w:cs="Arial"/>
@@ -13822,9 +15878,18 @@
                 <w:szCs w:val="18"/>
                 <w:lang w:eastAsia="ko-KR"/>
               </w:rPr>
-              <w:t>hourArray</w:t>
-            </w:r>
-            <w:proofErr w:type="spellEnd"/>
+              <w:t>hourArray[</w:t>
+            </w:r>
+            <w:r>
+              <w:rPr>
+                <w:rFonts w:ascii="Arial" w:hAnsi="Arial" w:cs="Arial" w:hint="eastAsia"/>
+                <w:color w:val="222222"/>
+                <w:sz w:val="18"/>
+                <w:szCs w:val="18"/>
+                <w:lang w:eastAsia="ko-KR"/>
+              </w:rPr>
+              <w:t>0</w:t>
+            </w:r>
             <w:r>
               <w:rPr>
                 <w:rFonts w:ascii="Arial" w:hAnsi="Arial" w:cs="Arial"/>
@@ -13833,7 +15898,59 @@
                 <w:szCs w:val="18"/>
                 <w:lang w:eastAsia="ko-KR"/>
               </w:rPr>
-              <w:t>[</w:t>
+              <w:t>]</w:t>
+            </w:r>
+          </w:p>
+          <w:p>
+            <w:pPr>
+              <w:spacing w:after="0" w:line="240" w:lineRule="auto"/>
+              <w:rPr>
+                <w:rFonts w:ascii="Arial" w:hAnsi="Arial" w:cs="Arial"/>
+                <w:color w:val="222222"/>
+                <w:sz w:val="18"/>
+                <w:szCs w:val="18"/>
+                <w:lang w:eastAsia="ko-KR"/>
+              </w:rPr>
+            </w:pPr>
+            <w:r>
+              <w:rPr>
+                <w:rFonts w:asciiTheme="majorHAnsi" w:hAnsiTheme="majorHAnsi" w:cstheme="majorHAnsi" w:hint="eastAsia"/>
+                <w:b/>
+                <w:lang w:eastAsia="ko-KR"/>
+              </w:rPr>
+              <w:t xml:space="preserve">SET </w:t>
+            </w:r>
+            <w:r>
+              <w:rPr>
+                <w:rFonts w:asciiTheme="majorHAnsi" w:hAnsiTheme="majorHAnsi" w:cstheme="majorHAnsi" w:hint="eastAsia"/>
+                <w:lang w:eastAsia="ko-KR"/>
+              </w:rPr>
+              <w:t>max</w:t>
+            </w:r>
+            <w:r>
+              <w:rPr>
+                <w:rFonts w:asciiTheme="majorHAnsi" w:hAnsiTheme="majorHAnsi" w:cstheme="majorHAnsi" w:hint="eastAsia"/>
+                <w:lang w:eastAsia="ko-KR"/>
+              </w:rPr>
+              <w:t>Data =</w:t>
+            </w:r>
+            <w:r>
+              <w:rPr>
+                <w:rFonts w:asciiTheme="majorHAnsi" w:hAnsiTheme="majorHAnsi" w:cstheme="majorHAnsi" w:hint="eastAsia"/>
+                <w:b/>
+                <w:lang w:eastAsia="ko-KR"/>
+              </w:rPr>
+              <w:t xml:space="preserve"> </w:t>
+            </w:r>
+            <w:r>
+              <w:rPr>
+                <w:rFonts w:ascii="Arial" w:hAnsi="Arial" w:cs="Arial"/>
+                <w:color w:val="222222"/>
+                <w:sz w:val="18"/>
+                <w:szCs w:val="18"/>
+                <w:lang w:eastAsia="ko-KR"/>
+              </w:rPr>
+              <w:t>hourArray[</w:t>
             </w:r>
             <w:r>
               <w:rPr>
@@ -13858,7 +15975,57 @@
           </w:p>
           <w:p>
             <w:pPr>
-              <w:spacing w:after="0" w:line="240" w:lineRule="auto"/>
+              <w:pStyle w:val="NoSpacing"/>
+              <w:rPr>
+                <w:lang w:eastAsia="ko-KR"/>
+              </w:rPr>
+            </w:pPr>
+            <w:r>
+              <w:rPr>
+                <w:rFonts w:hint="eastAsia"/>
+                <w:b/>
+                <w:color w:val="222222"/>
+                <w:lang w:eastAsia="ko-KR"/>
+              </w:rPr>
+              <w:t xml:space="preserve">FOR </w:t>
+            </w:r>
+            <w:r>
+              <w:rPr>
+                <w:rStyle w:val="hljs-keyword"/>
+                <w:rFonts w:hint="eastAsia"/>
+                <w:lang w:eastAsia="ko-KR"/>
+              </w:rPr>
+              <w:t xml:space="preserve"> i</w:t>
+            </w:r>
+            <w:r>
+              <w:t xml:space="preserve"> </w:t>
+            </w:r>
+            <w:r>
+              <w:rPr>
+                <w:rStyle w:val="hljs-operator"/>
+              </w:rPr>
+              <w:t>=</w:t>
+            </w:r>
+            <w:r>
+              <w:t xml:space="preserve"> </w:t>
+            </w:r>
+            <w:r>
+              <w:rPr>
+                <w:rStyle w:val="hljs-number"/>
+                <w:rFonts w:hint="eastAsia"/>
+                <w:lang w:eastAsia="ko-KR"/>
+              </w:rPr>
+              <w:t>1 to</w:t>
+            </w:r>
+            <w:r>
+              <w:rPr>
+                <w:rStyle w:val="hljs-keyword"/>
+                <w:rFonts w:hint="eastAsia"/>
+                <w:lang w:eastAsia="ko-KR"/>
+              </w:rPr>
+              <w:t xml:space="preserve"> </w:t>
+            </w:r>
+            <w:r>
               <w:rPr>
                 <w:rFonts w:ascii="Arial" w:hAnsi="Arial" w:cs="Arial"/>
                 <w:color w:val="222222"/>
@@ -13866,47 +16033,66 @@
                 <w:szCs w:val="18"/>
                 <w:lang w:eastAsia="ko-KR"/>
               </w:rPr>
-            </w:pPr>
-            <w:r>
-              <w:rPr>
-                <w:rFonts w:asciiTheme="majorHAnsi" w:hAnsiTheme="majorHAnsi" w:cstheme="majorHAnsi" w:hint="eastAsia"/>
+              <w:t>hourArray</w:t>
+            </w:r>
+            <w:r>
+              <w:t>.</w:t>
+            </w:r>
+            <w:r>
+              <w:rPr>
+                <w:rFonts w:hint="eastAsia"/>
+                <w:lang w:eastAsia="ko-KR"/>
+              </w:rPr>
+              <w:t>l</w:t>
+            </w:r>
+            <w:r>
+              <w:t>ength</w:t>
+            </w:r>
+            <w:r>
+              <w:rPr>
+                <w:rFonts w:hint="eastAsia"/>
+                <w:lang w:eastAsia="ko-KR"/>
+              </w:rPr>
+              <w:t xml:space="preserve"> -1</w:t>
+            </w:r>
+            <w:r>
+              <w:t xml:space="preserve"> </w:t>
+            </w:r>
+          </w:p>
+          <w:p>
+            <w:pPr>
+              <w:pStyle w:val="NoSpacing"/>
+              <w:rPr>
+                <w:rFonts w:asciiTheme="majorHAnsi" w:hAnsiTheme="majorHAnsi" w:cstheme="majorHAnsi"/>
+                <w:lang w:eastAsia="ko-KR"/>
+              </w:rPr>
+            </w:pPr>
+            <w:r>
+              <w:rPr>
+                <w:rStyle w:val="hljs-number"/>
+                <w:rFonts w:hint="eastAsia"/>
+                <w:lang w:eastAsia="ko-KR"/>
+              </w:rPr>
+              <w:t xml:space="preserve">       </w:t>
+            </w:r>
+            <w:r>
+              <w:rPr>
+                <w:rStyle w:val="hljs-number"/>
+                <w:rFonts w:hint="eastAsia"/>
                 <w:b/>
-                <w:lang w:eastAsia="ko-KR"/>
-              </w:rPr>
-              <w:t xml:space="preserve">SET </w:t>
-            </w:r>
-            <w:proofErr w:type="spellStart"/>
-            <w:r>
-              <w:rPr>
-                <w:rFonts w:asciiTheme="majorHAnsi" w:hAnsiTheme="majorHAnsi" w:cstheme="majorHAnsi" w:hint="eastAsia"/>
-                <w:lang w:eastAsia="ko-KR"/>
-              </w:rPr>
-              <w:t>max</w:t>
-            </w:r>
-            <w:r>
-              <w:rPr>
-                <w:rFonts w:asciiTheme="majorHAnsi" w:hAnsiTheme="majorHAnsi" w:cstheme="majorHAnsi" w:hint="eastAsia"/>
-                <w:lang w:eastAsia="ko-KR"/>
-              </w:rPr>
-              <w:t>Data</w:t>
-            </w:r>
-            <w:proofErr w:type="spellEnd"/>
-            <w:r>
-              <w:rPr>
-                <w:rFonts w:asciiTheme="majorHAnsi" w:hAnsiTheme="majorHAnsi" w:cstheme="majorHAnsi" w:hint="eastAsia"/>
-                <w:lang w:eastAsia="ko-KR"/>
-              </w:rPr>
-              <w:t xml:space="preserve"> =</w:t>
-            </w:r>
-            <w:r>
-              <w:rPr>
-                <w:rFonts w:asciiTheme="majorHAnsi" w:hAnsiTheme="majorHAnsi" w:cstheme="majorHAnsi" w:hint="eastAsia"/>
-                <w:b/>
+                <w:bCs/>
+                <w:lang w:eastAsia="ko-KR"/>
+              </w:rPr>
+              <w:t>IF</w:t>
+            </w:r>
+            <w:r>
+              <w:rPr>
+                <w:rStyle w:val="hljs-number"/>
+                <w:rFonts w:hint="eastAsia"/>
                 <w:lang w:eastAsia="ko-KR"/>
               </w:rPr>
               <w:t xml:space="preserve"> </w:t>
             </w:r>
-            <w:proofErr w:type="spellStart"/>
             <w:r>
               <w:rPr>
                 <w:rFonts w:ascii="Arial" w:hAnsi="Arial" w:cs="Arial"/>
@@ -13915,9 +16101,18 @@
                 <w:szCs w:val="18"/>
                 <w:lang w:eastAsia="ko-KR"/>
               </w:rPr>
-              <w:t>hourArray</w:t>
-            </w:r>
-            <w:proofErr w:type="spellEnd"/>
+              <w:t>hourArray[</w:t>
+            </w:r>
+            <w:r>
+              <w:rPr>
+                <w:rFonts w:ascii="Arial" w:hAnsi="Arial" w:cs="Arial" w:hint="eastAsia"/>
+                <w:color w:val="222222"/>
+                <w:sz w:val="18"/>
+                <w:szCs w:val="18"/>
+                <w:lang w:eastAsia="ko-KR"/>
+              </w:rPr>
+              <w:t xml:space="preserve"> </w:t>
+            </w:r>
             <w:r>
               <w:rPr>
                 <w:rFonts w:ascii="Arial" w:hAnsi="Arial" w:cs="Arial"/>
@@ -13926,7 +16121,17 @@
                 <w:szCs w:val="18"/>
                 <w:lang w:eastAsia="ko-KR"/>
               </w:rPr>
-              <w:t>[</w:t>
+              <w:t xml:space="preserve">i </w:t>
+            </w:r>
+            <w:r>
+              <w:rPr>
+                <w:rFonts w:ascii="Arial" w:hAnsi="Arial" w:cs="Arial"/>
+                <w:color w:val="222222"/>
+                <w:sz w:val="18"/>
+                <w:szCs w:val="18"/>
+                <w:lang w:eastAsia="ko-KR"/>
+              </w:rPr>
+              <w:t>]</w:t>
             </w:r>
             <w:r>
               <w:rPr>
@@ -13936,208 +16141,8 @@
                 <w:szCs w:val="18"/>
                 <w:lang w:eastAsia="ko-KR"/>
               </w:rPr>
-              <w:t>0</w:t>
-            </w:r>
-            <w:r>
-              <w:rPr>
-                <w:rFonts w:ascii="Arial" w:hAnsi="Arial" w:cs="Arial"/>
-                <w:color w:val="222222"/>
-                <w:sz w:val="18"/>
-                <w:szCs w:val="18"/>
-                <w:lang w:eastAsia="ko-KR"/>
-              </w:rPr>
-              <w:t>]</w:t>
-            </w:r>
-          </w:p>
-          <w:p>
-            <w:pPr>
-              <w:pStyle w:val="NoSpacing"/>
-              <w:rPr>
-                <w:lang w:eastAsia="ko-KR"/>
-              </w:rPr>
-            </w:pPr>
-            <w:r>
-              <w:rPr>
-                <w:rFonts w:hint="eastAsia"/>
-                <w:b/>
-                <w:color w:val="222222"/>
-                <w:lang w:eastAsia="ko-KR"/>
-              </w:rPr>
-              <w:t xml:space="preserve">FOR </w:t>
-            </w:r>
-            <w:r>
-              <w:rPr>
-                <w:rStyle w:val="hljs-keyword"/>
-                <w:rFonts w:hint="eastAsia"/>
-                <w:lang w:eastAsia="ko-KR"/>
-              </w:rPr>
-              <w:t xml:space="preserve"> </w:t>
-            </w:r>
-            <w:proofErr w:type="spellStart"/>
-            <w:r>
-              <w:rPr>
-                <w:rStyle w:val="hljs-keyword"/>
-                <w:rFonts w:hint="eastAsia"/>
-                <w:lang w:eastAsia="ko-KR"/>
-              </w:rPr>
-              <w:t>i</w:t>
-            </w:r>
-            <w:proofErr w:type="spellEnd"/>
-            <w:r>
-              <w:t xml:space="preserve"> </w:t>
-            </w:r>
-            <w:r>
-              <w:rPr>
-                <w:rStyle w:val="hljs-operator"/>
-              </w:rPr>
-              <w:t>=</w:t>
-            </w:r>
-            <w:r>
-              <w:t xml:space="preserve"> </w:t>
-            </w:r>
-            <w:r>
-              <w:rPr>
-                <w:rStyle w:val="hljs-number"/>
-                <w:rFonts w:hint="eastAsia"/>
-                <w:lang w:eastAsia="ko-KR"/>
-              </w:rPr>
-              <w:t>1 to</w:t>
-            </w:r>
-            <w:r>
-              <w:rPr>
-                <w:rStyle w:val="hljs-keyword"/>
-                <w:rFonts w:hint="eastAsia"/>
-                <w:lang w:eastAsia="ko-KR"/>
-              </w:rPr>
-              <w:t xml:space="preserve"> </w:t>
-            </w:r>
-            <w:proofErr w:type="spellStart"/>
-            <w:r>
-              <w:rPr>
-                <w:rFonts w:ascii="Arial" w:hAnsi="Arial" w:cs="Arial"/>
-                <w:color w:val="222222"/>
-                <w:sz w:val="18"/>
-                <w:szCs w:val="18"/>
-                <w:lang w:eastAsia="ko-KR"/>
-              </w:rPr>
-              <w:t>hourArray</w:t>
-            </w:r>
-            <w:r>
-              <w:t>.</w:t>
-            </w:r>
-            <w:r>
-              <w:rPr>
-                <w:rFonts w:hint="eastAsia"/>
-                <w:lang w:eastAsia="ko-KR"/>
-              </w:rPr>
-              <w:t>l</w:t>
-            </w:r>
-            <w:r>
-              <w:t>ength</w:t>
-            </w:r>
-            <w:proofErr w:type="spellEnd"/>
-            <w:r>
-              <w:rPr>
-                <w:rFonts w:hint="eastAsia"/>
-                <w:lang w:eastAsia="ko-KR"/>
-              </w:rPr>
-              <w:t xml:space="preserve"> -1</w:t>
-            </w:r>
-            <w:r>
-              <w:t xml:space="preserve"> </w:t>
-            </w:r>
-          </w:p>
-          <w:p>
-            <w:pPr>
-              <w:pStyle w:val="NoSpacing"/>
-              <w:rPr>
-                <w:rFonts w:asciiTheme="majorHAnsi" w:hAnsiTheme="majorHAnsi" w:cstheme="majorHAnsi"/>
-                <w:lang w:eastAsia="ko-KR"/>
-              </w:rPr>
-            </w:pPr>
-            <w:r>
-              <w:rPr>
-                <w:rStyle w:val="hljs-number"/>
-                <w:rFonts w:hint="eastAsia"/>
-                <w:lang w:eastAsia="ko-KR"/>
-              </w:rPr>
-              <w:t xml:space="preserve">       IF </w:t>
-            </w:r>
-            <w:proofErr w:type="spellStart"/>
-            <w:r>
-              <w:rPr>
-                <w:rFonts w:ascii="Arial" w:hAnsi="Arial" w:cs="Arial"/>
-                <w:color w:val="222222"/>
-                <w:sz w:val="18"/>
-                <w:szCs w:val="18"/>
-                <w:lang w:eastAsia="ko-KR"/>
-              </w:rPr>
-              <w:t>hourArray</w:t>
-            </w:r>
-            <w:proofErr w:type="spellEnd"/>
-            <w:r>
-              <w:rPr>
-                <w:rFonts w:ascii="Arial" w:hAnsi="Arial" w:cs="Arial"/>
-                <w:color w:val="222222"/>
-                <w:sz w:val="18"/>
-                <w:szCs w:val="18"/>
-                <w:lang w:eastAsia="ko-KR"/>
-              </w:rPr>
-              <w:t>[</w:t>
-            </w:r>
-            <w:r>
-              <w:rPr>
-                <w:rFonts w:ascii="Arial" w:hAnsi="Arial" w:cs="Arial" w:hint="eastAsia"/>
-                <w:color w:val="222222"/>
-                <w:sz w:val="18"/>
-                <w:szCs w:val="18"/>
-                <w:lang w:eastAsia="ko-KR"/>
-              </w:rPr>
-              <w:t xml:space="preserve"> </w:t>
-            </w:r>
-            <w:proofErr w:type="spellStart"/>
-            <w:r>
-              <w:rPr>
-                <w:rFonts w:ascii="Arial" w:hAnsi="Arial" w:cs="Arial"/>
-                <w:color w:val="222222"/>
-                <w:sz w:val="18"/>
-                <w:szCs w:val="18"/>
-                <w:lang w:eastAsia="ko-KR"/>
-              </w:rPr>
-              <w:t>i</w:t>
-            </w:r>
-            <w:proofErr w:type="spellEnd"/>
-            <w:r>
-              <w:rPr>
-                <w:rFonts w:ascii="Arial" w:hAnsi="Arial" w:cs="Arial"/>
-                <w:color w:val="222222"/>
-                <w:sz w:val="18"/>
-                <w:szCs w:val="18"/>
-                <w:lang w:eastAsia="ko-KR"/>
-              </w:rPr>
-              <w:t xml:space="preserve"> </w:t>
-            </w:r>
-            <w:r>
-              <w:rPr>
-                <w:rFonts w:ascii="Arial" w:hAnsi="Arial" w:cs="Arial"/>
-                <w:color w:val="222222"/>
-                <w:sz w:val="18"/>
-                <w:szCs w:val="18"/>
-                <w:lang w:eastAsia="ko-KR"/>
-              </w:rPr>
-              <w:t>]</w:t>
-            </w:r>
-            <w:r>
-              <w:rPr>
-                <w:rFonts w:ascii="Arial" w:hAnsi="Arial" w:cs="Arial" w:hint="eastAsia"/>
-                <w:color w:val="222222"/>
-                <w:sz w:val="18"/>
-                <w:szCs w:val="18"/>
-                <w:lang w:eastAsia="ko-KR"/>
-              </w:rPr>
               <w:t xml:space="preserve"> &lt; </w:t>
             </w:r>
-            <w:proofErr w:type="spellStart"/>
             <w:r>
               <w:rPr>
                 <w:rFonts w:asciiTheme="majorHAnsi" w:hAnsiTheme="majorHAnsi" w:cstheme="majorHAnsi" w:hint="eastAsia"/>
@@ -14145,7 +16150,6 @@
               </w:rPr>
               <w:t>minData</w:t>
             </w:r>
-            <w:proofErr w:type="spellEnd"/>
           </w:p>
           <w:p>
             <w:pPr>
@@ -14165,32 +16169,22 @@
                 <w:rFonts w:asciiTheme="majorHAnsi" w:hAnsiTheme="majorHAnsi" w:cstheme="majorHAnsi" w:hint="eastAsia"/>
                 <w:lang w:eastAsia="ko-KR"/>
               </w:rPr>
-              <w:t xml:space="preserve"> </w:t>
-            </w:r>
-            <w:proofErr w:type="spellStart"/>
+              <w:t xml:space="preserve"> min</w:t>
+            </w:r>
             <w:r>
               <w:rPr>
                 <w:rFonts w:asciiTheme="majorHAnsi" w:hAnsiTheme="majorHAnsi" w:cstheme="majorHAnsi" w:hint="eastAsia"/>
                 <w:lang w:eastAsia="ko-KR"/>
               </w:rPr>
-              <w:t>min</w:t>
+              <w:t>Data</w:t>
             </w:r>
             <w:r>
               <w:rPr>
                 <w:rFonts w:asciiTheme="majorHAnsi" w:hAnsiTheme="majorHAnsi" w:cstheme="majorHAnsi" w:hint="eastAsia"/>
                 <w:lang w:eastAsia="ko-KR"/>
               </w:rPr>
-              <w:t>Data</w:t>
-            </w:r>
-            <w:proofErr w:type="spellEnd"/>
-            <w:r>
-              <w:rPr>
-                <w:rFonts w:asciiTheme="majorHAnsi" w:hAnsiTheme="majorHAnsi" w:cstheme="majorHAnsi" w:hint="eastAsia"/>
-                <w:lang w:eastAsia="ko-KR"/>
-              </w:rPr>
               <w:t xml:space="preserve"> = </w:t>
             </w:r>
-            <w:proofErr w:type="spellStart"/>
             <w:r>
               <w:rPr>
                 <w:rFonts w:ascii="Arial" w:hAnsi="Arial" w:cs="Arial"/>
@@ -14199,9 +16193,18 @@
                 <w:szCs w:val="18"/>
                 <w:lang w:eastAsia="ko-KR"/>
               </w:rPr>
-              <w:t>hourArray</w:t>
-            </w:r>
-            <w:proofErr w:type="spellEnd"/>
+              <w:t>hourArray[</w:t>
+            </w:r>
+            <w:r>
+              <w:rPr>
+                <w:rFonts w:ascii="Arial" w:hAnsi="Arial" w:cs="Arial" w:hint="eastAsia"/>
+                <w:color w:val="222222"/>
+                <w:sz w:val="18"/>
+                <w:szCs w:val="18"/>
+                <w:lang w:eastAsia="ko-KR"/>
+              </w:rPr>
+              <w:t xml:space="preserve"> </w:t>
+            </w:r>
             <w:r>
               <w:rPr>
                 <w:rFonts w:ascii="Arial" w:hAnsi="Arial" w:cs="Arial"/>
@@ -14210,8 +16213,28 @@
                 <w:szCs w:val="18"/>
                 <w:lang w:eastAsia="ko-KR"/>
               </w:rPr>
-              <w:t>[</w:t>
-            </w:r>
+              <w:t xml:space="preserve">i </w:t>
+            </w:r>
+            <w:r>
+              <w:rPr>
+                <w:rFonts w:ascii="Arial" w:hAnsi="Arial" w:cs="Arial"/>
+                <w:color w:val="222222"/>
+                <w:sz w:val="18"/>
+                <w:szCs w:val="18"/>
+                <w:lang w:eastAsia="ko-KR"/>
+              </w:rPr>
+              <w:t>]</w:t>
+            </w:r>
+          </w:p>
+          <w:p>
+            <w:pPr>
+              <w:pStyle w:val="NoSpacing"/>
+              <w:ind w:firstLineChars="150" w:firstLine="270"/>
+              <w:rPr>
+                <w:rFonts w:asciiTheme="majorHAnsi" w:hAnsiTheme="majorHAnsi" w:cstheme="majorHAnsi"/>
+                <w:lang w:eastAsia="ko-KR"/>
+              </w:rPr>
+            </w:pPr>
             <w:r>
               <w:rPr>
                 <w:rFonts w:ascii="Arial" w:hAnsi="Arial" w:cs="Arial" w:hint="eastAsia"/>
@@ -14222,7 +16245,16 @@
               </w:rPr>
               <w:t xml:space="preserve"> </w:t>
             </w:r>
-            <w:proofErr w:type="spellStart"/>
+            <w:r>
+              <w:rPr>
+                <w:rStyle w:val="hljs-number"/>
+                <w:rFonts w:hint="eastAsia"/>
+                <w:b/>
+                <w:bCs/>
+                <w:lang w:eastAsia="ko-KR"/>
+              </w:rPr>
+              <w:t xml:space="preserve">IF </w:t>
+            </w:r>
             <w:r>
               <w:rPr>
                 <w:rFonts w:ascii="Arial" w:hAnsi="Arial" w:cs="Arial"/>
@@ -14231,9 +16263,18 @@
                 <w:szCs w:val="18"/>
                 <w:lang w:eastAsia="ko-KR"/>
               </w:rPr>
-              <w:t>i</w:t>
-            </w:r>
-            <w:proofErr w:type="spellEnd"/>
+              <w:t>hourArray[</w:t>
+            </w:r>
+            <w:r>
+              <w:rPr>
+                <w:rFonts w:ascii="Arial" w:hAnsi="Arial" w:cs="Arial" w:hint="eastAsia"/>
+                <w:color w:val="222222"/>
+                <w:sz w:val="18"/>
+                <w:szCs w:val="18"/>
+                <w:lang w:eastAsia="ko-KR"/>
+              </w:rPr>
+              <w:t xml:space="preserve"> </w:t>
+            </w:r>
             <w:r>
               <w:rPr>
                 <w:rFonts w:ascii="Arial" w:hAnsi="Arial" w:cs="Arial"/>
@@ -14242,7 +16283,7 @@
                 <w:szCs w:val="18"/>
                 <w:lang w:eastAsia="ko-KR"/>
               </w:rPr>
-              <w:t xml:space="preserve"> </w:t>
+              <w:t xml:space="preserve">i </w:t>
             </w:r>
             <w:r>
               <w:rPr>
@@ -14254,16 +16295,6 @@
               </w:rPr>
               <w:t>]</w:t>
             </w:r>
-          </w:p>
-          <w:p>
-            <w:pPr>
-              <w:pStyle w:val="NoSpacing"/>
-              <w:ind w:firstLineChars="150" w:firstLine="270"/>
-              <w:rPr>
-                <w:rFonts w:asciiTheme="majorHAnsi" w:hAnsiTheme="majorHAnsi" w:cstheme="majorHAnsi"/>
-                <w:lang w:eastAsia="ko-KR"/>
-              </w:rPr>
-            </w:pPr>
             <w:r>
               <w:rPr>
                 <w:rFonts w:ascii="Arial" w:hAnsi="Arial" w:cs="Arial" w:hint="eastAsia"/>
@@ -14272,18 +16303,27 @@
                 <w:szCs w:val="18"/>
                 <w:lang w:eastAsia="ko-KR"/>
               </w:rPr>
-              <w:t xml:space="preserve"> </w:t>
-            </w:r>
-            <w:r>
-              <w:rPr>
-                <w:rStyle w:val="hljs-number"/>
-                <w:rFonts w:hint="eastAsia"/>
-                <w:lang w:eastAsia="ko-KR"/>
-              </w:rPr>
-              <w:t xml:space="preserve">IF </w:t>
-            </w:r>
-            <w:proofErr w:type="spellStart"/>
-            <w:r>
+              <w:t xml:space="preserve"> &gt; </w:t>
+            </w:r>
+            <w:r>
+              <w:rPr>
+                <w:rFonts w:asciiTheme="majorHAnsi" w:hAnsiTheme="majorHAnsi" w:cstheme="majorHAnsi" w:hint="eastAsia"/>
+                <w:lang w:eastAsia="ko-KR"/>
+              </w:rPr>
+              <w:t>max</w:t>
+            </w:r>
+            <w:r>
+              <w:rPr>
+                <w:rFonts w:asciiTheme="majorHAnsi" w:hAnsiTheme="majorHAnsi" w:cstheme="majorHAnsi" w:hint="eastAsia"/>
+                <w:lang w:eastAsia="ko-KR"/>
+              </w:rPr>
+              <w:t>Data</w:t>
+            </w:r>
+          </w:p>
+          <w:p>
+            <w:pPr>
+              <w:pStyle w:val="NoSpacing"/>
+              <w:ind w:firstLineChars="300" w:firstLine="660"/>
               <w:rPr>
                 <w:rFonts w:ascii="Arial" w:hAnsi="Arial" w:cs="Arial"/>
                 <w:color w:val="222222"/>
@@ -14291,9 +16331,28 @@
                 <w:szCs w:val="18"/>
                 <w:lang w:eastAsia="ko-KR"/>
               </w:rPr>
-              <w:t>hourArray</w:t>
-            </w:r>
-            <w:proofErr w:type="spellEnd"/>
+            </w:pPr>
+            <w:r>
+              <w:rPr>
+                <w:rFonts w:asciiTheme="majorHAnsi" w:hAnsiTheme="majorHAnsi" w:cstheme="majorHAnsi" w:hint="eastAsia"/>
+                <w:lang w:eastAsia="ko-KR"/>
+              </w:rPr>
+              <w:t xml:space="preserve"> max</w:t>
+            </w:r>
+            <w:r>
+              <w:rPr>
+                <w:rFonts w:asciiTheme="majorHAnsi" w:hAnsiTheme="majorHAnsi" w:cstheme="majorHAnsi" w:hint="eastAsia"/>
+                <w:lang w:eastAsia="ko-KR"/>
+              </w:rPr>
+              <w:t>Data</w:t>
+            </w:r>
+            <w:r>
+              <w:rPr>
+                <w:rFonts w:asciiTheme="majorHAnsi" w:hAnsiTheme="majorHAnsi" w:cstheme="majorHAnsi" w:hint="eastAsia"/>
+                <w:lang w:eastAsia="ko-KR"/>
+              </w:rPr>
+              <w:t xml:space="preserve"> = </w:t>
+            </w:r>
             <w:r>
               <w:rPr>
                 <w:rFonts w:ascii="Arial" w:hAnsi="Arial" w:cs="Arial"/>
@@ -14302,7 +16361,7 @@
                 <w:szCs w:val="18"/>
                 <w:lang w:eastAsia="ko-KR"/>
               </w:rPr>
-              <w:t>[</w:t>
+              <w:t>hourArray[</w:t>
             </w:r>
             <w:r>
               <w:rPr>
@@ -14314,7 +16373,6 @@
               </w:rPr>
               <w:t xml:space="preserve"> </w:t>
             </w:r>
-            <w:proofErr w:type="spellStart"/>
             <w:r>
               <w:rPr>
                 <w:rFonts w:ascii="Arial" w:hAnsi="Arial" w:cs="Arial"/>
@@ -14323,151 +16381,7 @@
                 <w:szCs w:val="18"/>
                 <w:lang w:eastAsia="ko-KR"/>
               </w:rPr>
-              <w:t>i</w:t>
-            </w:r>
-            <w:proofErr w:type="spellEnd"/>
-            <w:r>
-              <w:rPr>
-                <w:rFonts w:ascii="Arial" w:hAnsi="Arial" w:cs="Arial"/>
-                <w:color w:val="222222"/>
-                <w:sz w:val="18"/>
-                <w:szCs w:val="18"/>
-                <w:lang w:eastAsia="ko-KR"/>
-              </w:rPr>
-              <w:t xml:space="preserve"> </w:t>
-            </w:r>
-            <w:r>
-              <w:rPr>
-                <w:rFonts w:ascii="Arial" w:hAnsi="Arial" w:cs="Arial"/>
-                <w:color w:val="222222"/>
-                <w:sz w:val="18"/>
-                <w:szCs w:val="18"/>
-                <w:lang w:eastAsia="ko-KR"/>
-              </w:rPr>
-              <w:t>]</w:t>
-            </w:r>
-            <w:r>
-              <w:rPr>
-                <w:rFonts w:ascii="Arial" w:hAnsi="Arial" w:cs="Arial" w:hint="eastAsia"/>
-                <w:color w:val="222222"/>
-                <w:sz w:val="18"/>
-                <w:szCs w:val="18"/>
-                <w:lang w:eastAsia="ko-KR"/>
-              </w:rPr>
-              <w:t xml:space="preserve"> &gt; </w:t>
-            </w:r>
-            <w:proofErr w:type="spellStart"/>
-            <w:r>
-              <w:rPr>
-                <w:rFonts w:asciiTheme="majorHAnsi" w:hAnsiTheme="majorHAnsi" w:cstheme="majorHAnsi" w:hint="eastAsia"/>
-                <w:lang w:eastAsia="ko-KR"/>
-              </w:rPr>
-              <w:t>max</w:t>
-            </w:r>
-            <w:r>
-              <w:rPr>
-                <w:rFonts w:asciiTheme="majorHAnsi" w:hAnsiTheme="majorHAnsi" w:cstheme="majorHAnsi" w:hint="eastAsia"/>
-                <w:lang w:eastAsia="ko-KR"/>
-              </w:rPr>
-              <w:t>Data</w:t>
-            </w:r>
-            <w:proofErr w:type="spellEnd"/>
-          </w:p>
-          <w:p>
-            <w:pPr>
-              <w:pStyle w:val="NoSpacing"/>
-              <w:ind w:firstLineChars="300" w:firstLine="660"/>
-              <w:rPr>
-                <w:rFonts w:ascii="Arial" w:hAnsi="Arial" w:cs="Arial"/>
-                <w:color w:val="222222"/>
-                <w:sz w:val="18"/>
-                <w:szCs w:val="18"/>
-                <w:lang w:eastAsia="ko-KR"/>
-              </w:rPr>
-            </w:pPr>
-            <w:r>
-              <w:rPr>
-                <w:rFonts w:asciiTheme="majorHAnsi" w:hAnsiTheme="majorHAnsi" w:cstheme="majorHAnsi" w:hint="eastAsia"/>
-                <w:lang w:eastAsia="ko-KR"/>
-              </w:rPr>
-              <w:t xml:space="preserve"> </w:t>
-            </w:r>
-            <w:proofErr w:type="spellStart"/>
-            <w:r>
-              <w:rPr>
-                <w:rFonts w:asciiTheme="majorHAnsi" w:hAnsiTheme="majorHAnsi" w:cstheme="majorHAnsi" w:hint="eastAsia"/>
-                <w:lang w:eastAsia="ko-KR"/>
-              </w:rPr>
-              <w:t>max</w:t>
-            </w:r>
-            <w:r>
-              <w:rPr>
-                <w:rFonts w:asciiTheme="majorHAnsi" w:hAnsiTheme="majorHAnsi" w:cstheme="majorHAnsi" w:hint="eastAsia"/>
-                <w:lang w:eastAsia="ko-KR"/>
-              </w:rPr>
-              <w:t>Data</w:t>
-            </w:r>
-            <w:proofErr w:type="spellEnd"/>
-            <w:r>
-              <w:rPr>
-                <w:rFonts w:asciiTheme="majorHAnsi" w:hAnsiTheme="majorHAnsi" w:cstheme="majorHAnsi" w:hint="eastAsia"/>
-                <w:lang w:eastAsia="ko-KR"/>
-              </w:rPr>
-              <w:t xml:space="preserve"> = </w:t>
-            </w:r>
-            <w:proofErr w:type="spellStart"/>
-            <w:r>
-              <w:rPr>
-                <w:rFonts w:ascii="Arial" w:hAnsi="Arial" w:cs="Arial"/>
-                <w:color w:val="222222"/>
-                <w:sz w:val="18"/>
-                <w:szCs w:val="18"/>
-                <w:lang w:eastAsia="ko-KR"/>
-              </w:rPr>
-              <w:t>hourArray</w:t>
-            </w:r>
-            <w:proofErr w:type="spellEnd"/>
-            <w:r>
-              <w:rPr>
-                <w:rFonts w:ascii="Arial" w:hAnsi="Arial" w:cs="Arial"/>
-                <w:color w:val="222222"/>
-                <w:sz w:val="18"/>
-                <w:szCs w:val="18"/>
-                <w:lang w:eastAsia="ko-KR"/>
-              </w:rPr>
-              <w:t>[</w:t>
-            </w:r>
-            <w:r>
-              <w:rPr>
-                <w:rFonts w:ascii="Arial" w:hAnsi="Arial" w:cs="Arial" w:hint="eastAsia"/>
-                <w:color w:val="222222"/>
-                <w:sz w:val="18"/>
-                <w:szCs w:val="18"/>
-                <w:lang w:eastAsia="ko-KR"/>
-              </w:rPr>
-              <w:t xml:space="preserve"> </w:t>
-            </w:r>
-            <w:proofErr w:type="spellStart"/>
-            <w:r>
-              <w:rPr>
-                <w:rFonts w:ascii="Arial" w:hAnsi="Arial" w:cs="Arial"/>
-                <w:color w:val="222222"/>
-                <w:sz w:val="18"/>
-                <w:szCs w:val="18"/>
-                <w:lang w:eastAsia="ko-KR"/>
-              </w:rPr>
-              <w:t>i</w:t>
-            </w:r>
-            <w:proofErr w:type="spellEnd"/>
-            <w:r>
-              <w:rPr>
-                <w:rFonts w:ascii="Arial" w:hAnsi="Arial" w:cs="Arial"/>
-                <w:color w:val="222222"/>
-                <w:sz w:val="18"/>
-                <w:szCs w:val="18"/>
-                <w:lang w:eastAsia="ko-KR"/>
-              </w:rPr>
-              <w:t xml:space="preserve"> </w:t>
+              <w:t xml:space="preserve">i </w:t>
             </w:r>
             <w:r>
               <w:rPr>
@@ -14501,6 +16415,7 @@
                 <w:szCs w:val="18"/>
                 <w:lang w:eastAsia="ko-KR"/>
               </w:rPr>
+              <w:lastRenderedPageBreak/>
               <w:t>Return</w:t>
             </w:r>
             <w:r>
@@ -14514,7 +16429,6 @@
               </w:rPr>
               <w:t xml:space="preserve">  </w:t>
             </w:r>
-            <w:proofErr w:type="spellStart"/>
             <w:r>
               <w:rPr>
                 <w:rFonts w:asciiTheme="majorHAnsi" w:hAnsiTheme="majorHAnsi" w:cstheme="majorHAnsi" w:hint="eastAsia"/>
@@ -14529,30 +16443,20 @@
               </w:rPr>
               <w:t>Data</w:t>
             </w:r>
-            <w:proofErr w:type="spellEnd"/>
             <w:r>
               <w:rPr>
                 <w:rFonts w:asciiTheme="majorHAnsi" w:hAnsiTheme="majorHAnsi" w:cstheme="majorHAnsi" w:hint="eastAsia"/>
                 <w:lang w:eastAsia="ko-KR"/>
               </w:rPr>
-              <w:t xml:space="preserve"> - </w:t>
-            </w:r>
-            <w:proofErr w:type="spellStart"/>
+              <w:t xml:space="preserve"> - min</w:t>
+            </w:r>
             <w:r>
               <w:rPr>
                 <w:rFonts w:asciiTheme="majorHAnsi" w:hAnsiTheme="majorHAnsi" w:cstheme="majorHAnsi" w:hint="eastAsia"/>
                 <w:lang w:eastAsia="ko-KR"/>
               </w:rPr>
-              <w:t>min</w:t>
-            </w:r>
-            <w:r>
-              <w:rPr>
-                <w:rFonts w:asciiTheme="majorHAnsi" w:hAnsiTheme="majorHAnsi" w:cstheme="majorHAnsi" w:hint="eastAsia"/>
-                <w:lang w:eastAsia="ko-KR"/>
-              </w:rPr>
               <w:t>Data</w:t>
             </w:r>
-            <w:proofErr w:type="spellEnd"/>
           </w:p>
           <w:p>
             <w:pPr>
@@ -21619,7 +23523,6 @@
   <w:style w:type="character" w:default="1" w:styleId="DefaultParagraphFont">
     <w:name w:val="Default Paragraph Font"/>
     <w:uiPriority w:val="1"/>
-    <w:semiHidden/>
     <w:unhideWhenUsed/>
   </w:style>
   <w:style w:type="table" w:default="1" w:styleId="TableNormal">
